--- a/engine/swdy_study/SWDY_Valuation_Study_10-09-2026_public.docx
+++ b/engine/swdy_study/SWDY_Valuation_Study_10-09-2026_public.docx
@@ -18261,7 +18261,7 @@
                 <w:color w:val="1C3A36"/>
                 <w:sz w:val="17"/>
               </w:rPr>
-              <w:t>87.47</w:t>
+              <w:t>87.57</w:t>
             </w:r>
           </w:p>
         </w:tc>
@@ -18279,7 +18279,7 @@
                 <w:color w:val="1C3A36"/>
                 <w:sz w:val="17"/>
               </w:rPr>
-              <w:t>99.11</w:t>
+              <w:t>99.48</w:t>
             </w:r>
           </w:p>
         </w:tc>
@@ -18297,7 +18297,7 @@
                 <w:color w:val="1C3A36"/>
                 <w:sz w:val="17"/>
               </w:rPr>
-              <w:t>106.68</w:t>
+              <w:t>106.99</w:t>
             </w:r>
           </w:p>
         </w:tc>
@@ -18315,7 +18315,7 @@
                 <w:color w:val="1C3A36"/>
                 <w:sz w:val="17"/>
               </w:rPr>
-              <w:t>114.90</w:t>
+              <w:t>115.09</w:t>
             </w:r>
           </w:p>
         </w:tc>
@@ -18333,7 +18333,7 @@
                 <w:color w:val="1C3A36"/>
                 <w:sz w:val="17"/>
               </w:rPr>
-              <w:t>130.17</w:t>
+              <w:t>131.19</w:t>
             </w:r>
           </w:p>
         </w:tc>
@@ -18351,7 +18351,7 @@
                 <w:color w:val="1C3A36"/>
                 <w:sz w:val="17"/>
               </w:rPr>
-              <w:t>55%</w:t>
+              <w:t>56%</w:t>
             </w:r>
           </w:p>
         </w:tc>
@@ -18388,7 +18388,7 @@
                 <w:color w:val="1C3A36"/>
                 <w:sz w:val="17"/>
               </w:rPr>
-              <w:t>78.30</w:t>
+              <w:t>79.13</w:t>
             </w:r>
           </w:p>
         </w:tc>
@@ -18406,7 +18406,7 @@
                 <w:color w:val="1C3A36"/>
                 <w:sz w:val="17"/>
               </w:rPr>
-              <w:t>96.94</w:t>
+              <w:t>97.95</w:t>
             </w:r>
           </w:p>
         </w:tc>
@@ -18424,7 +18424,7 @@
                 <w:color w:val="1C3A36"/>
                 <w:sz w:val="17"/>
               </w:rPr>
-              <w:t>109.91</w:t>
+              <w:t>110.43</w:t>
             </w:r>
           </w:p>
         </w:tc>
@@ -18442,7 +18442,7 @@
                 <w:color w:val="1C3A36"/>
                 <w:sz w:val="17"/>
               </w:rPr>
-              <w:t>124.46</w:t>
+              <w:t>124.49</w:t>
             </w:r>
           </w:p>
         </w:tc>
@@ -18460,7 +18460,7 @@
                 <w:color w:val="1C3A36"/>
                 <w:sz w:val="17"/>
               </w:rPr>
-              <w:t>154.19</w:t>
+              <w:t>153.83</w:t>
             </w:r>
           </w:p>
         </w:tc>
@@ -18478,7 +18478,7 @@
                 <w:color w:val="1C3A36"/>
                 <w:sz w:val="17"/>
               </w:rPr>
-              <w:t>59%</w:t>
+              <w:t>61%</w:t>
             </w:r>
           </w:p>
         </w:tc>
@@ -18729,7 +18729,7 @@
                 <w:color w:val="1C3A36"/>
                 <w:sz w:val="17"/>
               </w:rPr>
-              <w:t>23%</w:t>
+              <w:t>24%</w:t>
             </w:r>
           </w:p>
         </w:tc>
@@ -18802,7 +18802,7 @@
                 <w:color w:val="1C3A36"/>
                 <w:sz w:val="17"/>
               </w:rPr>
-              <w:t>21%</w:t>
+              <w:t>20%</w:t>
             </w:r>
           </w:p>
         </w:tc>
@@ -18912,7 +18912,7 @@
                 <w:color w:val="1C3A36"/>
                 <w:sz w:val="17"/>
               </w:rPr>
-              <w:t>45%</w:t>
+              <w:t>42%</w:t>
             </w:r>
           </w:p>
         </w:tc>
@@ -19344,7 +19344,7 @@
                 <w:color w:val="1C3A36"/>
                 <w:sz w:val="17"/>
               </w:rPr>
-              <w:t>median 109.91, 59% chance of finishing above spot</w:t>
+              <w:t>median 110.43, 61% chance of finishing above spot</w:t>
             </w:r>
           </w:p>
         </w:tc>
@@ -19931,7 +19931,7 @@
           <w:color w:val="1C3A36"/>
           <w:sz w:val="21"/>
         </w:rPr>
-        <w:t>The three-month distribution in section 3 has a median of 109.91 and a 5th-to-95th percentile span of 78.30 to 154.19. Read that span honestly: it means the model considers a -40% move and a +19% move to be equally unremarkable tail outcomes over a single quarter. Anyone who finds that range uncomfortably wide is reacting to the volatility of the share rather than to the model.</w:t>
+        <w:t>The three-month distribution in section 3 has a median of 110.43 and a 5th-to-95th percentile span of 79.13 to 153.83. Read that span honestly: it means the model considers a -39% move and a +18% move to be equally unremarkable tail outcomes over a single quarter. Anyone who finds that range uncomfortably wide is reacting to the volatility of the share rather than to the model.</w:t>
       </w:r>
     </w:p>
     <w:tbl>
@@ -20052,7 +20052,7 @@
                 <w:color w:val="1C3A36"/>
                 <w:sz w:val="17"/>
               </w:rPr>
-              <w:t>below 78.30</w:t>
+              <w:t>below 79.13</w:t>
             </w:r>
           </w:p>
         </w:tc>
@@ -20107,7 +20107,7 @@
                 <w:color w:val="1C3A36"/>
                 <w:sz w:val="17"/>
               </w:rPr>
-              <w:t>96.94 – 109.91</w:t>
+              <w:t>97.95 – 110.43</w:t>
             </w:r>
           </w:p>
         </w:tc>
@@ -20162,7 +20162,7 @@
                 <w:color w:val="1C3A36"/>
                 <w:sz w:val="17"/>
               </w:rPr>
-              <w:t>109.91 – 124.46</w:t>
+              <w:t>110.43 – 124.49</w:t>
             </w:r>
           </w:p>
         </w:tc>
@@ -20217,7 +20217,7 @@
                 <w:color w:val="1C3A36"/>
                 <w:sz w:val="17"/>
               </w:rPr>
-              <w:t>above 154.19</w:t>
+              <w:t>above 153.83</w:t>
             </w:r>
           </w:p>
         </w:tc>
@@ -20290,7 +20290,7 @@
                 <w:color w:val="1C3A36"/>
                 <w:sz w:val="17"/>
               </w:rPr>
-              <w:t>below even the 5th percentile (78.30) of the three-month distribution — the price map and the valuation genuinely disagree, and stating the gap at its full size is the point</w:t>
+              <w:t>below even the 5th percentile (79.13) of the three-month distribution — the price map and the valuation genuinely disagree, and stating the gap at its full size is the point</w:t>
             </w:r>
           </w:p>
         </w:tc>

--- a/engine/swdy_study/SWDY_Valuation_Study_10-09-2026_public.docx
+++ b/engine/swdy_study/SWDY_Valuation_Study_10-09-2026_public.docx
@@ -296,7 +296,7 @@
           <w:color w:val="1C3A36"/>
           <w:sz w:val="21"/>
         </w:rPr>
-        <w:t>On our primary construction the four lenses centre at EGP 87.82 per share against a market price of 130.00 — the price sits about +48% above the central estimate. That gap is not mainly an argument about the business; it is an argument about the discount rate. Discounted at an Egyptian cost of capital gliding 26.7% to 15.3%, the cash flows support roughly EGP 87.82. Discount the hard-currency share of those same cash flows at a hard-currency cost of capital of about 11.3% and the same model produces EGP 81.73 — -37% against today's price, and -7% below the primary reading. So the currency lens does not explain the gap: it is the harsher of the two readings, and the market is paying more than either. Both are shown, and neither is hidden inside an average.</w:t>
+        <w:t>On our primary construction the four lenses centre at EGP 87.76 per share against a market price of 130.00 — the price sits about +48% above the central estimate. That gap is not mainly an argument about the business; it is an argument about the discount rate. Discounted at an Egyptian cost of capital gliding 26.7% to 15.3%, the cash flows support roughly EGP 87.76. Discount the hard-currency share of those same cash flows at a hard-currency cost of capital of about 11.3% and the same model produces EGP 81.68 — -37% against today's price, and -7% below the primary reading. So the currency lens does not explain the gap: it is the harsher of the two readings, and the market is paying more than either. Both are shown, and neither is hidden inside an average.</w:t>
       </w:r>
     </w:p>
     <w:p>
@@ -489,7 +489,7 @@
                 <w:color w:val="1C3A36"/>
                 <w:sz w:val="17"/>
               </w:rPr>
-              <w:t>28.81 – 133.87</w:t>
+              <w:t>28.78 – 133.78</w:t>
             </w:r>
           </w:p>
         </w:tc>
@@ -507,7 +507,7 @@
                 <w:color w:val="1C3A36"/>
                 <w:sz w:val="17"/>
               </w:rPr>
-              <w:t>87.82</w:t>
+              <w:t>87.76</w:t>
             </w:r>
           </w:p>
         </w:tc>
@@ -562,7 +562,7 @@
                 <w:color w:val="1C3A36"/>
                 <w:sz w:val="17"/>
               </w:rPr>
-              <w:t>6.5× mid-cycle EV/EBITDA (trailing 10.5×; trailing P/E 16.0×)</w:t>
+              <w:t>6.5× mid-cycle EV/EBITDA (trailing 10.5×; trailing P/E 16.1×)</w:t>
             </w:r>
           </w:p>
         </w:tc>
@@ -580,7 +580,7 @@
                 <w:color w:val="1C3A36"/>
                 <w:sz w:val="17"/>
               </w:rPr>
-              <w:t>65.69 – 98.41</w:t>
+              <w:t>65.64 – 98.35</w:t>
             </w:r>
           </w:p>
         </w:tc>
@@ -598,7 +598,7 @@
                 <w:color w:val="1C3A36"/>
                 <w:sz w:val="17"/>
               </w:rPr>
-              <w:t>78.78</w:t>
+              <w:t>78.72</w:t>
             </w:r>
           </w:p>
         </w:tc>
@@ -671,7 +671,7 @@
                 <w:color w:val="1C3A36"/>
                 <w:sz w:val="17"/>
               </w:rPr>
-              <w:t>80.13 – 132.90</w:t>
+              <w:t>80.07 – 132.81</w:t>
             </w:r>
           </w:p>
         </w:tc>
@@ -689,7 +689,7 @@
                 <w:color w:val="1C3A36"/>
                 <w:sz w:val="17"/>
               </w:rPr>
-              <w:t>103.58</w:t>
+              <w:t>103.51</w:t>
             </w:r>
           </w:p>
         </w:tc>
@@ -744,7 +744,7 @@
                 <w:color w:val="1C3A36"/>
                 <w:sz w:val="17"/>
               </w:rPr>
-              <w:t>justified price-to-book 1.9× on book value of 31.26/share at a sustainable return on equity of 23.5%</w:t>
+              <w:t>justified price-to-book 1.9× on book value of 31.24/share at a sustainable return on equity of 23.5%</w:t>
             </w:r>
           </w:p>
         </w:tc>
@@ -762,7 +762,7 @@
                 <w:color w:val="1C3A36"/>
                 <w:sz w:val="17"/>
               </w:rPr>
-              <w:t>36.90 – 76.22</w:t>
+              <w:t>36.88 – 76.17</w:t>
             </w:r>
           </w:p>
         </w:tc>
@@ -780,7 +780,7 @@
                 <w:color w:val="1C3A36"/>
                 <w:sz w:val="17"/>
               </w:rPr>
-              <w:t>66.66</w:t>
+              <w:t>66.61</w:t>
             </w:r>
           </w:p>
         </w:tc>
@@ -859,7 +859,7 @@
                 <w:color w:val="1C3A36"/>
                 <w:sz w:val="17"/>
               </w:rPr>
-              <w:t>28.81 – 133.87</w:t>
+              <w:t>28.78 – 133.78</w:t>
             </w:r>
           </w:p>
         </w:tc>
@@ -879,7 +879,7 @@
                 <w:color w:val="1C3A36"/>
                 <w:sz w:val="17"/>
               </w:rPr>
-              <w:t>87.82</w:t>
+              <w:t>87.76</w:t>
             </w:r>
           </w:p>
         </w:tc>
@@ -972,7 +972,7 @@
                 <w:color w:val="1C3A36"/>
                 <w:sz w:val="17"/>
               </w:rPr>
-              <w:t>85.99</w:t>
+              <w:t>85.93</w:t>
             </w:r>
           </w:p>
         </w:tc>
@@ -1251,7 +1251,7 @@
                 <w:color w:val="1C3A36"/>
                 <w:sz w:val="17"/>
               </w:rPr>
-              <w:t>81.73</w:t>
+              <w:t>81.68</w:t>
             </w:r>
           </w:p>
         </w:tc>
@@ -1342,7 +1342,7 @@
                 <w:color w:val="1C3A36"/>
                 <w:sz w:val="17"/>
               </w:rPr>
-              <w:t>33.66</w:t>
+              <w:t>33.64</w:t>
             </w:r>
           </w:p>
         </w:tc>
@@ -1433,7 +1433,7 @@
                 <w:color w:val="1C3A36"/>
                 <w:sz w:val="17"/>
               </w:rPr>
-              <w:t>99.19</w:t>
+              <w:t>99.13</w:t>
             </w:r>
           </w:p>
         </w:tc>
@@ -1767,7 +1767,7 @@
                 <w:color w:val="1C3A36"/>
                 <w:sz w:val="17"/>
               </w:rPr>
-              <w:t>2,139mn</w:t>
+              <w:t>2,141mn</w:t>
             </w:r>
           </w:p>
         </w:tc>
@@ -1803,7 +1803,7 @@
                 <w:color w:val="1C3A36"/>
                 <w:sz w:val="17"/>
               </w:rPr>
-              <w:t>EGP 278,116mn at the anchor price</w:t>
+              <w:t>EGP 278,301mn at the anchor price</w:t>
             </w:r>
           </w:p>
         </w:tc>
@@ -1947,7 +1947,7 @@
                 <w:color w:val="1C3A36"/>
                 <w:sz w:val="17"/>
               </w:rPr>
-              <w:t>EGP 1.00 per share on the FY2024 result (12.3% of attributable profit), then EGP 1.85 on FY2025 — ratified by the general assembly on 6 May 2026, rights with the share through 1 June, paid from 4 June 2026 — 22.8% of FY2025 attributable EPS, an +85% step-up. An earlier revision of this study wrongly stated no FY2025 dividend existed, reasoning from the silence of the annual and interim filings; the interim covers a period ending before the assembly met, so its silence was never evidence. The forecast payout ratio is 25%, struck at the actual FY2025 rate</w:t>
+              <w:t>EGP 1.00 per share on the FY2024 result (12.3% of attributable profit), then EGP 1.85 on FY2025 — ratified by the general assembly on 6 May 2026, rights with the share through 1 June, paid from 4 June 2026 — 22.9% of FY2025 attributable EPS, an +85% step-up. An earlier revision of this study wrongly stated no FY2025 dividend existed, reasoning from the silence of the annual and interim filings; the interim covers a period ending before the assembly met, so its silence was never evidence. The forecast payout ratio is 25%, struck at the actual FY2025 rate</w:t>
             </w:r>
           </w:p>
         </w:tc>
@@ -3639,7 +3639,7 @@
                 <w:color w:val="1C3A36"/>
                 <w:sz w:val="17"/>
               </w:rPr>
-              <w:t>0.6426</w:t>
+              <w:t>0.6425</w:t>
             </w:r>
           </w:p>
         </w:tc>
@@ -4933,7 +4933,7 @@
                 <w:color w:val="1C3A36"/>
                 <w:sz w:val="15"/>
               </w:rPr>
-              <w:t>0.6426</w:t>
+              <w:t>0.6425</w:t>
             </w:r>
           </w:p>
         </w:tc>
@@ -5279,7 +5279,7 @@
                 <w:color w:val="1C3A36"/>
                 <w:sz w:val="15"/>
               </w:rPr>
-              <w:t>195,563</w:t>
+              <w:t>195,560</w:t>
             </w:r>
           </w:p>
         </w:tc>
@@ -5468,7 +5468,7 @@
                 <w:color w:val="1C3A36"/>
                 <w:sz w:val="15"/>
               </w:rPr>
-              <w:t>218,787</w:t>
+              <w:t>218,783</w:t>
             </w:r>
           </w:p>
         </w:tc>
@@ -5620,7 +5620,7 @@
                 <w:color w:val="1C3A36"/>
                 <w:sz w:val="15"/>
               </w:rPr>
-              <w:t>162,577</w:t>
+              <w:t>162,574</w:t>
             </w:r>
           </w:p>
         </w:tc>
@@ -5657,7 +5657,7 @@
                 <w:color w:val="1C3A36"/>
                 <w:sz w:val="15"/>
               </w:rPr>
-              <w:t>75.99</w:t>
+              <w:t>75.94</w:t>
             </w:r>
           </w:p>
         </w:tc>
@@ -5698,7 +5698,7 @@
                 <w:color w:val="1C3A36"/>
                 <w:sz w:val="15"/>
               </w:rPr>
-              <w:t>87.82</w:t>
+              <w:t>87.76</w:t>
             </w:r>
           </w:p>
         </w:tc>
@@ -5921,7 +5921,7 @@
                 <w:color w:val="1C3A36"/>
                 <w:sz w:val="15"/>
               </w:rPr>
-              <w:t>104.03</w:t>
+              <w:t>103.96</w:t>
             </w:r>
           </w:p>
         </w:tc>
@@ -5939,7 +5939,7 @@
                 <w:color w:val="1C3A36"/>
                 <w:sz w:val="15"/>
               </w:rPr>
-              <w:t>116.62</w:t>
+              <w:t>116.54</w:t>
             </w:r>
           </w:p>
         </w:tc>
@@ -5957,7 +5957,7 @@
                 <w:color w:val="1C3A36"/>
                 <w:sz w:val="15"/>
               </w:rPr>
-              <w:t>135.02</w:t>
+              <w:t>134.93</w:t>
             </w:r>
           </w:p>
         </w:tc>
@@ -5975,7 +5975,7 @@
                 <w:color w:val="1C3A36"/>
                 <w:sz w:val="15"/>
               </w:rPr>
-              <w:t>164.66</w:t>
+              <w:t>164.55</w:t>
             </w:r>
           </w:p>
         </w:tc>
@@ -5993,7 +5993,7 @@
                 <w:color w:val="1C3A36"/>
                 <w:sz w:val="15"/>
               </w:rPr>
-              <w:t>220.85</w:t>
+              <w:t>220.70</w:t>
             </w:r>
           </w:p>
         </w:tc>
@@ -6030,7 +6030,7 @@
                 <w:color w:val="1C3A36"/>
                 <w:sz w:val="15"/>
               </w:rPr>
-              <w:t>87.72</w:t>
+              <w:t>87.66</w:t>
             </w:r>
           </w:p>
         </w:tc>
@@ -6048,7 +6048,7 @@
                 <w:color w:val="1C3A36"/>
                 <w:sz w:val="15"/>
               </w:rPr>
-              <w:t>95.82</w:t>
+              <w:t>95.75</w:t>
             </w:r>
           </w:p>
         </w:tc>
@@ -6066,7 +6066,7 @@
                 <w:color w:val="1C3A36"/>
                 <w:sz w:val="15"/>
               </w:rPr>
-              <w:t>106.87</w:t>
+              <w:t>106.80</w:t>
             </w:r>
           </w:p>
         </w:tc>
@@ -6084,7 +6084,7 @@
                 <w:color w:val="1C3A36"/>
                 <w:sz w:val="15"/>
               </w:rPr>
-              <w:t>123.01</w:t>
+              <w:t>122.93</w:t>
             </w:r>
           </w:p>
         </w:tc>
@@ -6102,7 +6102,7 @@
                 <w:color w:val="1C3A36"/>
                 <w:sz w:val="15"/>
               </w:rPr>
-              <w:t>148.99</w:t>
+              <w:t>148.89</w:t>
             </w:r>
           </w:p>
         </w:tc>
@@ -6143,7 +6143,7 @@
                 <w:color w:val="1C3A36"/>
                 <w:sz w:val="15"/>
               </w:rPr>
-              <w:t>75.42</w:t>
+              <w:t>75.36</w:t>
             </w:r>
           </w:p>
         </w:tc>
@@ -6163,7 +6163,7 @@
                 <w:color w:val="1C3A36"/>
                 <w:sz w:val="15"/>
               </w:rPr>
-              <w:t>80.81</w:t>
+              <w:t>80.75</w:t>
             </w:r>
           </w:p>
         </w:tc>
@@ -6183,7 +6183,7 @@
                 <w:color w:val="1C3A36"/>
                 <w:sz w:val="15"/>
               </w:rPr>
-              <w:t>87.82</w:t>
+              <w:t>87.76</w:t>
             </w:r>
           </w:p>
         </w:tc>
@@ -6203,7 +6203,7 @@
                 <w:color w:val="1C3A36"/>
                 <w:sz w:val="15"/>
               </w:rPr>
-              <w:t>97.39</w:t>
+              <w:t>97.33</w:t>
             </w:r>
           </w:p>
         </w:tc>
@@ -6223,7 +6223,7 @@
                 <w:color w:val="1C3A36"/>
                 <w:sz w:val="15"/>
               </w:rPr>
-              <w:t>111.34</w:t>
+              <w:t>111.26</w:t>
             </w:r>
           </w:p>
         </w:tc>
@@ -6260,7 +6260,7 @@
                 <w:color w:val="1C3A36"/>
                 <w:sz w:val="15"/>
               </w:rPr>
-              <w:t>65.80</w:t>
+              <w:t>65.76</w:t>
             </w:r>
           </w:p>
         </w:tc>
@@ -6278,7 +6278,7 @@
                 <w:color w:val="1C3A36"/>
                 <w:sz w:val="15"/>
               </w:rPr>
-              <w:t>69.48</w:t>
+              <w:t>69.43</w:t>
             </w:r>
           </w:p>
         </w:tc>
@@ -6296,7 +6296,7 @@
                 <w:color w:val="1C3A36"/>
                 <w:sz w:val="15"/>
               </w:rPr>
-              <w:t>74.08</w:t>
+              <w:t>74.03</w:t>
             </w:r>
           </w:p>
         </w:tc>
@@ -6314,7 +6314,7 @@
                 <w:color w:val="1C3A36"/>
                 <w:sz w:val="15"/>
               </w:rPr>
-              <w:t>80.05</w:t>
+              <w:t>79.99</w:t>
             </w:r>
           </w:p>
         </w:tc>
@@ -6332,7 +6332,7 @@
                 <w:color w:val="1C3A36"/>
                 <w:sz w:val="15"/>
               </w:rPr>
-              <w:t>88.17</w:t>
+              <w:t>88.11</w:t>
             </w:r>
           </w:p>
         </w:tc>
@@ -6369,7 +6369,7 @@
                 <w:color w:val="1C3A36"/>
                 <w:sz w:val="15"/>
               </w:rPr>
-              <w:t>58.09</w:t>
+              <w:t>58.05</w:t>
             </w:r>
           </w:p>
         </w:tc>
@@ -6387,7 +6387,7 @@
                 <w:color w:val="1C3A36"/>
                 <w:sz w:val="15"/>
               </w:rPr>
-              <w:t>60.63</w:t>
+              <w:t>60.59</w:t>
             </w:r>
           </w:p>
         </w:tc>
@@ -6405,7 +6405,7 @@
                 <w:color w:val="1C3A36"/>
                 <w:sz w:val="15"/>
               </w:rPr>
-              <w:t>63.70</w:t>
+              <w:t>63.66</w:t>
             </w:r>
           </w:p>
         </w:tc>
@@ -6423,7 +6423,7 @@
                 <w:color w:val="1C3A36"/>
                 <w:sz w:val="15"/>
               </w:rPr>
-              <w:t>67.53</w:t>
+              <w:t>67.48</w:t>
             </w:r>
           </w:p>
         </w:tc>
@@ -6441,7 +6441,7 @@
                 <w:color w:val="1C3A36"/>
                 <w:sz w:val="15"/>
               </w:rPr>
-              <w:t>72.48</w:t>
+              <w:t>72.43</w:t>
             </w:r>
           </w:p>
         </w:tc>
@@ -6463,7 +6463,7 @@
           <w:color w:val="6E7B77"/>
           <w:sz w:val="17"/>
         </w:rPr>
-        <w:t>Terminal cost of capital down the side, terminal growth across the top, both stepping around the adopted case. THE CENTRE CELL IS THE STUDY'S OWN ANSWER — EGP 87.82 — so the reader can locate the struck number on the grid and read the cost of being wrong in either direction from it. A one-point move in the terminal cost of capital is worth more than a one-point move in terminal growth, which is the usual shape when the terminal carries most of the value.</w:t>
+        <w:t>Terminal cost of capital down the side, terminal growth across the top, both stepping around the adopted case. THE CENTRE CELL IS THE STUDY'S OWN ANSWER — EGP 87.76 — so the reader can locate the struck number on the grid and read the cost of being wrong in either direction from it. A one-point move in the terminal cost of capital is worth more than a one-point move in terminal growth, which is the usual shape when the terminal carries most of the value.</w:t>
       </w:r>
     </w:p>
     <w:p>
@@ -6708,7 +6708,7 @@
                 <w:color w:val="1C3A36"/>
                 <w:sz w:val="16"/>
               </w:rPr>
-              <w:t>195,563</w:t>
+              <w:t>195,560</w:t>
             </w:r>
           </w:p>
         </w:tc>
@@ -6767,7 +6767,7 @@
                 <w:color w:val="1C3A36"/>
                 <w:sz w:val="16"/>
               </w:rPr>
-              <w:t>218,787</w:t>
+              <w:t>218,783</w:t>
             </w:r>
           </w:p>
         </w:tc>
@@ -7099,7 +7099,7 @@
                 <w:color w:val="1C3A36"/>
                 <w:sz w:val="16"/>
               </w:rPr>
-              <w:t>162,577</w:t>
+              <w:t>162,574</w:t>
             </w:r>
           </w:p>
         </w:tc>
@@ -7117,7 +7117,7 @@
                 <w:color w:val="1C3A36"/>
                 <w:sz w:val="16"/>
               </w:rPr>
-              <w:t>EGP 75.99 per share — dated at the audited balance-sheet date the bridge subtracts net debt at</w:t>
+              <w:t>EGP 75.94 per share — dated at the audited balance-sheet date the bridge subtracts net debt at</w:t>
             </w:r>
           </w:p>
         </w:tc>
@@ -7268,7 +7268,7 @@
                 <w:color w:val="1C3A36"/>
                 <w:sz w:val="16"/>
               </w:rPr>
-              <w:t>87.82</w:t>
+              <w:t>87.76</w:t>
             </w:r>
           </w:p>
         </w:tc>
@@ -7338,7 +7338,7 @@
           <w:color w:val="1C3A36"/>
           <w:sz w:val="21"/>
         </w:rPr>
-        <w:t>Book value attributable to shareholders is EGP 66,871mn at the audited FY2025 close, or 31.26 per share. The trailing return on average equity is 28.4%. That number is flattered: FY2023 and FY2024 both carried devaluation gains on copper inventory bought before the pound moved, so the sustainable rate is struck lower, at 23.5%.</w:t>
+        <w:t>Book value attributable to shareholders is EGP 66,871mn at the audited FY2025 close, or 31.24 per share. The trailing return on average equity is 28.4%. That number is flattered: FY2023 and FY2024 both carried devaluation gains on copper inventory bought before the pound moved, so the sustainable rate is struck lower, at 23.5%.</w:t>
       </w:r>
     </w:p>
     <w:p>
@@ -7352,7 +7352,7 @@
           <w:color w:val="1C3A36"/>
           <w:sz w:val="21"/>
         </w:rPr>
-        <w:t>A justified price-to-book multiple is (return on equity − growth) ÷ (cost of equity − growth). It is priced at the PERPETUAL (terminal) cost of equity of 16.9% — a steady-state multiple takes a steady-state rate, not a five-year transitional one. (An earlier wording called this figure an 'average' of the two windows, which it never was; the actual average, 22.5%, is the construction behind this lens's published bear bound of 36.90.) That gives 1.9× book, or EGP 66.66 per share at the anchor. This is the weakest of the four lenses for this company and carries the lowest weight, for a specific reason: three years of currency translation have moved reported book value in ways that have little to do with the earning power of the assets, and a group whose value sits in an order book and a brand is poorly described by its balance sheet. It is retained because it is the lens that disagrees most, and a lens that only ever agrees is not doing any work.</w:t>
+        <w:t>A justified price-to-book multiple is (return on equity − growth) ÷ (cost of equity − growth). It is priced at the PERPETUAL (terminal) cost of equity of 16.9% — a steady-state multiple takes a steady-state rate, not a five-year transitional one. (An earlier wording called this figure an 'average' of the two windows, which it never was; the actual average, 22.5%, is the construction behind this lens's published bear bound of 36.88.) That gives 1.9× book, or EGP 66.61 per share at the anchor. This is the weakest of the four lenses for this company and carries the lowest weight, for a specific reason: three years of currency translation have moved reported book value in ways that have little to do with the earning power of the assets, and a group whose value sits in an order book and a brand is poorly described by its balance sheet. It is retained because it is the lens that disagrees most, and a lens that only ever agrees is not doing any work.</w:t>
       </w:r>
     </w:p>
     <w:p>
@@ -7505,7 +7505,7 @@
                 <w:color w:val="1C3A36"/>
                 <w:sz w:val="17"/>
               </w:rPr>
-              <w:t>enterprise value 298,676 over FY2025 house EBITDA 28,363 (EBIT + D&amp;A). Two base notes: this trailing EV is market cap plus net debt WITHOUT the associates/minority adjustments the justified multiple below carries — a simpler market-observable convention, labelled as such; and on the company's own published non-GAAP EBITDA (a different, larger definition) the multiple would be lower</w:t>
+              <w:t>enterprise value 298,861 over FY2025 house EBITDA 28,363 (EBIT + D&amp;A). Two base notes: this trailing EV is market cap plus net debt WITHOUT the associates/minority adjustments the justified multiple below carries — a simpler market-observable convention, labelled as such; and on the company's own published non-GAAP EBITDA (a different, larger definition) the multiple would be lower</w:t>
             </w:r>
           </w:p>
         </w:tc>
@@ -7542,7 +7542,7 @@
                 <w:color w:val="1C3A36"/>
                 <w:sz w:val="17"/>
               </w:rPr>
-              <w:t>16.0×</w:t>
+              <w:t>16.1×</w:t>
             </w:r>
           </w:p>
         </w:tc>
@@ -7670,7 +7670,7 @@
                 <w:color w:val="1C3A36"/>
                 <w:sz w:val="17"/>
               </w:rPr>
-              <w:t>book value 31.26 per share</w:t>
+              <w:t>book value 31.24 per share</w:t>
             </w:r>
           </w:p>
         </w:tc>
@@ -7878,7 +7878,7 @@
                 <w:color w:val="1C3A36"/>
                 <w:sz w:val="17"/>
               </w:rPr>
-              <w:t>78.78</w:t>
+              <w:t>78.72</w:t>
             </w:r>
           </w:p>
         </w:tc>
@@ -7896,7 +7896,7 @@
                 <w:color w:val="1C3A36"/>
                 <w:sz w:val="17"/>
               </w:rPr>
-              <w:t>bear 65.69 at 5.5× / bull 98.41 at 8.0×; rolled to the anchor date on the same two lines as the cash-flow bridge</w:t>
+              <w:t>bear 65.64 at 5.5× / bull 98.35 at 8.0×; rolled to the anchor date on the same two lines as the cash-flow bridge</w:t>
             </w:r>
           </w:p>
         </w:tc>
@@ -7918,7 +7918,7 @@
           <w:color w:val="1C3A36"/>
           <w:sz w:val="21"/>
         </w:rPr>
-        <w:t>Two things about this lens should be read before its number is. First, applying a multiple to a forecast year gives an enterprise value AS AT that year; it has to be discounted back before it can be compared with today's price. Not doing so would have produced EGP 144.02 per share instead of 78.78 — a EGP 65.24 overstatement, which an earlier draft of this study contained. Second, the justified multiple is a judgement, not a peer-derived figure.</w:t>
+        <w:t>Two things about this lens should be read before its number is. First, applying a multiple to a forecast year gives an enterprise value AS AT that year; it has to be discounted back before it can be compared with today's price. Not doing so would have produced EGP 143.92 per share instead of 78.72 — a EGP 65.20 overstatement, which an earlier draft of this study contained. Second, the justified multiple is a judgement, not a peer-derived figure.</w:t>
       </w:r>
     </w:p>
     <w:p>
@@ -8361,7 +8361,7 @@
                 <w:color w:val="1C3A36"/>
                 <w:sz w:val="17"/>
               </w:rPr>
-              <w:t>9.93</w:t>
+              <w:t>9.92</w:t>
             </w:r>
           </w:p>
         </w:tc>
@@ -8398,7 +8398,7 @@
                 <w:color w:val="1C3A36"/>
                 <w:sz w:val="17"/>
               </w:rPr>
-              <w:t>103.58</w:t>
+              <w:t>103.51</w:t>
             </w:r>
           </w:p>
         </w:tc>
@@ -8420,7 +8420,7 @@
           <w:color w:val="6E7B77"/>
           <w:sz w:val="17"/>
         </w:rPr>
-        <w:t>Bear 80.13 at 7.0× and bull 132.90 at 11.5×, both rolled to the anchor date like every other lens. Every input row is the figure the computation actually uses — the associate line is the FY2026E forecast, not the FY2025 actual. One disclosed conservatism: equity-method associate income is taxed at 24.5% inside this lens although it arrives already post-tax at the investee — worth about +0.4/share on the central if removed. The justified multiple is held well below what a comparable industrial franchise would attract in a developed market, because an Egyptian cost of equity near 28% mathematically compresses what any stream of earnings is worth.</w:t>
+        <w:t>Bear 80.07 at 7.0× and bull 132.81 at 11.5×, both rolled to the anchor date like every other lens. Every input row is the figure the computation actually uses — the associate line is the FY2026E forecast, not the FY2025 actual. One disclosed conservatism: equity-method associate income is taxed at 24.5% inside this lens although it arrives already post-tax at the investee — worth about +0.4/share on the central if removed. The justified multiple is held well below what a comparable industrial franchise would attract in a developed market, because an Egyptian cost of equity near 28% mathematically compresses what any stream of earnings is worth.</w:t>
       </w:r>
     </w:p>
     <w:p>
@@ -8669,7 +8669,7 @@
                 <w:color w:val="1C3A36"/>
                 <w:sz w:val="17"/>
               </w:rPr>
-              <w:t>28.81</w:t>
+              <w:t>28.78</w:t>
             </w:r>
           </w:p>
         </w:tc>
@@ -8687,7 +8687,7 @@
                 <w:color w:val="1C3A36"/>
                 <w:sz w:val="17"/>
               </w:rPr>
-              <w:t>87.82</w:t>
+              <w:t>87.76</w:t>
             </w:r>
           </w:p>
         </w:tc>
@@ -8705,7 +8705,7 @@
                 <w:color w:val="1C3A36"/>
                 <w:sz w:val="17"/>
               </w:rPr>
-              <w:t>133.87</w:t>
+              <w:t>133.78</w:t>
             </w:r>
           </w:p>
         </w:tc>
@@ -8778,7 +8778,7 @@
                 <w:color w:val="1C3A36"/>
                 <w:sz w:val="17"/>
               </w:rPr>
-              <w:t>65.69</w:t>
+              <w:t>65.64</w:t>
             </w:r>
           </w:p>
         </w:tc>
@@ -8796,7 +8796,7 @@
                 <w:color w:val="1C3A36"/>
                 <w:sz w:val="17"/>
               </w:rPr>
-              <w:t>78.78</w:t>
+              <w:t>78.72</w:t>
             </w:r>
           </w:p>
         </w:tc>
@@ -8814,7 +8814,7 @@
                 <w:color w:val="1C3A36"/>
                 <w:sz w:val="17"/>
               </w:rPr>
-              <w:t>98.41</w:t>
+              <w:t>98.35</w:t>
             </w:r>
           </w:p>
         </w:tc>
@@ -8887,7 +8887,7 @@
                 <w:color w:val="1C3A36"/>
                 <w:sz w:val="17"/>
               </w:rPr>
-              <w:t>80.13</w:t>
+              <w:t>80.07</w:t>
             </w:r>
           </w:p>
         </w:tc>
@@ -8905,7 +8905,7 @@
                 <w:color w:val="1C3A36"/>
                 <w:sz w:val="17"/>
               </w:rPr>
-              <w:t>103.58</w:t>
+              <w:t>103.51</w:t>
             </w:r>
           </w:p>
         </w:tc>
@@ -8923,7 +8923,7 @@
                 <w:color w:val="1C3A36"/>
                 <w:sz w:val="17"/>
               </w:rPr>
-              <w:t>132.90</w:t>
+              <w:t>132.81</w:t>
             </w:r>
           </w:p>
         </w:tc>
@@ -8996,7 +8996,7 @@
                 <w:color w:val="1C3A36"/>
                 <w:sz w:val="17"/>
               </w:rPr>
-              <w:t>36.90</w:t>
+              <w:t>36.88</w:t>
             </w:r>
           </w:p>
         </w:tc>
@@ -9014,7 +9014,7 @@
                 <w:color w:val="1C3A36"/>
                 <w:sz w:val="17"/>
               </w:rPr>
-              <w:t>66.66</w:t>
+              <w:t>66.61</w:t>
             </w:r>
           </w:p>
         </w:tc>
@@ -9032,7 +9032,7 @@
                 <w:color w:val="1C3A36"/>
                 <w:sz w:val="17"/>
               </w:rPr>
-              <w:t>76.22</w:t>
+              <w:t>76.17</w:t>
             </w:r>
           </w:p>
         </w:tc>
@@ -9109,7 +9109,7 @@
                 <w:color w:val="1C3A36"/>
                 <w:sz w:val="17"/>
               </w:rPr>
-              <w:t>28.81</w:t>
+              <w:t>28.78</w:t>
             </w:r>
           </w:p>
         </w:tc>
@@ -9129,7 +9129,7 @@
                 <w:color w:val="1C3A36"/>
                 <w:sz w:val="17"/>
               </w:rPr>
-              <w:t>87.82</w:t>
+              <w:t>87.76</w:t>
             </w:r>
           </w:p>
         </w:tc>
@@ -9149,7 +9149,7 @@
                 <w:color w:val="1C3A36"/>
                 <w:sz w:val="17"/>
               </w:rPr>
-              <w:t>133.87</w:t>
+              <w:t>133.78</w:t>
             </w:r>
           </w:p>
         </w:tc>
@@ -9243,7 +9243,7 @@
                 <w:color w:val="1C3A36"/>
                 <w:sz w:val="17"/>
               </w:rPr>
-              <w:t>85.99</w:t>
+              <w:t>85.93</w:t>
             </w:r>
           </w:p>
         </w:tc>
@@ -9318,7 +9318,7 @@
           <w:color w:val="1C3A36"/>
           <w:sz w:val="21"/>
         </w:rPr>
-        <w:t>The four lenses do not agree, and the disagreement is informative rather than embarrassing. The two lenses that look at earnings — relative multiples and normalised earnings power — land near or slightly above the market price. The two that discount cash or capital at an Egyptian cost of capital land well below it. This is the same disagreement in two forms: a multiple imported from a market with a low cost of capital implicitly assumes a low cost of capital, and a discounted model applied with an Egyptian one does not. THE CENTRAL DOES NOT SIT BETWEEN THEM: it is the cash-flow lens itself at EGP 87.82, and the market-anchored reads are published beside it at their own values so a reader can judge the disagreement rather than receive a number in which it has already been settled by a weight. An earlier edition did settle it that way and reported EGP 85.99, -34% against the price where this study holds -32%.</w:t>
+        <w:t>The four lenses do not agree, and the disagreement is informative rather than embarrassing. The two lenses that look at earnings — relative multiples and normalised earnings power — land near or slightly above the market price. The two that discount cash or capital at an Egyptian cost of capital land well below it. This is the same disagreement in two forms: a multiple imported from a market with a low cost of capital implicitly assumes a low cost of capital, and a discounted model applied with an Egyptian one does not. THE CENTRAL DOES NOT SIT BETWEEN THEM: it is the cash-flow lens itself at EGP 87.76, and the market-anchored reads are published beside it at their own values so a reader can judge the disagreement rather than receive a number in which it has already been settled by a weight. An earlier edition did settle it that way and reported EGP 85.93, -34% against the price where this study holds -32%.</w:t>
       </w:r>
     </w:p>
     <w:p>
@@ -14089,7 +14089,7 @@
           <w:color w:val="1C3A36"/>
           <w:sz w:val="21"/>
         </w:rPr>
-        <w:t>The model holds this ratio near 19.7% of revenue, the FY2025 disclosed level. That single assumption is worth a great deal: every percentage point of revenue added to or removed from working-capital intensity is worth roughly EGP 3.42-3.66 per share (the local slope at the base and the average across the tested 17-23% span). If the group converts working capital further — collecting faster, or pushing more of the funding onto suppliers and customers — the cash-flow model reprices sharply upward. If FY2025's improvement reverses, it reprices down just as fast.</w:t>
+        <w:t>The model holds this ratio near 19.7% of revenue, the FY2025 disclosed level. That single assumption is worth a great deal: every percentage point of revenue added to or removed from working-capital intensity is worth roughly EGP 3.41-3.66 per share (the local slope at the base and the average across the tested 17-23% span). If the group converts working capital further — collecting faster, or pushing more of the funding onto suppliers and customers — the cash-flow model reprices sharply upward. If FY2025's improvement reverses, it reprices down just as fast.</w:t>
       </w:r>
     </w:p>
     <w:p>
@@ -15390,7 +15390,7 @@
                 <w:color w:val="1C3A36"/>
                 <w:sz w:val="16"/>
               </w:rPr>
-              <w:t>EGP 33.66 (against 87.82)</w:t>
+              <w:t>EGP 33.64 (against 87.76)</w:t>
             </w:r>
           </w:p>
         </w:tc>
@@ -15408,7 +15408,7 @@
                 <w:color w:val="1C3A36"/>
                 <w:sz w:val="16"/>
               </w:rPr>
-              <w:t>Both are columns of the same published source. The market-observed basis is preferred to the agency-rating basis, which lags. This is the single largest open question in the cost of capital and the alternative is worth roughly 54.16 per share</w:t>
+              <w:t>Both are columns of the same published source. The market-observed basis is preferred to the agency-rating basis, which lags. This is the single largest open question in the cost of capital and the alternative is worth roughly 54.12 per share</w:t>
             </w:r>
           </w:p>
         </w:tc>
@@ -15463,7 +15463,7 @@
                 <w:color w:val="1C3A36"/>
                 <w:sz w:val="16"/>
               </w:rPr>
-              <w:t>EGP 99.19 (11.37)</w:t>
+              <w:t>EGP 99.13 (11.36)</w:t>
             </w:r>
           </w:p>
         </w:tc>
@@ -15518,7 +15518,7 @@
                 <w:color w:val="1C3A36"/>
                 <w:sz w:val="16"/>
               </w:rPr>
-              <w:t>On gross debt (18.4% weight, cost of capital 24.3%)</w:t>
+              <w:t>On gross debt (18.3% weight, cost of capital 24.3%)</w:t>
             </w:r>
           </w:p>
         </w:tc>
@@ -15609,7 +15609,7 @@
                 <w:color w:val="1C3A36"/>
                 <w:sz w:val="16"/>
               </w:rPr>
-              <w:t>EGP 87.38 (-0.45)</w:t>
+              <w:t>EGP 87.32 (-0.45)</w:t>
             </w:r>
           </w:p>
         </w:tc>
@@ -15795,7 +15795,7 @@
           <w:color w:val="6E7B77"/>
           <w:sz w:val="17"/>
         </w:rPr>
-        <w:t>The rating-basis column is the one most often raised against this study. It is not a correction to an error — both bases are published by the same source and both appear in this study's input register — but it is a material choice, and at EGP 33.66 the alternative sits well below the primary. A reader who prefers agency ratings to market spreads should use that number. (A July-2026 refresh of the same file reportedly lifts the rating-basis premium by roughly one point, making that alternative slightly more adverse still; the CDS-basis primary reproduces almost unchanged from the July parameters.)</w:t>
+        <w:t>The rating-basis column is the one most often raised against this study. It is not a correction to an error — both bases are published by the same source and both appear in this study's input register — but it is a material choice, and at EGP 33.64 the alternative sits well below the primary. A reader who prefers agency ratings to market spreads should use that number. (A July-2026 refresh of the same file reportedly lifts the rating-basis premium by roughly one point, making that alternative slightly more adverse still; the CDS-basis primary reproduces almost unchanged from the July parameters.)</w:t>
       </w:r>
     </w:p>
     <w:p>
@@ -16058,7 +16058,7 @@
                 <w:color w:val="1C3A36"/>
                 <w:sz w:val="16"/>
               </w:rPr>
-              <w:t>143.02</w:t>
+              <w:t>142.93</w:t>
             </w:r>
           </w:p>
         </w:tc>
@@ -16076,7 +16076,7 @@
                 <w:color w:val="1C3A36"/>
                 <w:sz w:val="16"/>
               </w:rPr>
-              <w:t>138.95</w:t>
+              <w:t>138.85</w:t>
             </w:r>
           </w:p>
         </w:tc>
@@ -16094,7 +16094,7 @@
                 <w:color w:val="1C3A36"/>
                 <w:sz w:val="16"/>
               </w:rPr>
-              <w:t>135.02</w:t>
+              <w:t>134.93</w:t>
             </w:r>
           </w:p>
         </w:tc>
@@ -16112,7 +16112,7 @@
                 <w:color w:val="1C3A36"/>
                 <w:sz w:val="16"/>
               </w:rPr>
-              <w:t>131.23</w:t>
+              <w:t>131.13</w:t>
             </w:r>
           </w:p>
         </w:tc>
@@ -16130,7 +16130,7 @@
                 <w:color w:val="1C3A36"/>
                 <w:sz w:val="16"/>
               </w:rPr>
-              <w:t>127.56</w:t>
+              <w:t>127.48</w:t>
             </w:r>
           </w:p>
         </w:tc>
@@ -16167,7 +16167,7 @@
                 <w:color w:val="1C3A36"/>
                 <w:sz w:val="16"/>
               </w:rPr>
-              <w:t>113.28</w:t>
+              <w:t>113.20</w:t>
             </w:r>
           </w:p>
         </w:tc>
@@ -16185,7 +16185,7 @@
                 <w:color w:val="1C3A36"/>
                 <w:sz w:val="16"/>
               </w:rPr>
-              <w:t>110.02</w:t>
+              <w:t>109.94</w:t>
             </w:r>
           </w:p>
         </w:tc>
@@ -16203,7 +16203,7 @@
                 <w:color w:val="1C3A36"/>
                 <w:sz w:val="16"/>
               </w:rPr>
-              <w:t>106.87</w:t>
+              <w:t>106.80</w:t>
             </w:r>
           </w:p>
         </w:tc>
@@ -16221,7 +16221,7 @@
                 <w:color w:val="1C3A36"/>
                 <w:sz w:val="16"/>
               </w:rPr>
-              <w:t>103.84</w:t>
+              <w:t>103.77</w:t>
             </w:r>
           </w:p>
         </w:tc>
@@ -16239,7 +16239,7 @@
                 <w:color w:val="1C3A36"/>
                 <w:sz w:val="16"/>
               </w:rPr>
-              <w:t>100.91</w:t>
+              <w:t>100.84</w:t>
             </w:r>
           </w:p>
         </w:tc>
@@ -16276,7 +16276,7 @@
                 <w:color w:val="1C3A36"/>
                 <w:sz w:val="16"/>
               </w:rPr>
-              <w:t>93.15</w:t>
+              <w:t>93.09</w:t>
             </w:r>
           </w:p>
         </w:tc>
@@ -16294,7 +16294,7 @@
                 <w:color w:val="1C3A36"/>
                 <w:sz w:val="16"/>
               </w:rPr>
-              <w:t>90.44</w:t>
+              <w:t>90.38</w:t>
             </w:r>
           </w:p>
         </w:tc>
@@ -16312,7 +16312,7 @@
                 <w:color w:val="1C3A36"/>
                 <w:sz w:val="16"/>
               </w:rPr>
-              <w:t>87.82</w:t>
+              <w:t>87.76</w:t>
             </w:r>
           </w:p>
         </w:tc>
@@ -16330,7 +16330,7 @@
                 <w:color w:val="1C3A36"/>
                 <w:sz w:val="16"/>
               </w:rPr>
-              <w:t>85.30</w:t>
+              <w:t>85.24</w:t>
             </w:r>
           </w:p>
         </w:tc>
@@ -16348,7 +16348,7 @@
                 <w:color w:val="1C3A36"/>
                 <w:sz w:val="16"/>
               </w:rPr>
-              <w:t>82.86</w:t>
+              <w:t>82.80</w:t>
             </w:r>
           </w:p>
         </w:tc>
@@ -16385,7 +16385,7 @@
                 <w:color w:val="1C3A36"/>
                 <w:sz w:val="16"/>
               </w:rPr>
-              <w:t>78.63</w:t>
+              <w:t>78.57</w:t>
             </w:r>
           </w:p>
         </w:tc>
@@ -16403,7 +16403,7 @@
                 <w:color w:val="1C3A36"/>
                 <w:sz w:val="16"/>
               </w:rPr>
-              <w:t>76.31</w:t>
+              <w:t>76.26</w:t>
             </w:r>
           </w:p>
         </w:tc>
@@ -16421,7 +16421,7 @@
                 <w:color w:val="1C3A36"/>
                 <w:sz w:val="16"/>
               </w:rPr>
-              <w:t>74.08</w:t>
+              <w:t>74.03</w:t>
             </w:r>
           </w:p>
         </w:tc>
@@ -16439,7 +16439,7 @@
                 <w:color w:val="1C3A36"/>
                 <w:sz w:val="16"/>
               </w:rPr>
-              <w:t>71.93</w:t>
+              <w:t>71.88</w:t>
             </w:r>
           </w:p>
         </w:tc>
@@ -16457,7 +16457,7 @@
                 <w:color w:val="1C3A36"/>
                 <w:sz w:val="16"/>
               </w:rPr>
-              <w:t>69.84</w:t>
+              <w:t>69.80</w:t>
             </w:r>
           </w:p>
         </w:tc>
@@ -16494,7 +16494,7 @@
                 <w:color w:val="1C3A36"/>
                 <w:sz w:val="16"/>
               </w:rPr>
-              <w:t>67.66</w:t>
+              <w:t>67.62</w:t>
             </w:r>
           </w:p>
         </w:tc>
@@ -16512,7 +16512,7 @@
                 <w:color w:val="1C3A36"/>
                 <w:sz w:val="16"/>
               </w:rPr>
-              <w:t>65.65</w:t>
+              <w:t>65.60</w:t>
             </w:r>
           </w:p>
         </w:tc>
@@ -16530,7 +16530,7 @@
                 <w:color w:val="1C3A36"/>
                 <w:sz w:val="16"/>
               </w:rPr>
-              <w:t>63.70</w:t>
+              <w:t>63.66</w:t>
             </w:r>
           </w:p>
         </w:tc>
@@ -16548,7 +16548,7 @@
                 <w:color w:val="1C3A36"/>
                 <w:sz w:val="16"/>
               </w:rPr>
-              <w:t>61.83</w:t>
+              <w:t>61.78</w:t>
             </w:r>
           </w:p>
         </w:tc>
@@ -16566,7 +16566,7 @@
                 <w:color w:val="1C3A36"/>
                 <w:sz w:val="16"/>
               </w:rPr>
-              <w:t>60.01</w:t>
+              <w:t>59.97</w:t>
             </w:r>
           </w:p>
         </w:tc>
@@ -16747,7 +16747,7 @@
                 <w:color w:val="1C3A36"/>
                 <w:sz w:val="17"/>
               </w:rPr>
-              <w:t>87.32 – 92.18</w:t>
+              <w:t>87.26 – 92.12</w:t>
             </w:r>
           </w:p>
         </w:tc>
@@ -16820,7 +16820,7 @@
                 <w:color w:val="1C3A36"/>
                 <w:sz w:val="17"/>
               </w:rPr>
-              <w:t>87.82 – 87.82</w:t>
+              <w:t>87.76 – 87.76</w:t>
             </w:r>
           </w:p>
         </w:tc>
@@ -16893,7 +16893,7 @@
                 <w:color w:val="1C3A36"/>
                 <w:sz w:val="17"/>
               </w:rPr>
-              <w:t>50.95 – 124.70</w:t>
+              <w:t>50.91 – 124.61</w:t>
             </w:r>
           </w:p>
         </w:tc>
@@ -16911,7 +16911,7 @@
                 <w:color w:val="1C3A36"/>
                 <w:sz w:val="17"/>
               </w:rPr>
-              <w:t>73.75</w:t>
+              <w:t>73.70</w:t>
             </w:r>
           </w:p>
         </w:tc>
@@ -16966,7 +16966,7 @@
                 <w:color w:val="1C3A36"/>
                 <w:sz w:val="17"/>
               </w:rPr>
-              <w:t>87.82 – 87.82</w:t>
+              <w:t>87.76 – 87.76</w:t>
             </w:r>
           </w:p>
         </w:tc>
@@ -17039,7 +17039,7 @@
                 <w:color w:val="1C3A36"/>
                 <w:sz w:val="17"/>
               </w:rPr>
-              <w:t>75.64 – 97.60</w:t>
+              <w:t>75.59 – 97.53</w:t>
             </w:r>
           </w:p>
         </w:tc>
@@ -17057,7 +17057,7 @@
                 <w:color w:val="1C3A36"/>
                 <w:sz w:val="17"/>
               </w:rPr>
-              <w:t>21.96</w:t>
+              <w:t>21.94</w:t>
             </w:r>
           </w:p>
         </w:tc>
@@ -17112,7 +17112,7 @@
                 <w:color w:val="1C3A36"/>
                 <w:sz w:val="17"/>
               </w:rPr>
-              <w:t>66.52 – 116.26</w:t>
+              <w:t>66.47 – 116.18</w:t>
             </w:r>
           </w:p>
         </w:tc>
@@ -17130,7 +17130,7 @@
                 <w:color w:val="1C3A36"/>
                 <w:sz w:val="17"/>
               </w:rPr>
-              <w:t>49.74</w:t>
+              <w:t>49.71</w:t>
             </w:r>
           </w:p>
         </w:tc>
@@ -17185,7 +17185,7 @@
                 <w:color w:val="1C3A36"/>
                 <w:sz w:val="17"/>
               </w:rPr>
-              <w:t>75.42 – 111.34</w:t>
+              <w:t>75.36 – 111.26</w:t>
             </w:r>
           </w:p>
         </w:tc>
@@ -17203,7 +17203,7 @@
                 <w:color w:val="1C3A36"/>
                 <w:sz w:val="17"/>
               </w:rPr>
-              <w:t>35.92</w:t>
+              <w:t>35.90</w:t>
             </w:r>
           </w:p>
         </w:tc>
@@ -17239,7 +17239,7 @@
           <w:color w:val="1C3A36"/>
           <w:sz w:val="21"/>
         </w:rPr>
-        <w:t>Every grid above is produced by the SAME valuation function as the headline, and it is asserted to reproduce it: at the adopted rates, growth and beta the function returns EGP 87.82 against the published central of 87.82. Until this edition the grids ran through a second function that re-implemented the terminal on a construction the study had already retired and omitted the employees' statutory share of profit that the bridge charges, so the surface was centred at EGP 49.71 rather than on the answer it was supposed to be testing. Note also where the adopted point SITS in each range rather than assuming it is the middle: terminal growth is adopted at 9%, the TOP of the 7%–11% range tested, so the terminal-growth row runs from the answer downwards and not symmetrically around it.</w:t>
+        <w:t>Every grid above is produced by the SAME valuation function as the headline, and it is asserted to reproduce it: at the adopted rates, growth and beta the function returns EGP 87.76 against the published central of 87.76. Until this edition the grids ran through a second function that re-implemented the terminal on a construction the study had already retired and omitted the employees' statutory share of profit that the bridge charges, so the surface was centred at EGP 49.71 rather than on the answer it was supposed to be testing. Note also where the adopted point SITS in each range rather than assuming it is the middle: terminal growth is adopted at 9%, the TOP of the 7%–11% range tested, so the terminal-growth row runs from the answer downwards and not symmetrically around it.</w:t>
       </w:r>
     </w:p>
     <w:p>
@@ -18046,7 +18046,7 @@
           <w:color w:val="6E7B77"/>
           <w:sz w:val="17"/>
         </w:rPr>
-        <w:t>Figure 5 — the forward price cone to three months. The dashed brass line is the fundamental central estimate of 87.82; the dotted line is the spot of 130.00.</w:t>
+        <w:t>Figure 5 — the forward price cone to three months. The dashed brass line is the fundamental central estimate of 87.76; the dotted line is the spot of 130.00.</w:t>
       </w:r>
     </w:p>
     <w:p>
@@ -19069,7 +19069,7 @@
                 <w:color w:val="1C3A36"/>
                 <w:sz w:val="17"/>
               </w:rPr>
-              <w:t>EGP 87.82 central, -32% against the market</w:t>
+              <w:t>EGP 87.76 central, -32% against the market</w:t>
             </w:r>
           </w:p>
         </w:tc>
@@ -19124,7 +19124,7 @@
                 <w:color w:val="1C3A36"/>
                 <w:sz w:val="17"/>
               </w:rPr>
-              <w:t>EGP 87.82, -32%</w:t>
+              <w:t>EGP 87.76, -32%</w:t>
             </w:r>
           </w:p>
         </w:tc>
@@ -19179,7 +19179,7 @@
                 <w:color w:val="1C3A36"/>
                 <w:sz w:val="17"/>
               </w:rPr>
-              <w:t>EGP 81.73, -37%</w:t>
+              <w:t>EGP 81.68, -37%</w:t>
             </w:r>
           </w:p>
         </w:tc>
@@ -19234,7 +19234,7 @@
                 <w:color w:val="1C3A36"/>
                 <w:sz w:val="17"/>
               </w:rPr>
-              <w:t>EGP 78.78, -39%</w:t>
+              <w:t>EGP 78.72, -39%</w:t>
             </w:r>
           </w:p>
         </w:tc>
@@ -19398,7 +19398,7 @@
           <w:color w:val="1C3A36"/>
           <w:sz w:val="21"/>
         </w:rPr>
-        <w:t>Our own weighting sits closer to the conservative end because the shares are bought and sold in Egyptian pounds on an Egyptian exchange, the dividends are paid in Egyptian pounds, and the ability of a foreign shareholder to realise value depends on Egyptian capital-account conditions. That is a real risk and it belongs in the discount rate. But a reader who believes that convertibility is not the binding constraint, and that the hard-currency earnings should be valued as hard-currency earnings, will reach a materially higher number using the same cash-flow forecasts — EGP 81.73 on the alternative shown. Neither reader is being unreasonable, and this study declines to hide that behind a single figure.</w:t>
+        <w:t>Our own weighting sits closer to the conservative end because the shares are bought and sold in Egyptian pounds on an Egyptian exchange, the dividends are paid in Egyptian pounds, and the ability of a foreign shareholder to realise value depends on Egyptian capital-account conditions. That is a real risk and it belongs in the discount rate. But a reader who believes that convertibility is not the binding constraint, and that the hard-currency earnings should be valued as hard-currency earnings, will reach a materially higher number using the same cash-flow forecasts — EGP 81.68 on the alternative shown. Neither reader is being unreasonable, and this study declines to hide that behind a single figure.</w:t>
       </w:r>
     </w:p>
     <w:p>
@@ -20272,7 +20272,7 @@
                 <w:color w:val="1C3A36"/>
                 <w:sz w:val="17"/>
               </w:rPr>
-              <w:t>87.82</w:t>
+              <w:t>87.76</w:t>
             </w:r>
           </w:p>
         </w:tc>
@@ -21060,7 +21060,7 @@
           <w:color w:val="1C3A36"/>
           <w:sz w:val="21"/>
         </w:rPr>
-        <w:t>The cash-flow model is constructed at 31 December 2025 (the audited balance-sheet date); every lens value is rolled 246/365 of a year to the 3-Sep-2026 anchor at the 28.1% cost of equity less the EGP 1.85 dividend paid in the window — worth about +13.68 gross on the primary lens. An earlier revision omitted this roll and compared a 31-Dec-2025 value directly to the August price; an external review flagged it, correctly.</w:t>
+        <w:t>The cash-flow model is constructed at 31 December 2025 (the audited balance-sheet date); every lens value is rolled 246/365 of a year to the 3-Sep-2026 anchor at the 28.1% cost of equity less the EGP 1.85 dividend paid in the window — worth about +13.67 gross on the primary lens. An earlier revision omitted this roll and compared a 31-Dec-2025 value directly to the August price; an external review flagged it, correctly.</w:t>
       </w:r>
     </w:p>
     <w:p>
@@ -21123,7 +21123,7 @@
           <w:color w:val="1C3A36"/>
           <w:sz w:val="21"/>
         </w:rPr>
-        <w:t>Our primary construction charges the full Egyptian equity risk premium to a company earning just over half its money on a hard-currency-linked basis. The alternative construction gives EGP 81.73. We have chosen the conservative reading and shown the other in full rather than splitting the difference silently.</w:t>
+        <w:t>Our primary construction charges the full Egyptian equity risk premium to a company earning just over half its money on a hard-currency-linked basis. The alternative construction gives EGP 81.68. We have chosen the conservative reading and shown the other in full rather than splitting the difference silently.</w:t>
       </w:r>
     </w:p>
     <w:p>
@@ -21165,7 +21165,7 @@
           <w:color w:val="1C3A36"/>
           <w:sz w:val="21"/>
         </w:rPr>
-        <w:t>Minorities take 9.7% of group profit but only 7.1% of book equity. Charging them the profit share removes EGP 19,832mn (9.27 per share) from the equity value — EGP 6.88 per share MORE than deducting the audited book value of 5,119mn would (an earlier wording conflated the total charge with the excess; this states both). It is also the internally consistent choice: this study values the group's equity at 1.9× book, so valuing the minorities' stake at 1.0× book while valuing everyone else's above it would apply two different standards to the same subsidiaries.</w:t>
+        <w:t>Minorities take 9.7% of group profit but only 7.1% of book equity. Charging them the profit share removes EGP 19,832mn (9.26 per share) from the equity value — EGP 6.87 per share MORE than deducting the audited book value of 5,119mn would (an earlier wording conflated the total charge with the excess; this states both). It is also the internally consistent choice: this study values the group's equity at 1.9× book, so valuing the minorities' stake at 1.0× book while valuing everyone else's above it would apply two different standards to the same subsidiaries.</w:t>
       </w:r>
     </w:p>
     <w:p>
@@ -23737,7 +23737,7 @@
                 <w:color w:val="1C3A36"/>
                 <w:sz w:val="15"/>
               </w:rPr>
-              <w:t>10.93</w:t>
+              <w:t>10.92</w:t>
             </w:r>
           </w:p>
         </w:tc>
@@ -23755,7 +23755,7 @@
                 <w:color w:val="1C3A36"/>
                 <w:sz w:val="15"/>
               </w:rPr>
-              <w:t>13.23</w:t>
+              <w:t>13.22</w:t>
             </w:r>
           </w:p>
         </w:tc>
@@ -23773,7 +23773,7 @@
                 <w:color w:val="1C3A36"/>
                 <w:sz w:val="15"/>
               </w:rPr>
-              <w:t>15.48</w:t>
+              <w:t>15.47</w:t>
             </w:r>
           </w:p>
         </w:tc>
@@ -23791,7 +23791,7 @@
                 <w:color w:val="1C3A36"/>
                 <w:sz w:val="15"/>
               </w:rPr>
-              <w:t>17.81</w:t>
+              <w:t>17.80</w:t>
             </w:r>
           </w:p>
         </w:tc>
@@ -23809,7 +23809,7 @@
                 <w:color w:val="1C3A36"/>
                 <w:sz w:val="15"/>
               </w:rPr>
-              <w:t>20.18</w:t>
+              <w:t>20.16</w:t>
             </w:r>
           </w:p>
         </w:tc>
@@ -27026,7 +27026,7 @@
                 <w:color w:val="1C3A36"/>
                 <w:sz w:val="16"/>
               </w:rPr>
-              <w:t>the explicit-against-terminal grid spans 83.01 per share</w:t>
+              <w:t>the explicit-against-terminal grid spans 82.95 per share</w:t>
             </w:r>
           </w:p>
         </w:tc>
@@ -27081,7 +27081,7 @@
                 <w:color w:val="1C3A36"/>
                 <w:sz w:val="16"/>
               </w:rPr>
-              <w:t>21.96 per share across the tested range</w:t>
+              <w:t>21.94 per share across the tested range</w:t>
             </w:r>
           </w:p>
         </w:tc>
@@ -27136,7 +27136,7 @@
                 <w:color w:val="1C3A36"/>
                 <w:sz w:val="16"/>
               </w:rPr>
-              <w:t>73.75 per share across ±2 percentage points</w:t>
+              <w:t>73.70 per share across ±2 percentage points</w:t>
             </w:r>
           </w:p>
         </w:tc>
@@ -27191,7 +27191,7 @@
                 <w:color w:val="1C3A36"/>
                 <w:sz w:val="16"/>
               </w:rPr>
-              <w:t>49.74 per share across the tested range</w:t>
+              <w:t>49.71 per share across the tested range</w:t>
             </w:r>
           </w:p>
         </w:tc>
@@ -27475,7 +27475,7 @@
           <w:color w:val="1C3A36"/>
           <w:sz w:val="21"/>
         </w:rPr>
-        <w:t>Three valuation approaches are run against the same disclosed facts by three notional experts, each committed to a different method and each required to state what would prove them wrong. They are not asked to agree, and they do not. Two dating and independence notes, stated up front: every panel figure is rolled to the 5-Aug-2026 anchor exactly as the four lenses are; and Expert 1 deliberately runs the SAME kind of earnings-power question as section 1.4 with different persona choices — FY2028-scale earnings at 9.5× against the lens's current-scale earnings at 9.0× — which is why the two land 173.83 and 103.58 respectively. The divergence is the persona doing what it says (no time-value discipline), it is disclosed, and only the section-1.4 construction enters the central.</w:t>
+        <w:t>Three valuation approaches are run against the same disclosed facts by three notional experts, each committed to a different method and each required to state what would prove them wrong. They are not asked to agree, and they do not. Two dating and independence notes, stated up front: every panel figure is rolled to the 5-Aug-2026 anchor exactly as the four lenses are; and Expert 1 deliberately runs the SAME kind of earnings-power question as section 1.4 with different persona choices — FY2028-scale earnings at 9.5× against the lens's current-scale earnings at 9.0× — which is why the two land 173.71 and 103.51 respectively. The divergence is the persona doing what it says (no time-value discipline), it is disclosed, and only the section-1.4 construction enters the central.</w:t>
       </w:r>
     </w:p>
     <w:p>
@@ -27766,7 +27766,7 @@
                 <w:color w:val="1C3A36"/>
                 <w:sz w:val="17"/>
               </w:rPr>
-              <w:t>15.66</w:t>
+              <w:t>15.65</w:t>
             </w:r>
           </w:p>
         </w:tc>
@@ -27840,7 +27840,7 @@
                 <w:color w:val="1C3A36"/>
                 <w:sz w:val="17"/>
               </w:rPr>
-              <w:t>173.83</w:t>
+              <w:t>173.71</w:t>
             </w:r>
           </w:p>
         </w:tc>
@@ -27881,7 +27881,7 @@
                 <w:color w:val="1C3A36"/>
                 <w:sz w:val="17"/>
               </w:rPr>
-              <w:t>127.57 – 220.09</w:t>
+              <w:t>127.48 – 219.94</w:t>
             </w:r>
           </w:p>
         </w:tc>
@@ -27903,7 +27903,7 @@
           <w:color w:val="1C3A36"/>
           <w:sz w:val="21"/>
         </w:rPr>
-        <w:t>Named sensitivity: each one-turn change in the multiple is worth EGP 15.66 per share, and each percentage point of mid-cycle EBITDA margin is worth roughly EGP 1.47 per share.</w:t>
+        <w:t>Named sensitivity: each one-turn change in the multiple is worth EGP 15.65 per share, and each percentage point of mid-cycle EBITDA margin is worth roughly EGP 1.47 per share.</w:t>
       </w:r>
     </w:p>
     <w:p>
@@ -28245,7 +28245,7 @@
                 <w:color w:val="1C3A36"/>
                 <w:sz w:val="17"/>
               </w:rPr>
-              <w:t>93.84</w:t>
+              <w:t>93.77</w:t>
             </w:r>
           </w:p>
         </w:tc>
@@ -28286,7 +28286,7 @@
                 <w:color w:val="1C3A36"/>
                 <w:sz w:val="17"/>
               </w:rPr>
-              <w:t>33.90 – 64.20</w:t>
+              <w:t>33.88 – 64.15</w:t>
             </w:r>
           </w:p>
         </w:tc>
@@ -28308,7 +28308,7 @@
           <w:color w:val="1C3A36"/>
           <w:sz w:val="21"/>
         </w:rPr>
-        <w:t>This is the harshest of the three readings, at EGP 93.84, and the reason is specific and defensible: it takes the FY2025 evidence — EGP 28,363mn of EBITDA converting to EGP 12,766mn of operating cash — as a statement about the business model rather than about one unusual year.</w:t>
+        <w:t>This is the harshest of the three readings, at EGP 93.77, and the reason is specific and defensible: it takes the FY2025 evidence — EGP 28,363mn of EBITDA converting to EGP 12,766mn of operating cash — as a statement about the business model rather than about one unusual year.</w:t>
       </w:r>
     </w:p>
     <w:p>
@@ -28516,7 +28516,7 @@
                 <w:color w:val="1C3A36"/>
                 <w:sz w:val="17"/>
               </w:rPr>
-              <w:t>20,026</w:t>
+              <w:t>20,024</w:t>
             </w:r>
           </w:p>
         </w:tc>
@@ -28553,7 +28553,7 @@
                 <w:color w:val="1C3A36"/>
                 <w:sz w:val="17"/>
               </w:rPr>
-              <w:t>83,358</w:t>
+              <w:t>83,357</w:t>
             </w:r>
           </w:p>
         </w:tc>
@@ -28590,7 +28590,7 @@
                 <w:color w:val="1C3A36"/>
                 <w:sz w:val="17"/>
               </w:rPr>
-              <w:t>196,946</w:t>
+              <w:t>196,943</w:t>
             </w:r>
           </w:p>
         </w:tc>
@@ -28627,7 +28627,7 @@
                 <w:color w:val="1C3A36"/>
                 <w:sz w:val="17"/>
               </w:rPr>
-              <w:t>89.40</w:t>
+              <w:t>89.33</w:t>
             </w:r>
           </w:p>
         </w:tc>
@@ -28668,7 +28668,7 @@
                 <w:color w:val="1C3A36"/>
                 <w:sz w:val="17"/>
               </w:rPr>
-              <w:t>66.69 – 81.73</w:t>
+              <w:t>66.64 – 81.68</w:t>
             </w:r>
           </w:p>
         </w:tc>
@@ -29188,7 +29188,7 @@
                 <w:color w:val="1C3A36"/>
                 <w:sz w:val="16"/>
               </w:rPr>
-              <w:t>981</w:t>
+              <w:t>980</w:t>
             </w:r>
           </w:p>
         </w:tc>
@@ -29208,7 +29208,7 @@
                 <w:color w:val="1C3A36"/>
                 <w:sz w:val="16"/>
               </w:rPr>
-              <w:t>4,137</w:t>
+              <w:t>4,136</w:t>
             </w:r>
           </w:p>
         </w:tc>
@@ -29290,7 +29290,7 @@
           <w:color w:val="6E7B77"/>
           <w:sz w:val="17"/>
         </w:rPr>
-        <w:t>Two conventions sit in this table and are named so they cannot be confused: the ROIC row divides by CLOSING capital (matching Appendix A.3), while economic profit charges the cost of capital on OPENING capital — the capital actually employed through the year. So spread × closing capital will not reproduce the economic-profit row; the identity holds on opening capital. Note also that this leg's enterprise value (196,946) and the DCF's (218,787) differ by 21,841: economic-profit and FCFF valuations are algebraically identical on identical assumptions, and the gap here is exactly the different terminal treatment (a fading economic-profit perpetuity versus the reinvestment-rate terminal value). Expert 3 is therefore a RESTATEMENT of the DCF under a different terminal discipline, not an independent confirmation, and is read as such.</w:t>
+        <w:t>Two conventions sit in this table and are named so they cannot be confused: the ROIC row divides by CLOSING capital (matching Appendix A.3), while economic profit charges the cost of capital on OPENING capital — the capital actually employed through the year. So spread × closing capital will not reproduce the economic-profit row; the identity holds on opening capital. Note also that this leg's enterprise value (196,943) and the DCF's (218,783) differ by 21,840: economic-profit and FCFF valuations are algebraically identical on identical assumptions, and the gap here is exactly the different terminal treatment (a fading economic-profit perpetuity versus the reinvestment-rate terminal value). Expert 3 is therefore a RESTATEMENT of the DCF under a different terminal discipline, not an independent confirmation, and is read as such.</w:t>
       </w:r>
     </w:p>
     <w:p>
@@ -29726,7 +29726,7 @@
           <w:color w:val="6E7B77"/>
           <w:sz w:val="17"/>
         </w:rPr>
-        <w:t>Figure 8 — the three experts' ranges. The gold band is the panel centre of 93.84; the vertical line is the market price of 130.00.</w:t>
+        <w:t>Figure 8 — the three experts' ranges. The gold band is the panel centre of 93.77; the vertical line is the market price of 130.00.</w:t>
       </w:r>
     </w:p>
     <w:p>
@@ -29740,7 +29740,7 @@
           <w:color w:val="1C3A36"/>
           <w:sz w:val="21"/>
         </w:rPr>
-        <w:t>The panel spans EGP 89.40 to 173.83 — a factor of 1.9 between the most and least generous reading. That is a wide disagreement and it is not noise. Expert 1 values earnings and lands near the market price. Expert 2 values cash and lands well below it. Expert 3 values the spread between returns and the cost of capital and finds that the answer depends entirely on which cost of capital applies. The panel median of 93.84 sits -28% against the market price and +7% against the study's own central of 87.82 — a real gap, stated at its size rather than smoothed, and driven by the panel's harsher cash and returns legs outvoting its generous earnings leg.</w:t>
+        <w:t>The panel spans EGP 89.33 to 173.71 — a factor of 1.9 between the most and least generous reading. That is a wide disagreement and it is not noise. Expert 1 values earnings and lands near the market price. Expert 2 values cash and lands well below it. Expert 3 values the spread between returns and the cost of capital and finds that the answer depends entirely on which cost of capital applies. The panel median of 93.77 sits -28% against the market price and +7% against the study's own central of 87.76 — a real gap, stated at its size rather than smoothed, and driven by the panel's harsher cash and returns legs outvoting its generous earnings leg.</w:t>
       </w:r>
     </w:p>
     <w:p>

--- a/engine/swdy_study/SWDY_Valuation_Study_10-09-2026_public.docx
+++ b/engine/swdy_study/SWDY_Valuation_Study_10-09-2026_public.docx
@@ -5588,6 +5588,43 @@
         <w:tc>
           <w:tcPr>
             <w:tcW w:type="dxa" w:w="5184"/>
+          </w:tcPr>
+          <w:p>
+            <w:pPr>
+              <w:spacing w:after="20"/>
+            </w:pPr>
+            <w:r>
+              <w:rPr>
+                <w:color w:val="1C3A36"/>
+                <w:sz w:val="15"/>
+              </w:rPr>
+              <w:t>Less: employees' statutory share of profit</w:t>
+            </w:r>
+          </w:p>
+        </w:tc>
+        <w:tc>
+          <w:tcPr>
+            <w:tcW w:type="dxa" w:w="1584"/>
+          </w:tcPr>
+          <w:p>
+            <w:pPr>
+              <w:spacing w:after="20"/>
+              <w:jc w:val="right"/>
+            </w:pPr>
+            <w:r>
+              <w:rPr>
+                <w:color w:val="1C3A36"/>
+                <w:sz w:val="15"/>
+              </w:rPr>
+              <w:t>-22,575</w:t>
+            </w:r>
+          </w:p>
+        </w:tc>
+      </w:tr>
+      <w:tr>
+        <w:tc>
+          <w:tcPr>
+            <w:tcW w:type="dxa" w:w="5184"/>
             <w:shd w:val="clear" w:color="auto" w:fill="F6F1E6"/>
           </w:tcPr>
           <w:p>
@@ -5621,6 +5658,43 @@
                 <w:sz w:val="15"/>
               </w:rPr>
               <w:t>162,574</w:t>
+            </w:r>
+          </w:p>
+        </w:tc>
+      </w:tr>
+      <w:tr>
+        <w:tc>
+          <w:tcPr>
+            <w:tcW w:type="dxa" w:w="5184"/>
+          </w:tcPr>
+          <w:p>
+            <w:pPr>
+              <w:spacing w:after="20"/>
+            </w:pPr>
+            <w:r>
+              <w:rPr>
+                <w:color w:val="1C3A36"/>
+                <w:sz w:val="15"/>
+              </w:rPr>
+              <w:t>Shares in issue (mn)</w:t>
+            </w:r>
+          </w:p>
+        </w:tc>
+        <w:tc>
+          <w:tcPr>
+            <w:tcW w:type="dxa" w:w="1584"/>
+          </w:tcPr>
+          <w:p>
+            <w:pPr>
+              <w:spacing w:after="20"/>
+              <w:jc w:val="right"/>
+            </w:pPr>
+            <w:r>
+              <w:rPr>
+                <w:color w:val="1C3A36"/>
+                <w:sz w:val="15"/>
+              </w:rPr>
+              <w:t>2,141</w:t>
             </w:r>
           </w:p>
         </w:tc>

--- a/engine/swdy_study/SWDY_Valuation_Study_10-09-2026_public.docx
+++ b/engine/swdy_study/SWDY_Valuation_Study_10-09-2026_public.docx
@@ -489,7 +489,7 @@
                 <w:color w:val="1C3A36"/>
                 <w:sz w:val="17"/>
               </w:rPr>
-              <w:t>28.78 – 133.78</w:t>
+              <w:t>28.56 – 137.73</w:t>
             </w:r>
           </w:p>
         </w:tc>
@@ -859,7 +859,7 @@
                 <w:color w:val="1C3A36"/>
                 <w:sz w:val="17"/>
               </w:rPr>
-              <w:t>28.78 – 133.78</w:t>
+              <w:t>28.56 – 137.73</w:t>
             </w:r>
           </w:p>
         </w:tc>
@@ -8743,7 +8743,7 @@
                 <w:color w:val="1C3A36"/>
                 <w:sz w:val="17"/>
               </w:rPr>
-              <w:t>28.78</w:t>
+              <w:t>28.56</w:t>
             </w:r>
           </w:p>
         </w:tc>
@@ -8779,7 +8779,7 @@
                 <w:color w:val="1C3A36"/>
                 <w:sz w:val="17"/>
               </w:rPr>
-              <w:t>133.78</w:t>
+              <w:t>137.73</w:t>
             </w:r>
           </w:p>
         </w:tc>
@@ -9183,7 +9183,7 @@
                 <w:color w:val="1C3A36"/>
                 <w:sz w:val="17"/>
               </w:rPr>
-              <w:t>28.78</w:t>
+              <w:t>28.56</w:t>
             </w:r>
           </w:p>
         </w:tc>
@@ -9223,7 +9223,7 @@
                 <w:color w:val="1C3A36"/>
                 <w:sz w:val="17"/>
               </w:rPr>
-              <w:t>133.78</w:t>
+              <w:t>137.73</w:t>
             </w:r>
           </w:p>
         </w:tc>
@@ -16894,7 +16894,7 @@
                 <w:color w:val="1C3A36"/>
                 <w:sz w:val="17"/>
               </w:rPr>
-              <w:t>87.76 – 87.76</w:t>
+              <w:t>84.85 – 108.12</w:t>
             </w:r>
           </w:p>
         </w:tc>
@@ -16912,7 +16912,7 @@
                 <w:color w:val="1C3A36"/>
                 <w:sz w:val="17"/>
               </w:rPr>
-              <w:t>0.00</w:t>
+              <w:t>23.27</w:t>
             </w:r>
           </w:p>
         </w:tc>
@@ -17040,7 +17040,7 @@
                 <w:color w:val="1C3A36"/>
                 <w:sz w:val="17"/>
               </w:rPr>
-              <w:t>87.76 – 87.76</w:t>
+              <w:t>83.40 – 92.13</w:t>
             </w:r>
           </w:p>
         </w:tc>
@@ -17058,7 +17058,7 @@
                 <w:color w:val="1C3A36"/>
                 <w:sz w:val="17"/>
               </w:rPr>
-              <w:t>0.00</w:t>
+              <w:t>8.73</w:t>
             </w:r>
           </w:p>
         </w:tc>
@@ -27045,7 +27045,7 @@
                 <w:color w:val="1C3A36"/>
                 <w:sz w:val="16"/>
               </w:rPr>
-              <w:t>the exchange-rate sensitivity spans 0.00 per share</w:t>
+              <w:t>the exchange-rate sensitivity spans 23.27 per share</w:t>
             </w:r>
           </w:p>
         </w:tc>

--- a/engine/swdy_study/SWDY_Valuation_Study_10-09-2026_public.docx
+++ b/engine/swdy_study/SWDY_Valuation_Study_10-09-2026_public.docx
@@ -17956,7 +17956,7 @@
                 <w:color w:val="1C3A36"/>
                 <w:sz w:val="17"/>
               </w:rPr>
-              <w:t>48.4%</w:t>
+              <w:t>49.3%</w:t>
             </w:r>
           </w:p>
         </w:tc>
@@ -17996,7 +17996,7 @@
           <w:color w:val="1C3A36"/>
           <w:sz w:val="21"/>
         </w:rPr>
-        <w:t>The share is above every moving average in the stack, and the stack itself is in ascending order — the configuration that describes an established uptrend. The price has compounded +70% over the last 252 trading sessions (the exchange's trailing year on the supplied series) and sits +19.2% from its 52-week high. Realised volatility of about 48% a year is high in absolute terms and unremarkable for this market. None of this is a valuation argument; it is the price context the valuation has to be read against, and the gap between a strongly trending price and a fundamental central below it is precisely what section 4 addresses.</w:t>
+        <w:t>The share is above every moving average in the stack, and the stack itself is in ascending order — the configuration that describes an established uptrend. The price has compounded +70% over the last 252 trading sessions (the exchange's trailing year on the supplied series) and sits +19.2% from its 52-week high. Realised volatility of about 49% a year is high in absolute terms and unremarkable for this market. None of this is a valuation argument; it is the price context the valuation has to be read against, and the gap between a strongly trending price and a fundamental central below it is precisely what section 4 addresses.</w:t>
       </w:r>
     </w:p>
     <w:p>
@@ -18010,7 +18010,7 @@
           <w:color w:val="1C3A36"/>
           <w:sz w:val="21"/>
         </w:rPr>
-        <w:t>One caveat on the volatility that sets the width of the price cone in section 3. The 48.4% annualised figure is dominated by a single session: the shares rose 14.1% on 4 August 2026 on roughly eleven times normal volume. Realised volatility over the last 50 sessions is 36.1%; strip out that one session and it falls to 22.0%. The cone in section 3 is therefore wide because of one day's move, and a reader who regards that session as a one-off should treat the bands as correspondingly generous.</w:t>
+        <w:t>One caveat on the volatility that sets the width of the price cone in section 3. The 49.3% annualised figure is dominated by a single session: the shares rose 14.1% on 4 August 2026 on roughly eleven times normal volume. Realised volatility over the last 50 sessions is 36.1%; strip out that one session and it falls to 22.0%. The cone in section 3 is therefore wide because of one day's move, and a reader who regards that session as a one-off should treat the bands as correspondingly generous.</w:t>
       </w:r>
     </w:p>
     <w:p>
@@ -18317,7 +18317,7 @@
                 <w:color w:val="1C3A36"/>
                 <w:sz w:val="17"/>
               </w:rPr>
-              <w:t>1 month (to 2026-09-06)</w:t>
+              <w:t>1 month (to 2026-10-04)</w:t>
             </w:r>
           </w:p>
         </w:tc>
@@ -18335,7 +18335,7 @@
                 <w:color w:val="1C3A36"/>
                 <w:sz w:val="17"/>
               </w:rPr>
-              <w:t>87.57</w:t>
+              <w:t>109.51</w:t>
             </w:r>
           </w:p>
         </w:tc>
@@ -18353,7 +18353,7 @@
                 <w:color w:val="1C3A36"/>
                 <w:sz w:val="17"/>
               </w:rPr>
-              <w:t>99.48</w:t>
+              <w:t>124.05</w:t>
             </w:r>
           </w:p>
         </w:tc>
@@ -18371,7 +18371,7 @@
                 <w:color w:val="1C3A36"/>
                 <w:sz w:val="17"/>
               </w:rPr>
-              <w:t>106.99</w:t>
+              <w:t>133.06</w:t>
             </w:r>
           </w:p>
         </w:tc>
@@ -18389,7 +18389,7 @@
                 <w:color w:val="1C3A36"/>
                 <w:sz w:val="17"/>
               </w:rPr>
-              <w:t>115.09</w:t>
+              <w:t>142.73</w:t>
             </w:r>
           </w:p>
         </w:tc>
@@ -18407,7 +18407,7 @@
                 <w:color w:val="1C3A36"/>
                 <w:sz w:val="17"/>
               </w:rPr>
-              <w:t>131.19</w:t>
+              <w:t>161.64</w:t>
             </w:r>
           </w:p>
         </w:tc>
@@ -18425,7 +18425,7 @@
                 <w:color w:val="1C3A36"/>
                 <w:sz w:val="17"/>
               </w:rPr>
-              <w:t>56%</w:t>
+              <w:t>59%</w:t>
             </w:r>
           </w:p>
         </w:tc>
@@ -18444,7 +18444,7 @@
                 <w:color w:val="1C3A36"/>
                 <w:sz w:val="17"/>
               </w:rPr>
-              <w:t>3 months (to 2026-11-05)</w:t>
+              <w:t>3 months (to 2026-12-03)</w:t>
             </w:r>
           </w:p>
         </w:tc>
@@ -18462,7 +18462,7 @@
                 <w:color w:val="1C3A36"/>
                 <w:sz w:val="17"/>
               </w:rPr>
-              <w:t>79.13</w:t>
+              <w:t>98.49</w:t>
             </w:r>
           </w:p>
         </w:tc>
@@ -18480,7 +18480,7 @@
                 <w:color w:val="1C3A36"/>
                 <w:sz w:val="17"/>
               </w:rPr>
-              <w:t>97.95</w:t>
+              <w:t>122.22</w:t>
             </w:r>
           </w:p>
         </w:tc>
@@ -18498,7 +18498,7 @@
                 <w:color w:val="1C3A36"/>
                 <w:sz w:val="17"/>
               </w:rPr>
-              <w:t>110.43</w:t>
+              <w:t>137.99</w:t>
             </w:r>
           </w:p>
         </w:tc>
@@ -18516,7 +18516,7 @@
                 <w:color w:val="1C3A36"/>
                 <w:sz w:val="17"/>
               </w:rPr>
-              <w:t>124.49</w:t>
+              <w:t>155.79</w:t>
             </w:r>
           </w:p>
         </w:tc>
@@ -18534,7 +18534,7 @@
                 <w:color w:val="1C3A36"/>
                 <w:sz w:val="17"/>
               </w:rPr>
-              <w:t>153.83</w:t>
+              <w:t>193.01</w:t>
             </w:r>
           </w:p>
         </w:tc>
@@ -18552,7 +18552,7 @@
                 <w:color w:val="1C3A36"/>
                 <w:sz w:val="17"/>
               </w:rPr>
-              <w:t>61%</w:t>
+              <w:t>63%</w:t>
             </w:r>
           </w:p>
         </w:tc>
@@ -18821,7 +18821,7 @@
                 <w:color w:val="1C3A36"/>
                 <w:sz w:val="17"/>
               </w:rPr>
-              <w:t>39%</w:t>
+              <w:t>42%</w:t>
             </w:r>
           </w:p>
         </w:tc>
@@ -18858,7 +18858,7 @@
                 <w:color w:val="1C3A36"/>
                 <w:sz w:val="17"/>
               </w:rPr>
-              <w:t>14%</w:t>
+              <w:t>12%</w:t>
             </w:r>
           </w:p>
         </w:tc>
@@ -18876,7 +18876,7 @@
                 <w:color w:val="1C3A36"/>
                 <w:sz w:val="17"/>
               </w:rPr>
-              <w:t>20%</w:t>
+              <w:t>18%</w:t>
             </w:r>
           </w:p>
         </w:tc>
@@ -18913,7 +18913,7 @@
                 <w:color w:val="1C3A36"/>
                 <w:sz w:val="17"/>
               </w:rPr>
-              <w:t>37%</w:t>
+              <w:t>38%</w:t>
             </w:r>
           </w:p>
         </w:tc>
@@ -18931,7 +18931,7 @@
                 <w:color w:val="1C3A36"/>
                 <w:sz w:val="17"/>
               </w:rPr>
-              <w:t>63%</w:t>
+              <w:t>65%</w:t>
             </w:r>
           </w:p>
         </w:tc>
@@ -18968,7 +18968,7 @@
                 <w:color w:val="1C3A36"/>
                 <w:sz w:val="17"/>
               </w:rPr>
-              <w:t>25%</w:t>
+              <w:t>22%</w:t>
             </w:r>
           </w:p>
         </w:tc>
@@ -18986,7 +18986,7 @@
                 <w:color w:val="1C3A36"/>
                 <w:sz w:val="17"/>
               </w:rPr>
-              <w:t>42%</w:t>
+              <w:t>40%</w:t>
             </w:r>
           </w:p>
         </w:tc>
@@ -19418,7 +19418,7 @@
                 <w:color w:val="1C3A36"/>
                 <w:sz w:val="17"/>
               </w:rPr>
-              <w:t>median 110.43, 61% chance of finishing above spot</w:t>
+              <w:t>median 137.99, 63% chance of finishing above spot</w:t>
             </w:r>
           </w:p>
         </w:tc>
@@ -20005,7 +20005,7 @@
           <w:color w:val="1C3A36"/>
           <w:sz w:val="21"/>
         </w:rPr>
-        <w:t>The three-month distribution in section 3 has a median of 110.43 and a 5th-to-95th percentile span of 79.13 to 153.83. Read that span honestly: it means the model considers a -39% move and a +18% move to be equally unremarkable tail outcomes over a single quarter. Anyone who finds that range uncomfortably wide is reacting to the volatility of the share rather than to the model.</w:t>
+        <w:t>The three-month distribution in section 3 has a median of 137.99 and a 5th-to-95th percentile span of 98.49 to 193.01. Read that span honestly: it means the model considers a -24% move and a +48% move to be equally unremarkable tail outcomes over a single quarter. Anyone who finds that range uncomfortably wide is reacting to the volatility of the share rather than to the model.</w:t>
       </w:r>
     </w:p>
     <w:tbl>
@@ -20126,7 +20126,7 @@
                 <w:color w:val="1C3A36"/>
                 <w:sz w:val="17"/>
               </w:rPr>
-              <w:t>below 79.13</w:t>
+              <w:t>below 98.49</w:t>
             </w:r>
           </w:p>
         </w:tc>
@@ -20181,7 +20181,7 @@
                 <w:color w:val="1C3A36"/>
                 <w:sz w:val="17"/>
               </w:rPr>
-              <w:t>97.95 – 110.43</w:t>
+              <w:t>122.22 – 137.99</w:t>
             </w:r>
           </w:p>
         </w:tc>
@@ -20236,7 +20236,7 @@
                 <w:color w:val="1C3A36"/>
                 <w:sz w:val="17"/>
               </w:rPr>
-              <w:t>110.43 – 124.49</w:t>
+              <w:t>137.99 – 155.79</w:t>
             </w:r>
           </w:p>
         </w:tc>
@@ -20291,7 +20291,7 @@
                 <w:color w:val="1C3A36"/>
                 <w:sz w:val="17"/>
               </w:rPr>
-              <w:t>above 153.83</w:t>
+              <w:t>above 193.01</w:t>
             </w:r>
           </w:p>
         </w:tc>
@@ -20364,7 +20364,7 @@
                 <w:color w:val="1C3A36"/>
                 <w:sz w:val="17"/>
               </w:rPr>
-              <w:t>below even the 5th percentile (79.13) of the three-month distribution — the price map and the valuation genuinely disagree, and stating the gap at its full size is the point</w:t>
+              <w:t>below even the 5th percentile (98.49) of the three-month distribution — the price map and the valuation genuinely disagree, and stating the gap at its full size is the point</w:t>
             </w:r>
           </w:p>
         </w:tc>

--- a/engine/swdy_study/SWDY_Valuation_Study_10-09-2026_public.docx
+++ b/engine/swdy_study/SWDY_Valuation_Study_10-09-2026_public.docx
@@ -296,7 +296,7 @@
           <w:color w:val="1C3A36"/>
           <w:sz w:val="21"/>
         </w:rPr>
-        <w:t>On our primary construction the four lenses centre at EGP 87.76 per share against a market price of 130.00 — the price sits about +48% above the central estimate. That gap is not mainly an argument about the business; it is an argument about the discount rate. Discounted at an Egyptian cost of capital gliding 26.7% to 15.3%, the cash flows support roughly EGP 87.76. Discount the hard-currency share of those same cash flows at a hard-currency cost of capital of about 11.3% and the same model produces EGP 81.68 — -37% against today's price, and -7% below the primary reading. So the currency lens does not explain the gap: it is the harsher of the two readings, and the market is paying more than either. Both are shown, and neither is hidden inside an average.</w:t>
+        <w:t>On our primary construction the cash-flow lens — which is the answer here, not one vote of four — values the company at EGP 87.76 per share against a market price of 130.00 — the price sits about +48% above the central estimate. That gap is not mainly an argument about the business; it is an argument about the discount rate. Discounted at an Egyptian cost of capital gliding 26.7% to 15.3%, the cash flows support roughly EGP 87.76. Discount the hard-currency share of those same cash flows at a hard-currency cost of capital of about 11.3% and the same model produces EGP 81.68 — -37% against today's price, and -7% below the primary reading. So the currency lens does not explain the gap: it is the harsher of the two readings, and the market is paying more than either. Both are shown, and neither is hidden inside an average.</w:t>
       </w:r>
     </w:p>
     <w:p>
@@ -7136,7 +7136,7 @@
                 <w:color w:val="1C3A36"/>
                 <w:sz w:val="16"/>
               </w:rPr>
-              <w:t>Egyptian company law gives employees a share of distributable profits; measured at 12.2% of profit attributable to owners, the mean of FY2024, FY2025 and H1-2026. It is disclosed only in the earnings-per-share note, below the attributable line, and appears in no line of the income statement. The statutory share is capped at total annual wages and no filing discloses the cap's headroom, so the charge is an UPPER bound</w:t>
+              <w:t>Egyptian company law gives employees a share of distributable profits; measured at 12.2% of profit attributable to owners, the mean of FY2024, FY2025 and H1-2026. It is disclosed only in the earnings-per-share note, below the attributable line, and appears in no line of the income statement. The statutory share is capped at total annual wages, and that cap does not bind: the wage bill is disclosed in three notes of the same audited statements at EGP 18,906mn against a statutory share of EGP 2,073mn, so the charge sits at 9.1x of headroom. It is the measured charge, not an upper bound</w:t>
             </w:r>
           </w:p>
         </w:tc>
@@ -14568,7 +14568,7 @@
                 <w:color w:val="1C3A36"/>
                 <w:sz w:val="16"/>
               </w:rPr>
-              <w:t>1.225</w:t>
+              <w:t>1.000</w:t>
             </w:r>
           </w:p>
         </w:tc>
@@ -14586,7 +14586,7 @@
                 <w:color w:val="1C3A36"/>
                 <w:sz w:val="16"/>
               </w:rPr>
-              <w:t>own-stock weekly regression against the published EGX30 index of the exchange this share is listed on, over 4.94 years: R-squared 0.368, n = 256, standard error 0.170, 90% interval [0.95, 1.50]</w:t>
+              <w:t>explicit window: own-stock weekly regression against the published EGX30 index of the exchange this share is listed on, over 4.94 years: R-squared 0.368, n = 256, standard error 0.170, 90% interval [0.95, 1.50]. Terminal: beta is carried to 1.00 rather than held at the measured figure — today's relative risk is not a property of the company in perpetuity, and the construction is named in the cost-of-capital record as beta_to_one_split</w:t>
             </w:r>
           </w:p>
         </w:tc>
@@ -17571,7 +17571,7 @@
                 <w:color w:val="1C3A36"/>
                 <w:sz w:val="17"/>
               </w:rPr>
-              <w:t>93.77</w:t>
+              <w:t>119.65</w:t>
             </w:r>
           </w:p>
         </w:tc>
@@ -17589,7 +17589,7 @@
                 <w:color w:val="1C3A36"/>
                 <w:sz w:val="17"/>
               </w:rPr>
-              <w:t>price is +39% against it</w:t>
+              <w:t>price is +9% against it</w:t>
             </w:r>
           </w:p>
         </w:tc>
@@ -17626,7 +17626,7 @@
                 <w:color w:val="1C3A36"/>
                 <w:sz w:val="17"/>
               </w:rPr>
-              <w:t>90.04</w:t>
+              <w:t>102.80</w:t>
             </w:r>
           </w:p>
         </w:tc>
@@ -17644,7 +17644,7 @@
                 <w:color w:val="1C3A36"/>
                 <w:sz w:val="17"/>
               </w:rPr>
-              <w:t>price is +44% against it</w:t>
+              <w:t>price is +26% against it</w:t>
             </w:r>
           </w:p>
         </w:tc>
@@ -17681,7 +17681,7 @@
                 <w:color w:val="1C3A36"/>
                 <w:sz w:val="17"/>
               </w:rPr>
-              <w:t>86.07</w:t>
+              <w:t>94.30</w:t>
             </w:r>
           </w:p>
         </w:tc>
@@ -17699,7 +17699,7 @@
                 <w:color w:val="1C3A36"/>
                 <w:sz w:val="17"/>
               </w:rPr>
-              <w:t>price is +51% against it</w:t>
+              <w:t>price is +38% against it</w:t>
             </w:r>
           </w:p>
         </w:tc>
@@ -17736,7 +17736,7 @@
                 <w:color w:val="1C3A36"/>
                 <w:sz w:val="17"/>
               </w:rPr>
-              <w:t>81.88</w:t>
+              <w:t>86.19</w:t>
             </w:r>
           </w:p>
         </w:tc>
@@ -17754,7 +17754,7 @@
                 <w:color w:val="1C3A36"/>
                 <w:sz w:val="17"/>
               </w:rPr>
-              <w:t>price is +59% against it</w:t>
+              <w:t>price is +51% against it</w:t>
             </w:r>
           </w:p>
         </w:tc>
@@ -17791,7 +17791,7 @@
                 <w:color w:val="1C3A36"/>
                 <w:sz w:val="17"/>
               </w:rPr>
-              <w:t>109.02</w:t>
+              <w:t>130.00</w:t>
             </w:r>
           </w:p>
         </w:tc>
@@ -17809,7 +17809,7 @@
                 <w:color w:val="1C3A36"/>
                 <w:sz w:val="17"/>
               </w:rPr>
-              <w:t>+19.2% from the high — the high IS the +14.1% print of 4 August 2026, one session before the anchor</w:t>
+              <w:t>+0.0% from the high — the high IS the +14.1% print of 4 August 2026, one session before the anchor</w:t>
             </w:r>
           </w:p>
         </w:tc>
@@ -17846,7 +17846,7 @@
                 <w:color w:val="1C3A36"/>
                 <w:sz w:val="17"/>
               </w:rPr>
-              <w:t>114.50</w:t>
+              <w:t>133.98</w:t>
             </w:r>
           </w:p>
         </w:tc>
@@ -17864,7 +17864,7 @@
                 <w:color w:val="1C3A36"/>
                 <w:sz w:val="17"/>
               </w:rPr>
-              <w:t>+14% from the high — the conventional basis, and the wider of the two</w:t>
+              <w:t>-3% from the high — the conventional basis, and the wider of the two</w:t>
             </w:r>
           </w:p>
         </w:tc>
@@ -17996,7 +17996,7 @@
           <w:color w:val="1C3A36"/>
           <w:sz w:val="21"/>
         </w:rPr>
-        <w:t>The share is above every moving average in the stack, and the stack itself is in ascending order — the configuration that describes an established uptrend. The price has compounded +70% over the last 252 trading sessions (the exchange's trailing year on the supplied series) and sits +19.2% from its 52-week high. Realised volatility of about 49% a year is high in absolute terms and unremarkable for this market. None of this is a valuation argument; it is the price context the valuation has to be read against, and the gap between a strongly trending price and a fundamental central below it is precisely what section 4 addresses.</w:t>
+        <w:t>The share is above every moving average in the stack, and the stack itself is in ascending order — the configuration that describes an established uptrend. The price has compounded +69% over the last 252 trading sessions (the exchange's trailing year on the supplied series) and sits +0.0% from its 52-week high. Realised volatility of about 49% a year is high in absolute terms and unremarkable for this market. None of this is a valuation argument; it is the price context the valuation has to be read against, and the gap between a strongly trending price and a fundamental central below it is precisely what section 4 addresses.</w:t>
       </w:r>
     </w:p>
     <w:p>
@@ -18010,7 +18010,7 @@
           <w:color w:val="1C3A36"/>
           <w:sz w:val="21"/>
         </w:rPr>
-        <w:t>One caveat on the volatility that sets the width of the price cone in section 3. The 49.3% annualised figure is dominated by a single session: the shares rose 14.1% on 4 August 2026 on roughly eleven times normal volume. Realised volatility over the last 50 sessions is 36.1%; strip out that one session and it falls to 22.0%. The cone in section 3 is therefore wide because of one day's move, and a reader who regards that session as a one-off should treat the bands as correspondingly generous.</w:t>
+        <w:t>One caveat on the volatility that sets the width of the price cone in section 3. The 49.3% annualised figure is dominated by a single session: the shares rose 14.1% on 4 August 2026 on roughly eleven times normal volume. Realised volatility over the last 50 sessions is 49.4%; strip out that one session and it falls to 49.4%. The cone in section 3 is therefore wide because of one day's move, and a reader who regards that session as a one-off should treat the bands as correspondingly generous.</w:t>
       </w:r>
     </w:p>
     <w:p>
@@ -18052,7 +18052,7 @@
           <w:color w:val="1C3A36"/>
           <w:sz w:val="21"/>
         </w:rPr>
-        <w:t>The widths below are calibrated rather than assumed. Tested by walk-forward simulation over nearly five years — 19 independent non-overlapping quarterly windows with origins from 2021-10-05 to 2026-04-12 (the final window runs three months past its origin), each one forecast using only data available before it — outcomes fell inside the stated bands at close to the advertised rate (47% inside the 50% band, 68% inside the 80%, 84% inside the 90%, over those 19 windows), and the outcomes were spread evenly across the distribution rather than bunching at one end — a uniformity test returns p = 0.28, comfortably consistent with a well-calibrated forecast. Over the very long run the picture is more mixed: across the full 14-year history the bands are about 22% wider than a naive carry-anchored band, which is a real limitation — a wider band catches more by construction — and is stated here rather than left out.</w:t>
+        <w:t>The widths below are calibrated rather than assumed. Tested by walk-forward simulation over nearly five years — 19 independent non-overlapping quarterly windows with origins from 2021-10-05 to 2026-04-12 (the final window runs three months past its origin), each one forecast using only data available before it — outcomes fell inside the stated bands at close to the advertised rate (42% inside the 50% band, 79% inside the 80%, 84% inside the 90%, over those 19 windows), and the outcomes were spread evenly across the distribution rather than bunching at one end — a uniformity test returns p = 0.86, comfortably consistent with a well-calibrated forecast. Over the very long run the picture is more mixed: across the full 14-year history the bands are about 21% wider than a naive carry-anchored band, which is a real limitation — a wider band catches more by construction — and is stated here rather than left out.</w:t>
       </w:r>
     </w:p>
     <w:p>
@@ -27487,7 +27487,7 @@
           <w:color w:val="1C3A36"/>
           <w:sz w:val="21"/>
         </w:rPr>
-        <w:t>Neither the three audited annual statements nor the Q1-2026 interim discloses a tonnage, MVA, meter-count or backlog figure for any segment. The company's quarterly earnings releases have historically carried such data but were not reachable from this research environment. The forecast is built as a taper on each segment's own recent revenue growth and margin path instead.</w:t>
+        <w:t>Neither the three audited annual statements nor the Q1-2026 interim discloses a tonnage, MVA, meter-count or backlog figure for any segment. THIS NEGATIVE RESULT IS NOW PARTLY ANSWERED AND IS RECORDED THAT WAY: the company's own quarterly earnings releases carry the data and were read — cable tonnage of 144,997 / 156,748 / 167,665 / 185,449 over FY2022-25 and 99,239 in the reviewed half, and an engineering backlog of EGP 346bn at 30 June 2026. The tonnage series sets the Cables growth driver; the backlog corroborates the Constructions taper rather than producing it. What remains negative is narrower and is stated as such: the AUDITED statements disclose none of it, so none of it is audited.</w:t>
       </w:r>
     </w:p>
     <w:p>
@@ -28360,7 +28360,7 @@
                 <w:color w:val="1C3A36"/>
                 <w:sz w:val="17"/>
               </w:rPr>
-              <w:t>33.88 – 64.15</w:t>
+              <w:t>67.00 – 154.52</w:t>
             </w:r>
           </w:p>
         </w:tc>
@@ -28742,7 +28742,7 @@
                 <w:color w:val="1C3A36"/>
                 <w:sz w:val="17"/>
               </w:rPr>
-              <w:t>66.64 – 81.68</w:t>
+              <w:t>66.64 – 112.03</w:t>
             </w:r>
           </w:p>
         </w:tc>

--- a/engine/swdy_study/SWDY_Valuation_Study_10-09-2026_public.docx
+++ b/engine/swdy_study/SWDY_Valuation_Study_10-09-2026_public.docx
@@ -10576,7 +10576,7 @@
                 <w:color w:val="1C3A36"/>
                 <w:sz w:val="16"/>
               </w:rPr>
-              <w:t>Cables — real growth (over copper × FX)</w:t>
+              <w:t>Cables — tonnage growth (the disclosed volume driver)</w:t>
             </w:r>
           </w:p>
         </w:tc>
@@ -10612,7 +10612,7 @@
                 <w:color w:val="1C3A36"/>
                 <w:sz w:val="16"/>
               </w:rPr>
-              <w:t>3.0%</w:t>
+              <w:t>10.7%</w:t>
             </w:r>
           </w:p>
         </w:tc>
@@ -10630,7 +10630,7 @@
                 <w:color w:val="1C3A36"/>
                 <w:sz w:val="16"/>
               </w:rPr>
-              <w:t>3.0%</w:t>
+              <w:t>9.0%</w:t>
             </w:r>
           </w:p>
         </w:tc>
@@ -10648,7 +10648,7 @@
                 <w:color w:val="1C3A36"/>
                 <w:sz w:val="16"/>
               </w:rPr>
-              <w:t>3.0%</w:t>
+              <w:t>7.5%</w:t>
             </w:r>
           </w:p>
         </w:tc>
@@ -10666,7 +10666,7 @@
                 <w:color w:val="1C3A36"/>
                 <w:sz w:val="16"/>
               </w:rPr>
-              <w:t>3.0%</w:t>
+              <w:t>6.5%</w:t>
             </w:r>
           </w:p>
         </w:tc>
@@ -10684,7 +10684,134 @@
                 <w:color w:val="1C3A36"/>
                 <w:sz w:val="16"/>
               </w:rPr>
-              <w:t>3.0%</w:t>
+              <w:t>5.5%</w:t>
+            </w:r>
+          </w:p>
+        </w:tc>
+      </w:tr>
+      <w:tr>
+        <w:tc>
+          <w:tcPr>
+            <w:tcW w:type="dxa" w:w="3384"/>
+          </w:tcPr>
+          <w:p>
+            <w:pPr>
+              <w:spacing w:after="20"/>
+            </w:pPr>
+            <w:r>
+              <w:rPr>
+                <w:color w:val="1C3A36"/>
+                <w:sz w:val="16"/>
+              </w:rPr>
+              <w:t>Cables — copper/FX pass-through to revenue</w:t>
+            </w:r>
+          </w:p>
+        </w:tc>
+        <w:tc>
+          <w:tcPr>
+            <w:tcW w:type="dxa" w:w="1051"/>
+          </w:tcPr>
+          <w:p>
+            <w:pPr>
+              <w:spacing w:after="20"/>
+              <w:jc w:val="right"/>
+            </w:pPr>
+            <w:r>
+              <w:rPr>
+                <w:color w:val="1C3A36"/>
+                <w:sz w:val="16"/>
+              </w:rPr>
+              <w:t>—</w:t>
+            </w:r>
+          </w:p>
+        </w:tc>
+        <w:tc>
+          <w:tcPr>
+            <w:tcW w:type="dxa" w:w="1051"/>
+          </w:tcPr>
+          <w:p>
+            <w:pPr>
+              <w:spacing w:after="20"/>
+              <w:jc w:val="right"/>
+            </w:pPr>
+            <w:r>
+              <w:rPr>
+                <w:color w:val="1C3A36"/>
+                <w:sz w:val="16"/>
+              </w:rPr>
+              <w:t>nil</w:t>
+            </w:r>
+          </w:p>
+        </w:tc>
+        <w:tc>
+          <w:tcPr>
+            <w:tcW w:type="dxa" w:w="1051"/>
+          </w:tcPr>
+          <w:p>
+            <w:pPr>
+              <w:spacing w:after="20"/>
+              <w:jc w:val="right"/>
+            </w:pPr>
+            <w:r>
+              <w:rPr>
+                <w:color w:val="1C3A36"/>
+                <w:sz w:val="16"/>
+              </w:rPr>
+              <w:t>-6.5%</w:t>
+            </w:r>
+          </w:p>
+        </w:tc>
+        <w:tc>
+          <w:tcPr>
+            <w:tcW w:type="dxa" w:w="1051"/>
+          </w:tcPr>
+          <w:p>
+            <w:pPr>
+              <w:spacing w:after="20"/>
+              <w:jc w:val="right"/>
+            </w:pPr>
+            <w:r>
+              <w:rPr>
+                <w:color w:val="1C3A36"/>
+                <w:sz w:val="16"/>
+              </w:rPr>
+              <w:t>-4.4%</w:t>
+            </w:r>
+          </w:p>
+        </w:tc>
+        <w:tc>
+          <w:tcPr>
+            <w:tcW w:type="dxa" w:w="1051"/>
+          </w:tcPr>
+          <w:p>
+            <w:pPr>
+              <w:spacing w:after="20"/>
+              <w:jc w:val="right"/>
+            </w:pPr>
+            <w:r>
+              <w:rPr>
+                <w:color w:val="1C3A36"/>
+                <w:sz w:val="16"/>
+              </w:rPr>
+              <w:t>-2.2%</w:t>
+            </w:r>
+          </w:p>
+        </w:tc>
+        <w:tc>
+          <w:tcPr>
+            <w:tcW w:type="dxa" w:w="1051"/>
+          </w:tcPr>
+          <w:p>
+            <w:pPr>
+              <w:spacing w:after="20"/>
+              <w:jc w:val="right"/>
+            </w:pPr>
+            <w:r>
+              <w:rPr>
+                <w:color w:val="1C3A36"/>
+                <w:sz w:val="16"/>
+              </w:rPr>
+              <w:t>nil</w:t>
             </w:r>
           </w:p>
         </w:tc>
@@ -11722,7 +11849,7 @@
           <w:color w:val="6E7B77"/>
           <w:sz w:val="17"/>
         </w:rPr>
-        <w:t>Copper is held near the current market level rather than forecast — a directional view on the metal would dominate the valuation, and it is carried in the sensitivity instead. Cables grows on copper-price growth × FX-translation growth × a modest real-volume assumption, since no tonnage figure is disclosed in the audited statements to build a literal unit model from. Constructions and Electrical products taper on their own FY2023-25 revenue CAGR. The corporate cost load — stated on the same segment-profit-to-EBIT basis as the audited history (5.70% / 4.30% / 3.16%) — glides UP from FY2025's unusually low level toward the FY2023-24 average, the single most conservative choice in the build. The capex and D&amp;A paths are shown because they are live free-cash-flow drivers, not footnotes: capex tapers from the FY2025 peak of 4.7% as the 2024-25 capacity programme completes (it ran 3.1% in FY2023 and 3.7% in FY2024); holding it at the FY2025 peak instead would cost roughly EGP 1.8 on the cash-flow lens.</w:t>
+        <w:t>Copper is held near the current market level rather than forecast — a directional view on the metal would dominate the valuation, and it is carried in the sensitivity instead. Cables grows on DISCLOSED TONNAGE — 185,449 tonnes in FY2025 from the company's own quarterly releases, a 8.5% three-year compound rate — times a copper and currency pass-through measured out of the segment's own audited revenue per tonne, rather than on a revenue growth assumption. The audited statements disclose no tonnage for any segment; the releases are the issuer's own and are cited as such. Constructions and Electrical products taper on their own FY2023-25 revenue CAGR. The corporate cost load — stated on the same segment-profit-to-EBIT basis as the audited history (5.70% / 4.30% / 3.16%) — glides UP from FY2025's unusually low level toward the FY2023-24 average, the single most conservative choice in the build. The capex and D&amp;A paths are shown because they are live free-cash-flow drivers, not footnotes: capex tapers from the FY2025 peak of 4.7% as the 2024-25 capacity programme completes (it ran 3.1% in FY2023 and 3.7% in FY2024); holding it at the FY2025 peak instead would cost roughly EGP 1.8 on the cash-flow lens.</w:t>
       </w:r>
     </w:p>
     <w:p>
@@ -15052,7 +15179,7 @@
           <w:color w:val="6E7B77"/>
           <w:sz w:val="17"/>
         </w:rPr>
-        <w:t>Discounting is end-of-year discrete (each year's flow at its full-year factor) — the conservative convention; mid-year discounting would raise the explicit strip about 7%. All values are then rolled to the 5-Aug-2026 anchor as shown in the bridge.</w:t>
+        <w:t>Discounting is end-of-year discrete (each year's flow at its full-year factor) — the conservative convention; mid-year discounting would raise the explicit strip about 7%. All values are then rolled to the 2026-09-03 anchor as shown in the bridge.</w:t>
       </w:r>
     </w:p>
     <w:p>
@@ -15937,7 +16064,7 @@
           <w:color w:val="6E7B77"/>
           <w:sz w:val="17"/>
         </w:rPr>
-        <w:t>Figure 3 — discounted-cash-flow fair value per share across the terminal cost of capital and terminal growth. No cell in the tested range reaches the market price of 130.00: even the most generous corner sits well below it.</w:t>
+        <w:t>Figure 3 — discounted-cash-flow fair value per share across the terminal cost of capital and terminal growth. 4 of the 25 cells reach the market price of 130.00, all of them in the corner combining the lowest terminal cost of capital with the highest terminal growth; the grid tops out at 142.93. What it takes to get there is the point: a terminal rate 200bp below the adopted one at the same time as terminal growth at the top of the tested range.</w:t>
       </w:r>
     </w:p>
     <w:p>
@@ -17299,7 +17426,7 @@
           <w:color w:val="6E7B77"/>
           <w:sz w:val="17"/>
         </w:rPr>
-        <w:t>Every row is a full re-run of the segment build, not a multiplier applied to a finished revenue line: a currency or copper move flows through Cables' revenue, the working capital and the segment profit exactly as it does in the base case. Note the copper row — the swing is small and can even run the 'wrong' way, because a higher metal price raises revenue and working capital without raising the profit Cables earns on it. Ranked by single-row swing, the segment-margin row is the LARGEST — an earlier caption claimed the terminal assumptions dominated every operating driver, which this table itself contradicts (a review caught it); what remains true is that the two cost-of-capital grids jointly span the widest surface, and a ±15% margin shock is a far larger displacement of the base case than any one row's parameter step.</w:t>
+        <w:t>Every row is a full re-run of the segment build, not a multiplier applied to a finished revenue line: a currency or copper move flows through Cables' revenue, the working capital and the segment profit exactly as it does in the base case. Note the copper row — it is the SMALLEST swing of any operating driver at EGP 8.73 a share across a ±15% move, and it runs upward throughout: a higher metal price raises Cables' revenue and its working capital together, and raises the profit earned on that revenue hardly at all. Ranked by single-row swing, the segment-margin row is the LARGEST at EGP 73.70 a share, ahead of the terminal return-on-capital row at EGP 49.71 — an earlier caption claimed the terminal assumptions dominated every operating driver, which this table itself contradicts (a review caught it); what remains true is that the two cost-of-capital grids jointly span the widest surface, and a ±15% margin shock is a far larger displacement of the base case than any one row's parameter step.</w:t>
       </w:r>
     </w:p>
     <w:p>
@@ -19896,7 +20023,7 @@
                 <w:color w:val="1C3A36"/>
                 <w:sz w:val="16"/>
               </w:rPr>
-              <w:t>no order book or backlog figure is disclosed anywhere in the audited filings, so the Constructions and infrastructure forecast tapers on its own revenue growth rather than a burn rate</w:t>
+              <w:t>no order book or backlog figure is disclosed in any AUDITED filing. The company's own quarterly releases disclose an engineering backlog of EGP 346bn at 30 June 2026, which is read; they do not disclose the burn profile that would turn it into revenue, so the Constructions and infrastructure forecast tapers on its own revenue growth and the backlog corroborates that taper rather than setting it</w:t>
             </w:r>
           </w:p>
         </w:tc>
@@ -21729,7 +21856,7 @@
                 <w:color w:val="1C3A36"/>
                 <w:sz w:val="15"/>
               </w:rPr>
-              <w:t>Gross profit</w:t>
+              <w:t>Gross profit (audited face: revenue less cost of sales)</w:t>
             </w:r>
           </w:p>
         </w:tc>
@@ -21801,7 +21928,7 @@
                 <w:color w:val="1C3A36"/>
                 <w:sz w:val="15"/>
               </w:rPr>
-              <w:t>45,690</w:t>
+              <w:t>—</w:t>
             </w:r>
           </w:p>
         </w:tc>
@@ -21819,7 +21946,7 @@
                 <w:color w:val="1C3A36"/>
                 <w:sz w:val="15"/>
               </w:rPr>
-              <w:t>55,346</w:t>
+              <w:t>—</w:t>
             </w:r>
           </w:p>
         </w:tc>
@@ -21837,7 +21964,7 @@
                 <w:color w:val="1C3A36"/>
                 <w:sz w:val="15"/>
               </w:rPr>
-              <w:t>64,177</w:t>
+              <w:t>—</w:t>
             </w:r>
           </w:p>
         </w:tc>
@@ -21855,7 +21982,7 @@
                 <w:color w:val="1C3A36"/>
                 <w:sz w:val="15"/>
               </w:rPr>
-              <w:t>72,980</w:t>
+              <w:t>—</w:t>
             </w:r>
           </w:p>
         </w:tc>
@@ -21873,7 +22000,7 @@
                 <w:color w:val="1C3A36"/>
                 <w:sz w:val="15"/>
               </w:rPr>
-              <w:t>81,828</w:t>
+              <w:t>—</w:t>
             </w:r>
           </w:p>
         </w:tc>
@@ -21894,7 +22021,7 @@
                 <w:color w:val="1C3A36"/>
                 <w:sz w:val="15"/>
               </w:rPr>
-              <w:t>EBITDA (derived: EBIT + D&amp;A)</w:t>
+              <w:t>Segment profit, three disclosed segments (Note 16 basis — the forecast build)</w:t>
             </w:r>
           </w:p>
         </w:tc>
@@ -21914,7 +22041,7 @@
                 <w:color w:val="1C3A36"/>
                 <w:sz w:val="15"/>
               </w:rPr>
-              <w:t>20,035</w:t>
+              <w:t>26,416</w:t>
             </w:r>
           </w:p>
         </w:tc>
@@ -21934,7 +22061,7 @@
                 <w:color w:val="1C3A36"/>
                 <w:sz w:val="15"/>
               </w:rPr>
-              <w:t>31,601</w:t>
+              <w:t>39,313</w:t>
             </w:r>
           </w:p>
         </w:tc>
@@ -21954,7 +22081,7 @@
                 <w:color w:val="1C3A36"/>
                 <w:sz w:val="15"/>
               </w:rPr>
-              <w:t>28,363</w:t>
+              <w:t>34,490</w:t>
             </w:r>
           </w:p>
         </w:tc>
@@ -21974,7 +22101,7 @@
                 <w:color w:val="1C3A36"/>
                 <w:sz w:val="15"/>
               </w:rPr>
-              <w:t>38,286</w:t>
+              <w:t>45,690</w:t>
             </w:r>
           </w:p>
         </w:tc>
@@ -21994,7 +22121,7 @@
                 <w:color w:val="1C3A36"/>
                 <w:sz w:val="15"/>
               </w:rPr>
-              <w:t>46,512</w:t>
+              <w:t>55,346</w:t>
             </w:r>
           </w:p>
         </w:tc>
@@ -22014,7 +22141,7 @@
                 <w:color w:val="1C3A36"/>
                 <w:sz w:val="15"/>
               </w:rPr>
-              <w:t>54,041</w:t>
+              <w:t>64,177</w:t>
             </w:r>
           </w:p>
         </w:tc>
@@ -22034,7 +22161,7 @@
                 <w:color w:val="1C3A36"/>
                 <w:sz w:val="15"/>
               </w:rPr>
-              <w:t>61,508</w:t>
+              <w:t>72,980</w:t>
             </w:r>
           </w:p>
         </w:tc>
@@ -22054,7 +22181,7 @@
                 <w:color w:val="1C3A36"/>
                 <w:sz w:val="15"/>
               </w:rPr>
-              <w:t>68,967</w:t>
+              <w:t>81,828</w:t>
             </w:r>
           </w:p>
         </w:tc>
@@ -22073,7 +22200,7 @@
                 <w:color w:val="1C3A36"/>
                 <w:sz w:val="15"/>
               </w:rPr>
-              <w:t>EBITDA margin</w:t>
+              <w:t>EBITDA (derived: EBIT + D&amp;A)</w:t>
             </w:r>
           </w:p>
         </w:tc>
@@ -22091,7 +22218,7 @@
                 <w:color w:val="1C3A36"/>
                 <w:sz w:val="15"/>
               </w:rPr>
-              <w:t>13.2%</w:t>
+              <w:t>20,035</w:t>
             </w:r>
           </w:p>
         </w:tc>
@@ -22109,7 +22236,7 @@
                 <w:color w:val="1C3A36"/>
                 <w:sz w:val="15"/>
               </w:rPr>
-              <w:t>13.6%</w:t>
+              <w:t>31,601</w:t>
             </w:r>
           </w:p>
         </w:tc>
@@ -22127,7 +22254,7 @@
                 <w:color w:val="1C3A36"/>
                 <w:sz w:val="15"/>
               </w:rPr>
-              <w:t>10.1%</w:t>
+              <w:t>28,363</w:t>
             </w:r>
           </w:p>
         </w:tc>
@@ -22145,7 +22272,7 @@
                 <w:color w:val="1C3A36"/>
                 <w:sz w:val="15"/>
               </w:rPr>
-              <w:t>10.3%</w:t>
+              <w:t>38,286</w:t>
             </w:r>
           </w:p>
         </w:tc>
@@ -22163,7 +22290,7 @@
                 <w:color w:val="1C3A36"/>
                 <w:sz w:val="15"/>
               </w:rPr>
-              <w:t>10.5%</w:t>
+              <w:t>46,512</w:t>
             </w:r>
           </w:p>
         </w:tc>
@@ -22181,7 +22308,7 @@
                 <w:color w:val="1C3A36"/>
                 <w:sz w:val="15"/>
               </w:rPr>
-              <w:t>10.7%</w:t>
+              <w:t>54,041</w:t>
             </w:r>
           </w:p>
         </w:tc>
@@ -22199,7 +22326,7 @@
                 <w:color w:val="1C3A36"/>
                 <w:sz w:val="15"/>
               </w:rPr>
-              <w:t>10.7%</w:t>
+              <w:t>61,508</w:t>
             </w:r>
           </w:p>
         </w:tc>
@@ -22217,7 +22344,7 @@
                 <w:color w:val="1C3A36"/>
                 <w:sz w:val="15"/>
               </w:rPr>
-              <w:t>10.7%</w:t>
+              <w:t>68,967</w:t>
             </w:r>
           </w:p>
         </w:tc>
@@ -22236,7 +22363,7 @@
                 <w:color w:val="1C3A36"/>
                 <w:sz w:val="15"/>
               </w:rPr>
-              <w:t>Depreciation and amortisation</w:t>
+              <w:t>EBITDA margin</w:t>
             </w:r>
           </w:p>
         </w:tc>
@@ -22254,7 +22381,7 @@
                 <w:color w:val="1C3A36"/>
                 <w:sz w:val="15"/>
               </w:rPr>
-              <w:t>(2,296)</w:t>
+              <w:t>13.2%</w:t>
             </w:r>
           </w:p>
         </w:tc>
@@ -22272,7 +22399,7 @@
                 <w:color w:val="1C3A36"/>
                 <w:sz w:val="15"/>
               </w:rPr>
-              <w:t>(2,260)</w:t>
+              <w:t>13.6%</w:t>
             </w:r>
           </w:p>
         </w:tc>
@@ -22290,7 +22417,7 @@
                 <w:color w:val="1C3A36"/>
                 <w:sz w:val="15"/>
               </w:rPr>
-              <w:t>(3,009)</w:t>
+              <w:t>10.1%</w:t>
             </w:r>
           </w:p>
         </w:tc>
@@ -22308,7 +22435,7 @@
                 <w:color w:val="1C3A36"/>
                 <w:sz w:val="15"/>
               </w:rPr>
-              <w:t>(3,961)</w:t>
+              <w:t>10.3%</w:t>
             </w:r>
           </w:p>
         </w:tc>
@@ -22326,7 +22453,7 @@
                 <w:color w:val="1C3A36"/>
                 <w:sz w:val="15"/>
               </w:rPr>
-              <w:t>(4,726)</w:t>
+              <w:t>10.5%</w:t>
             </w:r>
           </w:p>
         </w:tc>
@@ -22344,7 +22471,7 @@
                 <w:color w:val="1C3A36"/>
                 <w:sz w:val="15"/>
               </w:rPr>
-              <w:t>(5,423)</w:t>
+              <w:t>10.7%</w:t>
             </w:r>
           </w:p>
         </w:tc>
@@ -22362,7 +22489,7 @@
                 <w:color w:val="1C3A36"/>
                 <w:sz w:val="15"/>
               </w:rPr>
-              <w:t>(6,137)</w:t>
+              <w:t>10.7%</w:t>
             </w:r>
           </w:p>
         </w:tc>
@@ -22380,7 +22507,7 @@
                 <w:color w:val="1C3A36"/>
                 <w:sz w:val="15"/>
               </w:rPr>
-              <w:t>(6,881)</w:t>
+              <w:t>10.7%</w:t>
             </w:r>
           </w:p>
         </w:tc>
@@ -22401,7 +22528,7 @@
                 <w:color w:val="1C3A36"/>
                 <w:sz w:val="15"/>
               </w:rPr>
-              <w:t>EBIT</w:t>
+              <w:t>Depreciation and amortisation</w:t>
             </w:r>
           </w:p>
         </w:tc>
@@ -22421,7 +22548,7 @@
                 <w:color w:val="1C3A36"/>
                 <w:sz w:val="15"/>
               </w:rPr>
-              <w:t>17,739</w:t>
+              <w:t>(2,296)</w:t>
             </w:r>
           </w:p>
         </w:tc>
@@ -22441,7 +22568,7 @@
                 <w:color w:val="1C3A36"/>
                 <w:sz w:val="15"/>
               </w:rPr>
-              <w:t>29,342</w:t>
+              <w:t>(2,260)</w:t>
             </w:r>
           </w:p>
         </w:tc>
@@ -22461,7 +22588,7 @@
                 <w:color w:val="1C3A36"/>
                 <w:sz w:val="15"/>
               </w:rPr>
-              <w:t>25,354</w:t>
+              <w:t>(3,009)</w:t>
             </w:r>
           </w:p>
         </w:tc>
@@ -22481,7 +22608,7 @@
                 <w:color w:val="1C3A36"/>
                 <w:sz w:val="15"/>
               </w:rPr>
-              <w:t>34,325</w:t>
+              <w:t>(3,961)</w:t>
             </w:r>
           </w:p>
         </w:tc>
@@ -22501,7 +22628,7 @@
                 <w:color w:val="1C3A36"/>
                 <w:sz w:val="15"/>
               </w:rPr>
-              <w:t>41,785</w:t>
+              <w:t>(4,726)</w:t>
             </w:r>
           </w:p>
         </w:tc>
@@ -22521,7 +22648,7 @@
                 <w:color w:val="1C3A36"/>
                 <w:sz w:val="15"/>
               </w:rPr>
-              <w:t>48,618</w:t>
+              <w:t>(5,423)</w:t>
             </w:r>
           </w:p>
         </w:tc>
@@ -22541,7 +22668,7 @@
                 <w:color w:val="1C3A36"/>
                 <w:sz w:val="15"/>
               </w:rPr>
-              <w:t>55,371</w:t>
+              <w:t>(6,137)</w:t>
             </w:r>
           </w:p>
         </w:tc>
@@ -22561,7 +22688,7 @@
                 <w:color w:val="1C3A36"/>
                 <w:sz w:val="15"/>
               </w:rPr>
-              <w:t>62,086</w:t>
+              <w:t>(6,881)</w:t>
             </w:r>
           </w:p>
         </w:tc>
@@ -22580,7 +22707,7 @@
                 <w:color w:val="1C3A36"/>
                 <w:sz w:val="15"/>
               </w:rPr>
-              <w:t>Net finance costs</w:t>
+              <w:t>EBIT</w:t>
             </w:r>
           </w:p>
         </w:tc>
@@ -22598,7 +22725,7 @@
                 <w:color w:val="1C3A36"/>
                 <w:sz w:val="15"/>
               </w:rPr>
-              <w:t>(2,124)</w:t>
+              <w:t>17,739</w:t>
             </w:r>
           </w:p>
         </w:tc>
@@ -22616,7 +22743,7 @@
                 <w:color w:val="1C3A36"/>
                 <w:sz w:val="15"/>
               </w:rPr>
-              <w:t>(3,515)</w:t>
+              <w:t>29,342</w:t>
             </w:r>
           </w:p>
         </w:tc>
@@ -22634,7 +22761,7 @@
                 <w:color w:val="1C3A36"/>
                 <w:sz w:val="15"/>
               </w:rPr>
-              <w:t>(2,145)</w:t>
+              <w:t>25,354</w:t>
             </w:r>
           </w:p>
         </w:tc>
@@ -22652,7 +22779,7 @@
                 <w:color w:val="1C3A36"/>
                 <w:sz w:val="15"/>
               </w:rPr>
-              <w:t>(1,743)</w:t>
+              <w:t>34,325</w:t>
             </w:r>
           </w:p>
         </w:tc>
@@ -22670,7 +22797,7 @@
                 <w:color w:val="1C3A36"/>
                 <w:sz w:val="15"/>
               </w:rPr>
-              <w:t>(2,116)</w:t>
+              <w:t>41,785</w:t>
             </w:r>
           </w:p>
         </w:tc>
@@ -22688,7 +22815,7 @@
                 <w:color w:val="1C3A36"/>
                 <w:sz w:val="15"/>
               </w:rPr>
-              <w:t>(2,029)</w:t>
+              <w:t>48,618</w:t>
             </w:r>
           </w:p>
         </w:tc>
@@ -22706,7 +22833,7 @@
                 <w:color w:val="1C3A36"/>
                 <w:sz w:val="15"/>
               </w:rPr>
-              <w:t>(1,640)</w:t>
+              <w:t>55,371</w:t>
             </w:r>
           </w:p>
         </w:tc>
@@ -22724,7 +22851,7 @@
                 <w:color w:val="1C3A36"/>
                 <w:sz w:val="15"/>
               </w:rPr>
-              <w:t>(1,097)</w:t>
+              <w:t>62,086</w:t>
             </w:r>
           </w:p>
         </w:tc>
@@ -22743,7 +22870,7 @@
                 <w:color w:val="1C3A36"/>
                 <w:sz w:val="15"/>
               </w:rPr>
-              <w:t>Share of equity-accounted investees</w:t>
+              <w:t>Net finance costs</w:t>
             </w:r>
           </w:p>
         </w:tc>
@@ -22761,7 +22888,7 @@
                 <w:color w:val="1C3A36"/>
                 <w:sz w:val="15"/>
               </w:rPr>
-              <w:t>604</w:t>
+              <w:t>(2,124)</w:t>
             </w:r>
           </w:p>
         </w:tc>
@@ -22779,7 +22906,7 @@
                 <w:color w:val="1C3A36"/>
                 <w:sz w:val="15"/>
               </w:rPr>
-              <w:t>1,132</w:t>
+              <w:t>(3,515)</w:t>
             </w:r>
           </w:p>
         </w:tc>
@@ -22797,7 +22924,7 @@
                 <w:color w:val="1C3A36"/>
                 <w:sz w:val="15"/>
               </w:rPr>
-              <w:t>1,569</w:t>
+              <w:t>(2,145)</w:t>
             </w:r>
           </w:p>
         </w:tc>
@@ -22815,7 +22942,7 @@
                 <w:color w:val="1C3A36"/>
                 <w:sz w:val="15"/>
               </w:rPr>
-              <w:t>1,694</w:t>
+              <w:t>(1,743)</w:t>
             </w:r>
           </w:p>
         </w:tc>
@@ -22833,7 +22960,7 @@
                 <w:color w:val="1C3A36"/>
                 <w:sz w:val="15"/>
               </w:rPr>
-              <w:t>1,830</w:t>
+              <w:t>(2,116)</w:t>
             </w:r>
           </w:p>
         </w:tc>
@@ -22851,7 +22978,7 @@
                 <w:color w:val="1C3A36"/>
                 <w:sz w:val="15"/>
               </w:rPr>
-              <w:t>1,976</w:t>
+              <w:t>(2,029)</w:t>
             </w:r>
           </w:p>
         </w:tc>
@@ -22869,7 +22996,7 @@
                 <w:color w:val="1C3A36"/>
                 <w:sz w:val="15"/>
               </w:rPr>
-              <w:t>2,134</w:t>
+              <w:t>(1,640)</w:t>
             </w:r>
           </w:p>
         </w:tc>
@@ -22887,7 +23014,7 @@
                 <w:color w:val="1C3A36"/>
                 <w:sz w:val="15"/>
               </w:rPr>
-              <w:t>2,305</w:t>
+              <w:t>(1,097)</w:t>
             </w:r>
           </w:p>
         </w:tc>
@@ -22906,7 +23033,7 @@
                 <w:color w:val="1C3A36"/>
                 <w:sz w:val="15"/>
               </w:rPr>
-              <w:t>Profit before tax</w:t>
+              <w:t>Share of equity-accounted investees</w:t>
             </w:r>
           </w:p>
         </w:tc>
@@ -22924,7 +23051,7 @@
                 <w:color w:val="1C3A36"/>
                 <w:sz w:val="15"/>
               </w:rPr>
-              <w:t>16,218</w:t>
+              <w:t>604</w:t>
             </w:r>
           </w:p>
         </w:tc>
@@ -22942,7 +23069,7 @@
                 <w:color w:val="1C3A36"/>
                 <w:sz w:val="15"/>
               </w:rPr>
-              <w:t>26,959</w:t>
+              <w:t>1,132</w:t>
             </w:r>
           </w:p>
         </w:tc>
@@ -22960,7 +23087,7 @@
                 <w:color w:val="1C3A36"/>
                 <w:sz w:val="15"/>
               </w:rPr>
-              <w:t>24,778</w:t>
+              <w:t>1,569</w:t>
             </w:r>
           </w:p>
         </w:tc>
@@ -22978,7 +23105,7 @@
                 <w:color w:val="1C3A36"/>
                 <w:sz w:val="15"/>
               </w:rPr>
-              <w:t>34,276</w:t>
+              <w:t>1,694</w:t>
             </w:r>
           </w:p>
         </w:tc>
@@ -22996,7 +23123,7 @@
                 <w:color w:val="1C3A36"/>
                 <w:sz w:val="15"/>
               </w:rPr>
-              <w:t>41,499</w:t>
+              <w:t>1,830</w:t>
             </w:r>
           </w:p>
         </w:tc>
@@ -23014,7 +23141,7 @@
                 <w:color w:val="1C3A36"/>
                 <w:sz w:val="15"/>
               </w:rPr>
-              <w:t>48,565</w:t>
+              <w:t>1,976</w:t>
             </w:r>
           </w:p>
         </w:tc>
@@ -23032,7 +23159,7 @@
                 <w:color w:val="1C3A36"/>
                 <w:sz w:val="15"/>
               </w:rPr>
-              <w:t>55,866</w:t>
+              <w:t>2,134</w:t>
             </w:r>
           </w:p>
         </w:tc>
@@ -23050,7 +23177,7 @@
                 <w:color w:val="1C3A36"/>
                 <w:sz w:val="15"/>
               </w:rPr>
-              <w:t>63,294</w:t>
+              <w:t>2,305</w:t>
             </w:r>
           </w:p>
         </w:tc>
@@ -23069,7 +23196,7 @@
                 <w:color w:val="1C3A36"/>
                 <w:sz w:val="15"/>
               </w:rPr>
-              <w:t>Income tax</w:t>
+              <w:t>Profit before tax</w:t>
             </w:r>
           </w:p>
         </w:tc>
@@ -23087,7 +23214,7 @@
                 <w:color w:val="1C3A36"/>
                 <w:sz w:val="15"/>
               </w:rPr>
-              <w:t>(5,080)</w:t>
+              <w:t>16,218</w:t>
             </w:r>
           </w:p>
         </w:tc>
@@ -23105,7 +23232,7 @@
                 <w:color w:val="1C3A36"/>
                 <w:sz w:val="15"/>
               </w:rPr>
-              <w:t>(8,122)</w:t>
+              <w:t>26,959</w:t>
             </w:r>
           </w:p>
         </w:tc>
@@ -23123,7 +23250,7 @@
                 <w:color w:val="1C3A36"/>
                 <w:sz w:val="15"/>
               </w:rPr>
-              <w:t>(5,591)</w:t>
+              <w:t>24,778</w:t>
             </w:r>
           </w:p>
         </w:tc>
@@ -23141,7 +23268,7 @@
                 <w:color w:val="1C3A36"/>
                 <w:sz w:val="15"/>
               </w:rPr>
-              <w:t>(8,398)</w:t>
+              <w:t>34,276</w:t>
             </w:r>
           </w:p>
         </w:tc>
@@ -23159,7 +23286,7 @@
                 <w:color w:val="1C3A36"/>
                 <w:sz w:val="15"/>
               </w:rPr>
-              <w:t>(10,167)</w:t>
+              <w:t>41,499</w:t>
             </w:r>
           </w:p>
         </w:tc>
@@ -23177,7 +23304,7 @@
                 <w:color w:val="1C3A36"/>
                 <w:sz w:val="15"/>
               </w:rPr>
-              <w:t>(11,898)</w:t>
+              <w:t>48,565</w:t>
             </w:r>
           </w:p>
         </w:tc>
@@ -23195,7 +23322,7 @@
                 <w:color w:val="1C3A36"/>
                 <w:sz w:val="15"/>
               </w:rPr>
-              <w:t>(13,687)</w:t>
+              <w:t>55,866</w:t>
             </w:r>
           </w:p>
         </w:tc>
@@ -23213,7 +23340,7 @@
                 <w:color w:val="1C3A36"/>
                 <w:sz w:val="15"/>
               </w:rPr>
-              <w:t>(15,507)</w:t>
+              <w:t>63,294</w:t>
             </w:r>
           </w:p>
         </w:tc>
@@ -23232,7 +23359,7 @@
                 <w:color w:val="1C3A36"/>
                 <w:sz w:val="15"/>
               </w:rPr>
-              <w:t>Profit for the year</w:t>
+              <w:t>Income tax</w:t>
             </w:r>
           </w:p>
         </w:tc>
@@ -23250,7 +23377,7 @@
                 <w:color w:val="1C3A36"/>
                 <w:sz w:val="15"/>
               </w:rPr>
-              <w:t>11,138</w:t>
+              <w:t>(5,080)</w:t>
             </w:r>
           </w:p>
         </w:tc>
@@ -23268,7 +23395,7 @@
                 <w:color w:val="1C3A36"/>
                 <w:sz w:val="15"/>
               </w:rPr>
-              <w:t>18,837</w:t>
+              <w:t>(8,122)</w:t>
             </w:r>
           </w:p>
         </w:tc>
@@ -23286,7 +23413,7 @@
                 <w:color w:val="1C3A36"/>
                 <w:sz w:val="15"/>
               </w:rPr>
-              <w:t>19,187</w:t>
+              <w:t>(5,591)</w:t>
             </w:r>
           </w:p>
         </w:tc>
@@ -23304,7 +23431,7 @@
                 <w:color w:val="1C3A36"/>
                 <w:sz w:val="15"/>
               </w:rPr>
-              <w:t>25,879</w:t>
+              <w:t>(8,398)</w:t>
             </w:r>
           </w:p>
         </w:tc>
@@ -23322,7 +23449,7 @@
                 <w:color w:val="1C3A36"/>
                 <w:sz w:val="15"/>
               </w:rPr>
-              <w:t>31,332</w:t>
+              <w:t>(10,167)</w:t>
             </w:r>
           </w:p>
         </w:tc>
@@ -23340,7 +23467,7 @@
                 <w:color w:val="1C3A36"/>
                 <w:sz w:val="15"/>
               </w:rPr>
-              <w:t>36,666</w:t>
+              <w:t>(11,898)</w:t>
             </w:r>
           </w:p>
         </w:tc>
@@ -23358,7 +23485,7 @@
                 <w:color w:val="1C3A36"/>
                 <w:sz w:val="15"/>
               </w:rPr>
-              <w:t>42,179</w:t>
+              <w:t>(13,687)</w:t>
             </w:r>
           </w:p>
         </w:tc>
@@ -23376,7 +23503,7 @@
                 <w:color w:val="1C3A36"/>
                 <w:sz w:val="15"/>
               </w:rPr>
-              <w:t>47,787</w:t>
+              <w:t>(15,507)</w:t>
             </w:r>
           </w:p>
         </w:tc>
@@ -23395,7 +23522,7 @@
                 <w:color w:val="1C3A36"/>
                 <w:sz w:val="15"/>
               </w:rPr>
-              <w:t>Non-controlling interests</w:t>
+              <w:t>Profit for the year</w:t>
             </w:r>
           </w:p>
         </w:tc>
@@ -23413,7 +23540,7 @@
                 <w:color w:val="1C3A36"/>
                 <w:sz w:val="15"/>
               </w:rPr>
-              <w:t>(1,022)</w:t>
+              <w:t>11,138</w:t>
             </w:r>
           </w:p>
         </w:tc>
@@ -23431,7 +23558,7 @@
                 <w:color w:val="1C3A36"/>
                 <w:sz w:val="15"/>
               </w:rPr>
-              <w:t>(1,376)</w:t>
+              <w:t>18,837</w:t>
             </w:r>
           </w:p>
         </w:tc>
@@ -23449,7 +23576,7 @@
                 <w:color w:val="1C3A36"/>
                 <w:sz w:val="15"/>
               </w:rPr>
-              <w:t>(1,856)</w:t>
+              <w:t>19,187</w:t>
             </w:r>
           </w:p>
         </w:tc>
@@ -23467,7 +23594,7 @@
                 <w:color w:val="1C3A36"/>
                 <w:sz w:val="15"/>
               </w:rPr>
-              <w:t>(2,504)</w:t>
+              <w:t>25,879</w:t>
             </w:r>
           </w:p>
         </w:tc>
@@ -23485,7 +23612,7 @@
                 <w:color w:val="1C3A36"/>
                 <w:sz w:val="15"/>
               </w:rPr>
-              <w:t>(3,031)</w:t>
+              <w:t>31,332</w:t>
             </w:r>
           </w:p>
         </w:tc>
@@ -23503,7 +23630,7 @@
                 <w:color w:val="1C3A36"/>
                 <w:sz w:val="15"/>
               </w:rPr>
-              <w:t>(3,547)</w:t>
+              <w:t>36,666</w:t>
             </w:r>
           </w:p>
         </w:tc>
@@ -23521,7 +23648,7 @@
                 <w:color w:val="1C3A36"/>
                 <w:sz w:val="15"/>
               </w:rPr>
-              <w:t>(4,081)</w:t>
+              <w:t>42,179</w:t>
             </w:r>
           </w:p>
         </w:tc>
@@ -23539,7 +23666,7 @@
                 <w:color w:val="1C3A36"/>
                 <w:sz w:val="15"/>
               </w:rPr>
-              <w:t>(4,623)</w:t>
+              <w:t>47,787</w:t>
             </w:r>
           </w:p>
         </w:tc>
@@ -23560,7 +23687,7 @@
                 <w:color w:val="1C3A36"/>
                 <w:sz w:val="15"/>
               </w:rPr>
-              <w:t>Profit attributable to shareholders</w:t>
+              <w:t>Non-controlling interests</w:t>
             </w:r>
           </w:p>
         </w:tc>
@@ -23580,7 +23707,7 @@
                 <w:color w:val="1C3A36"/>
                 <w:sz w:val="15"/>
               </w:rPr>
-              <w:t>10,116</w:t>
+              <w:t>(1,022)</w:t>
             </w:r>
           </w:p>
         </w:tc>
@@ -23600,7 +23727,7 @@
                 <w:color w:val="1C3A36"/>
                 <w:sz w:val="15"/>
               </w:rPr>
-              <w:t>17,461</w:t>
+              <w:t>(1,376)</w:t>
             </w:r>
           </w:p>
         </w:tc>
@@ -23620,7 +23747,7 @@
                 <w:color w:val="1C3A36"/>
                 <w:sz w:val="15"/>
               </w:rPr>
-              <w:t>17,330</w:t>
+              <w:t>(1,856)</w:t>
             </w:r>
           </w:p>
         </w:tc>
@@ -23640,7 +23767,7 @@
                 <w:color w:val="1C3A36"/>
                 <w:sz w:val="15"/>
               </w:rPr>
-              <w:t>23,375</w:t>
+              <w:t>(2,504)</w:t>
             </w:r>
           </w:p>
         </w:tc>
@@ -23660,7 +23787,7 @@
                 <w:color w:val="1C3A36"/>
                 <w:sz w:val="15"/>
               </w:rPr>
-              <w:t>28,300</w:t>
+              <w:t>(3,031)</w:t>
             </w:r>
           </w:p>
         </w:tc>
@@ -23680,7 +23807,7 @@
                 <w:color w:val="1C3A36"/>
                 <w:sz w:val="15"/>
               </w:rPr>
-              <w:t>33,119</w:t>
+              <w:t>(3,547)</w:t>
             </w:r>
           </w:p>
         </w:tc>
@@ -23700,7 +23827,7 @@
                 <w:color w:val="1C3A36"/>
                 <w:sz w:val="15"/>
               </w:rPr>
-              <w:t>38,098</w:t>
+              <w:t>(4,081)</w:t>
             </w:r>
           </w:p>
         </w:tc>
@@ -23717,6 +23844,169 @@
             <w:r>
               <w:rPr>
                 <w:b/>
+                <w:color w:val="1C3A36"/>
+                <w:sz w:val="15"/>
+              </w:rPr>
+              <w:t>(4,623)</w:t>
+            </w:r>
+          </w:p>
+        </w:tc>
+      </w:tr>
+      <w:tr>
+        <w:tc>
+          <w:tcPr>
+            <w:tcW w:type="dxa" w:w="2477"/>
+          </w:tcPr>
+          <w:p>
+            <w:pPr>
+              <w:spacing w:after="20"/>
+            </w:pPr>
+            <w:r>
+              <w:rPr>
+                <w:color w:val="1C3A36"/>
+                <w:sz w:val="15"/>
+              </w:rPr>
+              <w:t>Profit attributable to shareholders</w:t>
+            </w:r>
+          </w:p>
+        </w:tc>
+        <w:tc>
+          <w:tcPr>
+            <w:tcW w:type="dxa" w:w="950"/>
+          </w:tcPr>
+          <w:p>
+            <w:pPr>
+              <w:spacing w:after="20"/>
+              <w:jc w:val="right"/>
+            </w:pPr>
+            <w:r>
+              <w:rPr>
+                <w:color w:val="1C3A36"/>
+                <w:sz w:val="15"/>
+              </w:rPr>
+              <w:t>10,116</w:t>
+            </w:r>
+          </w:p>
+        </w:tc>
+        <w:tc>
+          <w:tcPr>
+            <w:tcW w:type="dxa" w:w="950"/>
+          </w:tcPr>
+          <w:p>
+            <w:pPr>
+              <w:spacing w:after="20"/>
+              <w:jc w:val="right"/>
+            </w:pPr>
+            <w:r>
+              <w:rPr>
+                <w:color w:val="1C3A36"/>
+                <w:sz w:val="15"/>
+              </w:rPr>
+              <w:t>17,461</w:t>
+            </w:r>
+          </w:p>
+        </w:tc>
+        <w:tc>
+          <w:tcPr>
+            <w:tcW w:type="dxa" w:w="950"/>
+          </w:tcPr>
+          <w:p>
+            <w:pPr>
+              <w:spacing w:after="20"/>
+              <w:jc w:val="right"/>
+            </w:pPr>
+            <w:r>
+              <w:rPr>
+                <w:color w:val="1C3A36"/>
+                <w:sz w:val="15"/>
+              </w:rPr>
+              <w:t>17,330</w:t>
+            </w:r>
+          </w:p>
+        </w:tc>
+        <w:tc>
+          <w:tcPr>
+            <w:tcW w:type="dxa" w:w="950"/>
+          </w:tcPr>
+          <w:p>
+            <w:pPr>
+              <w:spacing w:after="20"/>
+              <w:jc w:val="right"/>
+            </w:pPr>
+            <w:r>
+              <w:rPr>
+                <w:color w:val="1C3A36"/>
+                <w:sz w:val="15"/>
+              </w:rPr>
+              <w:t>23,375</w:t>
+            </w:r>
+          </w:p>
+        </w:tc>
+        <w:tc>
+          <w:tcPr>
+            <w:tcW w:type="dxa" w:w="950"/>
+          </w:tcPr>
+          <w:p>
+            <w:pPr>
+              <w:spacing w:after="20"/>
+              <w:jc w:val="right"/>
+            </w:pPr>
+            <w:r>
+              <w:rPr>
+                <w:color w:val="1C3A36"/>
+                <w:sz w:val="15"/>
+              </w:rPr>
+              <w:t>28,300</w:t>
+            </w:r>
+          </w:p>
+        </w:tc>
+        <w:tc>
+          <w:tcPr>
+            <w:tcW w:type="dxa" w:w="950"/>
+          </w:tcPr>
+          <w:p>
+            <w:pPr>
+              <w:spacing w:after="20"/>
+              <w:jc w:val="right"/>
+            </w:pPr>
+            <w:r>
+              <w:rPr>
+                <w:color w:val="1C3A36"/>
+                <w:sz w:val="15"/>
+              </w:rPr>
+              <w:t>33,119</w:t>
+            </w:r>
+          </w:p>
+        </w:tc>
+        <w:tc>
+          <w:tcPr>
+            <w:tcW w:type="dxa" w:w="950"/>
+          </w:tcPr>
+          <w:p>
+            <w:pPr>
+              <w:spacing w:after="20"/>
+              <w:jc w:val="right"/>
+            </w:pPr>
+            <w:r>
+              <w:rPr>
+                <w:color w:val="1C3A36"/>
+                <w:sz w:val="15"/>
+              </w:rPr>
+              <w:t>38,098</w:t>
+            </w:r>
+          </w:p>
+        </w:tc>
+        <w:tc>
+          <w:tcPr>
+            <w:tcW w:type="dxa" w:w="950"/>
+          </w:tcPr>
+          <w:p>
+            <w:pPr>
+              <w:spacing w:after="20"/>
+              <w:jc w:val="right"/>
+            </w:pPr>
+            <w:r>
+              <w:rPr>
                 <w:color w:val="1C3A36"/>
                 <w:sz w:val="15"/>
               </w:rPr>
@@ -27549,7 +27839,7 @@
           <w:color w:val="1C3A36"/>
           <w:sz w:val="21"/>
         </w:rPr>
-        <w:t>Three valuation approaches are run against the same disclosed facts by three notional experts, each committed to a different method and each required to state what would prove them wrong. They are not asked to agree, and they do not. Two dating and independence notes, stated up front: every panel figure is rolled to the 5-Aug-2026 anchor exactly as the four lenses are; and Expert 1 deliberately runs the SAME kind of earnings-power question as section 1.4 with different persona choices — FY2028-scale earnings at 9.5× against the lens's current-scale earnings at 9.0× — which is why the two land 173.71 and 103.51 respectively. The divergence is the persona doing what it says (no time-value discipline), it is disclosed, and only the section-1.4 construction enters the central.</w:t>
+        <w:t>Three valuation approaches are run against the same disclosed facts by three notional experts, each committed to a different method and each required to state what would prove them wrong. They are not asked to agree, and they do not. Two dating and independence notes, stated up front: every panel figure is rolled to the 2026-09-03 anchor exactly as the four lenses are; and Expert 1 deliberately runs the SAME kind of earnings-power question as section 1.4 with different persona choices — FY2028-scale earnings at 9.5× against the lens's current-scale earnings at 9.0× — which is why the two land 173.71 and 103.51 respectively. The divergence is the persona doing what it says (no time-value discipline), it is disclosed, and only the section-1.4 construction enters the central.</w:t>
       </w:r>
     </w:p>
     <w:p>

--- a/engine/swdy_study/SWDY_Valuation_Study_10-09-2026_public.docx
+++ b/engine/swdy_study/SWDY_Valuation_Study_10-09-2026_public.docx
@@ -18179,7 +18179,7 @@
           <w:color w:val="1C3A36"/>
           <w:sz w:val="21"/>
         </w:rPr>
-        <w:t>The widths below are calibrated rather than assumed. Tested by walk-forward simulation over nearly five years — 19 independent non-overlapping quarterly windows with origins from 2021-10-05 to 2026-04-12 (the final window runs three months past its origin), each one forecast using only data available before it — outcomes fell inside the stated bands at close to the advertised rate (42% inside the 50% band, 79% inside the 80%, 84% inside the 90%, over those 19 windows), and the outcomes were spread evenly across the distribution rather than bunching at one end — a uniformity test returns p = 0.86, comfortably consistent with a well-calibrated forecast. Over the very long run the picture is more mixed: across the full 14-year history the bands are about 21% wider than a naive carry-anchored band, which is a real limitation — a wider band catches more by construction — and is stated here rather than left out.</w:t>
+        <w:t>The widths below are calibrated rather than assumed. Tested by walk-forward simulation over nearly five years — 19 independent non-overlapping quarterly windows with origins from 2021-10-05 to 2026-04-12 (the final window runs three months past its origin), each one forecast using only data available before it — outcomes fell inside the stated bands at close to the advertised rate (42% inside the 50% band, 79% inside the 80%, 84% inside the 90%, over those 19 windows). Close is tested rather than asserted: a two-sided exact binomial against each band's own rate returns p = 0.65, 1.00 and 0.43, so on this sample none of the three departs from its stated rate by more than chance would produce — which is a statement about the sample's size as much as about the calibration, and is worth reading that way. And the outcomes were spread evenly across the distribution rather than bunching at one end — a uniformity test returns p = 0.86, comfortably consistent with a well-calibrated forecast. Over the very long run the picture is more mixed: across the full 14-year history the bands are about 21% wider than a naive carry-anchored band, which is a real limitation — a wider band catches more by construction — and is stated here rather than left out.</w:t>
       </w:r>
     </w:p>
     <w:p>

--- a/engine/swdy_study/SWDY_Valuation_Study_10-09-2026_public.docx
+++ b/engine/swdy_study/SWDY_Valuation_Study_10-09-2026_public.docx
@@ -296,7 +296,7 @@
           <w:color w:val="1C3A36"/>
           <w:sz w:val="21"/>
         </w:rPr>
-        <w:t>On our primary construction the cash-flow lens — which is the answer here, not one vote of four — values the company at EGP 87.76 per share against a market price of 130.00 — the price sits about +48% above the central estimate. That gap is not mainly an argument about the business; it is an argument about the discount rate. Discounted at an Egyptian cost of capital gliding 26.7% to 15.3%, the cash flows support roughly EGP 87.76. Discount the hard-currency share of those same cash flows at a hard-currency cost of capital of about 11.3% and the same model produces EGP 81.68 — -37% against today's price, and -7% below the primary reading. So the currency lens does not explain the gap: it is the harsher of the two readings, and the market is paying more than either. Both are shown, and neither is hidden inside an average.</w:t>
+        <w:t>On our primary construction the cash-flow lens — which is the answer here, not one vote of four — values the company at EGP 87.94 per share against a market price of 130.00 — the price sits about +48% above the central estimate. That gap is not mainly an argument about the business; it is an argument about the discount rate. Discounted at an Egyptian cost of capital gliding 26.7% to 15.3%, the cash flows support roughly EGP 87.94. Discount the hard-currency share of those same cash flows at a hard-currency cost of capital of about 11.3% and the same model produces EGP 79.09 — -39% against today's price, and -10% below the primary reading. So the currency lens does not explain the gap: it is the harsher of the two readings, and the market is paying more than either. Both are shown, and neither is hidden inside an average.</w:t>
       </w:r>
     </w:p>
     <w:p>
@@ -489,7 +489,7 @@
                 <w:color w:val="1C3A36"/>
                 <w:sz w:val="17"/>
               </w:rPr>
-              <w:t>28.56 – 137.73</w:t>
+              <w:t>28.57 – 138.18</w:t>
             </w:r>
           </w:p>
         </w:tc>
@@ -507,7 +507,7 @@
                 <w:color w:val="1C3A36"/>
                 <w:sz w:val="17"/>
               </w:rPr>
-              <w:t>87.76</w:t>
+              <w:t>87.94</w:t>
             </w:r>
           </w:p>
         </w:tc>
@@ -580,7 +580,7 @@
                 <w:color w:val="1C3A36"/>
                 <w:sz w:val="17"/>
               </w:rPr>
-              <w:t>65.64 – 98.35</w:t>
+              <w:t>66.40 – 99.61</w:t>
             </w:r>
           </w:p>
         </w:tc>
@@ -598,7 +598,7 @@
                 <w:color w:val="1C3A36"/>
                 <w:sz w:val="17"/>
               </w:rPr>
-              <w:t>78.72</w:t>
+              <w:t>79.68</w:t>
             </w:r>
           </w:p>
         </w:tc>
@@ -653,7 +653,7 @@
                 <w:color w:val="1C3A36"/>
                 <w:sz w:val="17"/>
               </w:rPr>
-              <w:t>mid-cycle EBITDA margin 10.7% at a justified 9.0× P/E</w:t>
+              <w:t>mid-cycle EBITDA margin 10.6% at a justified 9.0× P/E</w:t>
             </w:r>
           </w:p>
         </w:tc>
@@ -671,7 +671,7 @@
                 <w:color w:val="1C3A36"/>
                 <w:sz w:val="17"/>
               </w:rPr>
-              <w:t>80.07 – 132.81</w:t>
+              <w:t>79.91 – 132.54</w:t>
             </w:r>
           </w:p>
         </w:tc>
@@ -689,7 +689,7 @@
                 <w:color w:val="1C3A36"/>
                 <w:sz w:val="17"/>
               </w:rPr>
-              <w:t>103.51</w:t>
+              <w:t>103.30</w:t>
             </w:r>
           </w:p>
         </w:tc>
@@ -707,7 +707,7 @@
                 <w:color w:val="1C3A36"/>
                 <w:sz w:val="17"/>
               </w:rPr>
-              <w:t>-20%</w:t>
+              <w:t>-21%</w:t>
             </w:r>
           </w:p>
         </w:tc>
@@ -859,7 +859,7 @@
                 <w:color w:val="1C3A36"/>
                 <w:sz w:val="17"/>
               </w:rPr>
-              <w:t>28.56 – 137.73</w:t>
+              <w:t>28.57 – 138.18</w:t>
             </w:r>
           </w:p>
         </w:tc>
@@ -879,7 +879,7 @@
                 <w:color w:val="1C3A36"/>
                 <w:sz w:val="17"/>
               </w:rPr>
-              <w:t>87.76</w:t>
+              <w:t>87.94</w:t>
             </w:r>
           </w:p>
         </w:tc>
@@ -972,7 +972,7 @@
                 <w:color w:val="1C3A36"/>
                 <w:sz w:val="17"/>
               </w:rPr>
-              <w:t>85.93</w:t>
+              <w:t>86.16</w:t>
             </w:r>
           </w:p>
         </w:tc>
@@ -1251,7 +1251,7 @@
                 <w:color w:val="1C3A36"/>
                 <w:sz w:val="17"/>
               </w:rPr>
-              <w:t>81.68</w:t>
+              <w:t>79.09</w:t>
             </w:r>
           </w:p>
         </w:tc>
@@ -1269,7 +1269,7 @@
                 <w:color w:val="1C3A36"/>
                 <w:sz w:val="17"/>
               </w:rPr>
-              <w:t>-37%</w:t>
+              <w:t>-39%</w:t>
             </w:r>
           </w:p>
         </w:tc>
@@ -1342,7 +1342,7 @@
                 <w:color w:val="1C3A36"/>
                 <w:sz w:val="17"/>
               </w:rPr>
-              <w:t>33.64</w:t>
+              <w:t>33.67</w:t>
             </w:r>
           </w:p>
         </w:tc>
@@ -1433,7 +1433,7 @@
                 <w:color w:val="1C3A36"/>
                 <w:sz w:val="17"/>
               </w:rPr>
-              <w:t>99.13</w:t>
+              <w:t>99.33</w:t>
             </w:r>
           </w:p>
         </w:tc>
@@ -2210,7 +2210,7 @@
                 <w:color w:val="1C3A36"/>
                 <w:sz w:val="17"/>
               </w:rPr>
-              <w:t>441,712</w:t>
+              <w:t>449,226</w:t>
             </w:r>
           </w:p>
         </w:tc>
@@ -2228,7 +2228,7 @@
                 <w:color w:val="1C3A36"/>
                 <w:sz w:val="17"/>
               </w:rPr>
-              <w:t>506,834</w:t>
+              <w:t>514,907</w:t>
             </w:r>
           </w:p>
         </w:tc>
@@ -2246,7 +2246,7 @@
                 <w:color w:val="1C3A36"/>
                 <w:sz w:val="17"/>
               </w:rPr>
-              <w:t>573,563</w:t>
+              <w:t>579,202</w:t>
             </w:r>
           </w:p>
         </w:tc>
@@ -2264,7 +2264,7 @@
                 <w:color w:val="1C3A36"/>
                 <w:sz w:val="17"/>
               </w:rPr>
-              <w:t>643,070</w:t>
+              <w:t>645,083</w:t>
             </w:r>
           </w:p>
         </w:tc>
@@ -2319,7 +2319,7 @@
                 <w:color w:val="1C3A36"/>
                 <w:sz w:val="17"/>
               </w:rPr>
-              <w:t>216,814</w:t>
+              <w:t>219,444</w:t>
             </w:r>
           </w:p>
         </w:tc>
@@ -2337,7 +2337,7 @@
                 <w:color w:val="1C3A36"/>
                 <w:sz w:val="17"/>
               </w:rPr>
-              <w:t>250,021</w:t>
+              <w:t>252,847</w:t>
             </w:r>
           </w:p>
         </w:tc>
@@ -2355,7 +2355,7 @@
                 <w:color w:val="1C3A36"/>
                 <w:sz w:val="17"/>
               </w:rPr>
-              <w:t>282,477</w:t>
+              <w:t>284,451</w:t>
             </w:r>
           </w:p>
         </w:tc>
@@ -2373,7 +2373,7 @@
                 <w:color w:val="1C3A36"/>
                 <w:sz w:val="17"/>
               </w:rPr>
-              <w:t>314,547</w:t>
+              <w:t>315,251</w:t>
             </w:r>
           </w:p>
         </w:tc>
@@ -2428,7 +2428,7 @@
                 <w:color w:val="1C3A36"/>
                 <w:sz w:val="17"/>
               </w:rPr>
-              <w:t>224,898</w:t>
+              <w:t>229,782</w:t>
             </w:r>
           </w:p>
         </w:tc>
@@ -2446,7 +2446,7 @@
                 <w:color w:val="1C3A36"/>
                 <w:sz w:val="17"/>
               </w:rPr>
-              <w:t>256,813</w:t>
+              <w:t>262,061</w:t>
             </w:r>
           </w:p>
         </w:tc>
@@ -2464,7 +2464,7 @@
                 <w:color w:val="1C3A36"/>
                 <w:sz w:val="17"/>
               </w:rPr>
-              <w:t>291,086</w:t>
+              <w:t>294,751</w:t>
             </w:r>
           </w:p>
         </w:tc>
@@ -2482,7 +2482,7 @@
                 <w:color w:val="1C3A36"/>
                 <w:sz w:val="17"/>
               </w:rPr>
-              <w:t>328,524</w:t>
+              <w:t>329,832</w:t>
             </w:r>
           </w:p>
         </w:tc>
@@ -2537,7 +2537,7 @@
                 <w:color w:val="1C3A36"/>
                 <w:sz w:val="17"/>
               </w:rPr>
-              <w:t>46,512</w:t>
+              <w:t>47,221</w:t>
             </w:r>
           </w:p>
         </w:tc>
@@ -2555,7 +2555,7 @@
                 <w:color w:val="1C3A36"/>
                 <w:sz w:val="17"/>
               </w:rPr>
-              <w:t>54,041</w:t>
+              <w:t>54,802</w:t>
             </w:r>
           </w:p>
         </w:tc>
@@ -2573,7 +2573,7 @@
                 <w:color w:val="1C3A36"/>
                 <w:sz w:val="17"/>
               </w:rPr>
-              <w:t>61,508</w:t>
+              <w:t>62,040</w:t>
             </w:r>
           </w:p>
         </w:tc>
@@ -2591,7 +2591,7 @@
                 <w:color w:val="1C3A36"/>
                 <w:sz w:val="17"/>
               </w:rPr>
-              <w:t>68,967</w:t>
+              <w:t>69,157</w:t>
             </w:r>
           </w:p>
         </w:tc>
@@ -2664,7 +2664,7 @@
                 <w:color w:val="1C3A36"/>
                 <w:sz w:val="17"/>
               </w:rPr>
-              <w:t>10.7%</w:t>
+              <w:t>10.6%</w:t>
             </w:r>
           </w:p>
         </w:tc>
@@ -2755,7 +2755,7 @@
                 <w:color w:val="1C3A36"/>
                 <w:sz w:val="17"/>
               </w:rPr>
-              <w:t>(4,726)</w:t>
+              <w:t>(4,807)</w:t>
             </w:r>
           </w:p>
         </w:tc>
@@ -2773,7 +2773,7 @@
                 <w:color w:val="1C3A36"/>
                 <w:sz w:val="17"/>
               </w:rPr>
-              <w:t>(5,423)</w:t>
+              <w:t>(5,510)</w:t>
             </w:r>
           </w:p>
         </w:tc>
@@ -2791,7 +2791,7 @@
                 <w:color w:val="1C3A36"/>
                 <w:sz w:val="17"/>
               </w:rPr>
-              <w:t>(6,137)</w:t>
+              <w:t>(6,197)</w:t>
             </w:r>
           </w:p>
         </w:tc>
@@ -2809,7 +2809,7 @@
                 <w:color w:val="1C3A36"/>
                 <w:sz w:val="17"/>
               </w:rPr>
-              <w:t>(6,881)</w:t>
+              <w:t>(6,902)</w:t>
             </w:r>
           </w:p>
         </w:tc>
@@ -2864,7 +2864,7 @@
                 <w:color w:val="1C3A36"/>
                 <w:sz w:val="17"/>
               </w:rPr>
-              <w:t>41,785</w:t>
+              <w:t>42,414</w:t>
             </w:r>
           </w:p>
         </w:tc>
@@ -2882,7 +2882,7 @@
                 <w:color w:val="1C3A36"/>
                 <w:sz w:val="17"/>
               </w:rPr>
-              <w:t>48,618</w:t>
+              <w:t>49,293</w:t>
             </w:r>
           </w:p>
         </w:tc>
@@ -2900,7 +2900,7 @@
                 <w:color w:val="1C3A36"/>
                 <w:sz w:val="17"/>
               </w:rPr>
-              <w:t>55,371</w:t>
+              <w:t>55,843</w:t>
             </w:r>
           </w:p>
         </w:tc>
@@ -2918,7 +2918,7 @@
                 <w:color w:val="1C3A36"/>
                 <w:sz w:val="17"/>
               </w:rPr>
-              <w:t>62,086</w:t>
+              <w:t>62,254</w:t>
             </w:r>
           </w:p>
         </w:tc>
@@ -2973,7 +2973,7 @@
                 <w:color w:val="1C3A36"/>
                 <w:sz w:val="17"/>
               </w:rPr>
-              <w:t>31,548</w:t>
+              <w:t>32,022</w:t>
             </w:r>
           </w:p>
         </w:tc>
@@ -2991,7 +2991,7 @@
                 <w:color w:val="1C3A36"/>
                 <w:sz w:val="17"/>
               </w:rPr>
-              <w:t>36,706</w:t>
+              <w:t>37,216</w:t>
             </w:r>
           </w:p>
         </w:tc>
@@ -3009,7 +3009,7 @@
                 <w:color w:val="1C3A36"/>
                 <w:sz w:val="17"/>
               </w:rPr>
-              <w:t>41,805</w:t>
+              <w:t>42,161</w:t>
             </w:r>
           </w:p>
         </w:tc>
@@ -3027,7 +3027,7 @@
                 <w:color w:val="1C3A36"/>
                 <w:sz w:val="17"/>
               </w:rPr>
-              <w:t>46,875</w:t>
+              <w:t>47,002</w:t>
             </w:r>
           </w:p>
         </w:tc>
@@ -3082,7 +3082,7 @@
                 <w:color w:val="1C3A36"/>
                 <w:sz w:val="17"/>
               </w:rPr>
-              <w:t>4,726</w:t>
+              <w:t>4,807</w:t>
             </w:r>
           </w:p>
         </w:tc>
@@ -3100,7 +3100,7 @@
                 <w:color w:val="1C3A36"/>
                 <w:sz w:val="17"/>
               </w:rPr>
-              <w:t>5,423</w:t>
+              <w:t>5,510</w:t>
             </w:r>
           </w:p>
         </w:tc>
@@ -3118,7 +3118,7 @@
                 <w:color w:val="1C3A36"/>
                 <w:sz w:val="17"/>
               </w:rPr>
-              <w:t>6,137</w:t>
+              <w:t>6,197</w:t>
             </w:r>
           </w:p>
         </w:tc>
@@ -3136,7 +3136,7 @@
                 <w:color w:val="1C3A36"/>
                 <w:sz w:val="17"/>
               </w:rPr>
-              <w:t>6,881</w:t>
+              <w:t>6,902</w:t>
             </w:r>
           </w:p>
         </w:tc>
@@ -3191,7 +3191,7 @@
                 <w:color w:val="1C3A36"/>
                 <w:sz w:val="17"/>
               </w:rPr>
-              <w:t>(15,788)</w:t>
+              <w:t>(16,056)</w:t>
             </w:r>
           </w:p>
         </w:tc>
@@ -3209,7 +3209,7 @@
                 <w:color w:val="1C3A36"/>
                 <w:sz w:val="17"/>
               </w:rPr>
-              <w:t>(18,115)</w:t>
+              <w:t>(18,404)</w:t>
             </w:r>
           </w:p>
         </w:tc>
@@ -3227,7 +3227,7 @@
                 <w:color w:val="1C3A36"/>
                 <w:sz w:val="17"/>
               </w:rPr>
-              <w:t>(20,500)</w:t>
+              <w:t>(20,702)</w:t>
             </w:r>
           </w:p>
         </w:tc>
@@ -3245,7 +3245,7 @@
                 <w:color w:val="1C3A36"/>
                 <w:sz w:val="17"/>
               </w:rPr>
-              <w:t>(22,985)</w:t>
+              <w:t>(23,057)</w:t>
             </w:r>
           </w:p>
         </w:tc>
@@ -3300,7 +3300,7 @@
                 <w:color w:val="1C3A36"/>
                 <w:sz w:val="17"/>
               </w:rPr>
-              <w:t>(14,068)</w:t>
+              <w:t>(15,546)</w:t>
             </w:r>
           </w:p>
         </w:tc>
@@ -3318,7 +3318,7 @@
                 <w:color w:val="1C3A36"/>
                 <w:sz w:val="17"/>
               </w:rPr>
-              <w:t>(12,809)</w:t>
+              <w:t>(12,920)</w:t>
             </w:r>
           </w:p>
         </w:tc>
@@ -3336,7 +3336,7 @@
                 <w:color w:val="1C3A36"/>
                 <w:sz w:val="17"/>
               </w:rPr>
-              <w:t>(13,126)</w:t>
+              <w:t>(12,647)</w:t>
             </w:r>
           </w:p>
         </w:tc>
@@ -3354,7 +3354,7 @@
                 <w:color w:val="1C3A36"/>
                 <w:sz w:val="17"/>
               </w:rPr>
-              <w:t>(13,672)</w:t>
+              <w:t>(12,959)</w:t>
             </w:r>
           </w:p>
         </w:tc>
@@ -3415,7 +3415,7 @@
                 <w:color w:val="1C3A36"/>
                 <w:sz w:val="17"/>
               </w:rPr>
-              <w:t>6,419</w:t>
+              <w:t>5,227</w:t>
             </w:r>
           </w:p>
         </w:tc>
@@ -3435,7 +3435,7 @@
                 <w:color w:val="1C3A36"/>
                 <w:sz w:val="17"/>
               </w:rPr>
-              <w:t>11,205</w:t>
+              <w:t>11,402</w:t>
             </w:r>
           </w:p>
         </w:tc>
@@ -3455,7 +3455,7 @@
                 <w:color w:val="1C3A36"/>
                 <w:sz w:val="17"/>
               </w:rPr>
-              <w:t>14,316</w:t>
+              <w:t>15,010</w:t>
             </w:r>
           </w:p>
         </w:tc>
@@ -3475,7 +3475,7 @@
                 <w:color w:val="1C3A36"/>
                 <w:sz w:val="17"/>
               </w:rPr>
-              <w:t>17,099</w:t>
+              <w:t>17,889</w:t>
             </w:r>
           </w:p>
         </w:tc>
@@ -3754,7 +3754,7 @@
                 <w:color w:val="1C3A36"/>
                 <w:sz w:val="17"/>
               </w:rPr>
-              <w:t>4,124</w:t>
+              <w:t>3,359</w:t>
             </w:r>
           </w:p>
         </w:tc>
@@ -3774,7 +3774,7 @@
                 <w:color w:val="1C3A36"/>
                 <w:sz w:val="17"/>
               </w:rPr>
-              <w:t>6,013</w:t>
+              <w:t>6,119</w:t>
             </w:r>
           </w:p>
         </w:tc>
@@ -3794,7 +3794,7 @@
                 <w:color w:val="1C3A36"/>
                 <w:sz w:val="17"/>
               </w:rPr>
-              <w:t>6,553</w:t>
+              <w:t>6,871</w:t>
             </w:r>
           </w:p>
         </w:tc>
@@ -3814,7 +3814,7 @@
                 <w:color w:val="1C3A36"/>
                 <w:sz w:val="17"/>
               </w:rPr>
-              <w:t>6,786</w:t>
+              <w:t>7,099</w:t>
             </w:r>
           </w:p>
         </w:tc>
@@ -4049,7 +4049,7 @@
                 <w:color w:val="1C3A36"/>
                 <w:sz w:val="15"/>
               </w:rPr>
-              <w:t>441,712</w:t>
+              <w:t>449,226</w:t>
             </w:r>
           </w:p>
         </w:tc>
@@ -4067,7 +4067,7 @@
                 <w:color w:val="1C3A36"/>
                 <w:sz w:val="15"/>
               </w:rPr>
-              <w:t>506,834</w:t>
+              <w:t>514,907</w:t>
             </w:r>
           </w:p>
         </w:tc>
@@ -4085,7 +4085,7 @@
                 <w:color w:val="1C3A36"/>
                 <w:sz w:val="15"/>
               </w:rPr>
-              <w:t>573,563</w:t>
+              <w:t>579,202</w:t>
             </w:r>
           </w:p>
         </w:tc>
@@ -4103,7 +4103,7 @@
                 <w:color w:val="1C3A36"/>
                 <w:sz w:val="15"/>
               </w:rPr>
-              <w:t>643,070</w:t>
+              <w:t>645,083</w:t>
             </w:r>
           </w:p>
         </w:tc>
@@ -4158,7 +4158,7 @@
                 <w:color w:val="1C3A36"/>
                 <w:sz w:val="15"/>
               </w:rPr>
-              <w:t>46,512</w:t>
+              <w:t>47,221</w:t>
             </w:r>
           </w:p>
         </w:tc>
@@ -4176,7 +4176,7 @@
                 <w:color w:val="1C3A36"/>
                 <w:sz w:val="15"/>
               </w:rPr>
-              <w:t>54,041</w:t>
+              <w:t>54,802</w:t>
             </w:r>
           </w:p>
         </w:tc>
@@ -4194,7 +4194,7 @@
                 <w:color w:val="1C3A36"/>
                 <w:sz w:val="15"/>
               </w:rPr>
-              <w:t>61,508</w:t>
+              <w:t>62,040</w:t>
             </w:r>
           </w:p>
         </w:tc>
@@ -4212,7 +4212,7 @@
                 <w:color w:val="1C3A36"/>
                 <w:sz w:val="15"/>
               </w:rPr>
-              <w:t>68,967</w:t>
+              <w:t>69,157</w:t>
             </w:r>
           </w:p>
         </w:tc>
@@ -4267,7 +4267,7 @@
                 <w:color w:val="1C3A36"/>
                 <w:sz w:val="15"/>
               </w:rPr>
-              <w:t>-10,237</w:t>
+              <w:t>-10,391</w:t>
             </w:r>
           </w:p>
         </w:tc>
@@ -4285,7 +4285,7 @@
                 <w:color w:val="1C3A36"/>
                 <w:sz w:val="15"/>
               </w:rPr>
-              <w:t>-11,911</w:t>
+              <w:t>-12,077</w:t>
             </w:r>
           </w:p>
         </w:tc>
@@ -4303,7 +4303,7 @@
                 <w:color w:val="1C3A36"/>
                 <w:sz w:val="15"/>
               </w:rPr>
-              <w:t>-13,566</w:t>
+              <w:t>-13,682</w:t>
             </w:r>
           </w:p>
         </w:tc>
@@ -4321,7 +4321,7 @@
                 <w:color w:val="1C3A36"/>
                 <w:sz w:val="15"/>
               </w:rPr>
-              <w:t>-15,211</w:t>
+              <w:t>-15,252</w:t>
             </w:r>
           </w:p>
         </w:tc>
@@ -4376,7 +4376,7 @@
                 <w:color w:val="1C3A36"/>
                 <w:sz w:val="15"/>
               </w:rPr>
-              <w:t>-15,788</w:t>
+              <w:t>-16,056</w:t>
             </w:r>
           </w:p>
         </w:tc>
@@ -4394,7 +4394,7 @@
                 <w:color w:val="1C3A36"/>
                 <w:sz w:val="15"/>
               </w:rPr>
-              <w:t>-18,115</w:t>
+              <w:t>-18,404</w:t>
             </w:r>
           </w:p>
         </w:tc>
@@ -4412,7 +4412,7 @@
                 <w:color w:val="1C3A36"/>
                 <w:sz w:val="15"/>
               </w:rPr>
-              <w:t>-20,500</w:t>
+              <w:t>-20,702</w:t>
             </w:r>
           </w:p>
         </w:tc>
@@ -4430,7 +4430,7 @@
                 <w:color w:val="1C3A36"/>
                 <w:sz w:val="15"/>
               </w:rPr>
-              <w:t>-22,985</w:t>
+              <w:t>-23,057</w:t>
             </w:r>
           </w:p>
         </w:tc>
@@ -4485,7 +4485,7 @@
                 <w:color w:val="1C3A36"/>
                 <w:sz w:val="15"/>
               </w:rPr>
-              <w:t>-14,068</w:t>
+              <w:t>-15,546</w:t>
             </w:r>
           </w:p>
         </w:tc>
@@ -4503,7 +4503,7 @@
                 <w:color w:val="1C3A36"/>
                 <w:sz w:val="15"/>
               </w:rPr>
-              <w:t>-12,809</w:t>
+              <w:t>-12,920</w:t>
             </w:r>
           </w:p>
         </w:tc>
@@ -4521,7 +4521,7 @@
                 <w:color w:val="1C3A36"/>
                 <w:sz w:val="15"/>
               </w:rPr>
-              <w:t>-13,126</w:t>
+              <w:t>-12,647</w:t>
             </w:r>
           </w:p>
         </w:tc>
@@ -4539,7 +4539,7 @@
                 <w:color w:val="1C3A36"/>
                 <w:sz w:val="15"/>
               </w:rPr>
-              <w:t>-13,672</w:t>
+              <w:t>-12,959</w:t>
             </w:r>
           </w:p>
         </w:tc>
@@ -4594,7 +4594,7 @@
                 <w:color w:val="1C3A36"/>
                 <w:sz w:val="15"/>
               </w:rPr>
-              <w:t>4,726</w:t>
+              <w:t>4,807</w:t>
             </w:r>
           </w:p>
         </w:tc>
@@ -4612,7 +4612,7 @@
                 <w:color w:val="1C3A36"/>
                 <w:sz w:val="15"/>
               </w:rPr>
-              <w:t>5,423</w:t>
+              <w:t>5,510</w:t>
             </w:r>
           </w:p>
         </w:tc>
@@ -4630,7 +4630,7 @@
                 <w:color w:val="1C3A36"/>
                 <w:sz w:val="15"/>
               </w:rPr>
-              <w:t>6,137</w:t>
+              <w:t>6,197</w:t>
             </w:r>
           </w:p>
         </w:tc>
@@ -4648,7 +4648,7 @@
                 <w:color w:val="1C3A36"/>
                 <w:sz w:val="15"/>
               </w:rPr>
-              <w:t>6,881</w:t>
+              <w:t>6,902</w:t>
             </w:r>
           </w:p>
         </w:tc>
@@ -4709,7 +4709,7 @@
                 <w:color w:val="1C3A36"/>
                 <w:sz w:val="15"/>
               </w:rPr>
-              <w:t>6,419</w:t>
+              <w:t>5,227</w:t>
             </w:r>
           </w:p>
         </w:tc>
@@ -4729,7 +4729,7 @@
                 <w:color w:val="1C3A36"/>
                 <w:sz w:val="15"/>
               </w:rPr>
-              <w:t>11,205</w:t>
+              <w:t>11,402</w:t>
             </w:r>
           </w:p>
         </w:tc>
@@ -4749,7 +4749,7 @@
                 <w:color w:val="1C3A36"/>
                 <w:sz w:val="15"/>
               </w:rPr>
-              <w:t>14,316</w:t>
+              <w:t>15,010</w:t>
             </w:r>
           </w:p>
         </w:tc>
@@ -4769,7 +4769,7 @@
                 <w:color w:val="1C3A36"/>
                 <w:sz w:val="15"/>
               </w:rPr>
-              <w:t>17,099</w:t>
+              <w:t>17,889</w:t>
             </w:r>
           </w:p>
         </w:tc>
@@ -5042,7 +5042,7 @@
                 <w:color w:val="1C3A36"/>
                 <w:sz w:val="15"/>
               </w:rPr>
-              <w:t>4,124</w:t>
+              <w:t>3,359</w:t>
             </w:r>
           </w:p>
         </w:tc>
@@ -5060,7 +5060,7 @@
                 <w:color w:val="1C3A36"/>
                 <w:sz w:val="15"/>
               </w:rPr>
-              <w:t>6,013</w:t>
+              <w:t>6,119</w:t>
             </w:r>
           </w:p>
         </w:tc>
@@ -5078,7 +5078,7 @@
                 <w:color w:val="1C3A36"/>
                 <w:sz w:val="15"/>
               </w:rPr>
-              <w:t>6,553</w:t>
+              <w:t>6,871</w:t>
             </w:r>
           </w:p>
         </w:tc>
@@ -5096,7 +5096,7 @@
                 <w:color w:val="1C3A36"/>
                 <w:sz w:val="15"/>
               </w:rPr>
-              <w:t>6,786</w:t>
+              <w:t>7,099</w:t>
             </w:r>
           </w:p>
         </w:tc>
@@ -5205,7 +5205,7 @@
                 <w:color w:val="1C3A36"/>
                 <w:sz w:val="15"/>
               </w:rPr>
-              <w:t>23,224</w:t>
+              <w:t>23,195</w:t>
             </w:r>
           </w:p>
         </w:tc>
@@ -5242,7 +5242,7 @@
                 <w:color w:val="1C3A36"/>
                 <w:sz w:val="15"/>
               </w:rPr>
-              <w:t>492,768</w:t>
+              <w:t>493,872</w:t>
             </w:r>
           </w:p>
         </w:tc>
@@ -5279,7 +5279,7 @@
                 <w:color w:val="1C3A36"/>
                 <w:sz w:val="15"/>
               </w:rPr>
-              <w:t>195,560</w:t>
+              <w:t>195,998</w:t>
             </w:r>
           </w:p>
         </w:tc>
@@ -5316,7 +5316,7 @@
                 <w:color w:val="1C3A36"/>
                 <w:sz w:val="15"/>
               </w:rPr>
-              <w:t>89.39%</w:t>
+              <w:t>89.42%</w:t>
             </w:r>
           </w:p>
         </w:tc>
@@ -5468,7 +5468,7 @@
                 <w:color w:val="1C3A36"/>
                 <w:sz w:val="15"/>
               </w:rPr>
-              <w:t>218,783</w:t>
+              <w:t>219,193</w:t>
             </w:r>
           </w:p>
         </w:tc>
@@ -5579,7 +5579,7 @@
                 <w:color w:val="1C3A36"/>
                 <w:sz w:val="15"/>
               </w:rPr>
-              <w:t>-19,832</w:t>
+              <w:t>-19,872</w:t>
             </w:r>
           </w:p>
         </w:tc>
@@ -5616,7 +5616,7 @@
                 <w:color w:val="1C3A36"/>
                 <w:sz w:val="15"/>
               </w:rPr>
-              <w:t>-22,575</w:t>
+              <w:t>-22,620</w:t>
             </w:r>
           </w:p>
         </w:tc>
@@ -5657,7 +5657,7 @@
                 <w:color w:val="1C3A36"/>
                 <w:sz w:val="15"/>
               </w:rPr>
-              <w:t>162,574</w:t>
+              <w:t>162,899</w:t>
             </w:r>
           </w:p>
         </w:tc>
@@ -5731,7 +5731,7 @@
                 <w:color w:val="1C3A36"/>
                 <w:sz w:val="15"/>
               </w:rPr>
-              <w:t>75.94</w:t>
+              <w:t>76.09</w:t>
             </w:r>
           </w:p>
         </w:tc>
@@ -5772,7 +5772,7 @@
                 <w:color w:val="1C3A36"/>
                 <w:sz w:val="15"/>
               </w:rPr>
-              <w:t>87.76</w:t>
+              <w:t>87.94</w:t>
             </w:r>
           </w:p>
         </w:tc>
@@ -5995,7 +5995,7 @@
                 <w:color w:val="1C3A36"/>
                 <w:sz w:val="15"/>
               </w:rPr>
-              <w:t>103.96</w:t>
+              <w:t>104.21</w:t>
             </w:r>
           </w:p>
         </w:tc>
@@ -6013,7 +6013,7 @@
                 <w:color w:val="1C3A36"/>
                 <w:sz w:val="15"/>
               </w:rPr>
-              <w:t>116.54</w:t>
+              <w:t>116.81</w:t>
             </w:r>
           </w:p>
         </w:tc>
@@ -6031,7 +6031,7 @@
                 <w:color w:val="1C3A36"/>
                 <w:sz w:val="15"/>
               </w:rPr>
-              <w:t>134.93</w:t>
+              <w:t>135.22</w:t>
             </w:r>
           </w:p>
         </w:tc>
@@ -6049,7 +6049,7 @@
                 <w:color w:val="1C3A36"/>
                 <w:sz w:val="15"/>
               </w:rPr>
-              <w:t>164.55</w:t>
+              <w:t>164.88</w:t>
             </w:r>
           </w:p>
         </w:tc>
@@ -6067,7 +6067,7 @@
                 <w:color w:val="1C3A36"/>
                 <w:sz w:val="15"/>
               </w:rPr>
-              <w:t>220.70</w:t>
+              <w:t>221.10</w:t>
             </w:r>
           </w:p>
         </w:tc>
@@ -6104,7 +6104,7 @@
                 <w:color w:val="1C3A36"/>
                 <w:sz w:val="15"/>
               </w:rPr>
-              <w:t>87.66</w:t>
+              <w:t>87.87</w:t>
             </w:r>
           </w:p>
         </w:tc>
@@ -6122,7 +6122,7 @@
                 <w:color w:val="1C3A36"/>
                 <w:sz w:val="15"/>
               </w:rPr>
-              <w:t>95.75</w:t>
+              <w:t>95.97</w:t>
             </w:r>
           </w:p>
         </w:tc>
@@ -6140,7 +6140,7 @@
                 <w:color w:val="1C3A36"/>
                 <w:sz w:val="15"/>
               </w:rPr>
-              <w:t>106.80</w:t>
+              <w:t>107.03</w:t>
             </w:r>
           </w:p>
         </w:tc>
@@ -6158,7 +6158,7 @@
                 <w:color w:val="1C3A36"/>
                 <w:sz w:val="15"/>
               </w:rPr>
-              <w:t>122.93</w:t>
+              <w:t>123.17</w:t>
             </w:r>
           </w:p>
         </w:tc>
@@ -6176,7 +6176,7 @@
                 <w:color w:val="1C3A36"/>
                 <w:sz w:val="15"/>
               </w:rPr>
-              <w:t>148.89</w:t>
+              <w:t>149.15</w:t>
             </w:r>
           </w:p>
         </w:tc>
@@ -6217,7 +6217,7 @@
                 <w:color w:val="1C3A36"/>
                 <w:sz w:val="15"/>
               </w:rPr>
-              <w:t>75.36</w:t>
+              <w:t>75.53</w:t>
             </w:r>
           </w:p>
         </w:tc>
@@ -6237,7 +6237,7 @@
                 <w:color w:val="1C3A36"/>
                 <w:sz w:val="15"/>
               </w:rPr>
-              <w:t>80.75</w:t>
+              <w:t>80.93</w:t>
             </w:r>
           </w:p>
         </w:tc>
@@ -6257,7 +6257,7 @@
                 <w:color w:val="1C3A36"/>
                 <w:sz w:val="15"/>
               </w:rPr>
-              <w:t>87.76</w:t>
+              <w:t>87.94</w:t>
             </w:r>
           </w:p>
         </w:tc>
@@ -6277,7 +6277,7 @@
                 <w:color w:val="1C3A36"/>
                 <w:sz w:val="15"/>
               </w:rPr>
-              <w:t>97.33</w:t>
+              <w:t>97.51</w:t>
             </w:r>
           </w:p>
         </w:tc>
@@ -6297,7 +6297,7 @@
                 <w:color w:val="1C3A36"/>
                 <w:sz w:val="15"/>
               </w:rPr>
-              <w:t>111.26</w:t>
+              <w:t>111.45</w:t>
             </w:r>
           </w:p>
         </w:tc>
@@ -6334,7 +6334,7 @@
                 <w:color w:val="1C3A36"/>
                 <w:sz w:val="15"/>
               </w:rPr>
-              <w:t>65.76</w:t>
+              <w:t>65.90</w:t>
             </w:r>
           </w:p>
         </w:tc>
@@ -6352,7 +6352,7 @@
                 <w:color w:val="1C3A36"/>
                 <w:sz w:val="15"/>
               </w:rPr>
-              <w:t>69.43</w:t>
+              <w:t>69.58</w:t>
             </w:r>
           </w:p>
         </w:tc>
@@ -6370,7 +6370,7 @@
                 <w:color w:val="1C3A36"/>
                 <w:sz w:val="15"/>
               </w:rPr>
-              <w:t>74.03</w:t>
+              <w:t>74.17</w:t>
             </w:r>
           </w:p>
         </w:tc>
@@ -6388,7 +6388,7 @@
                 <w:color w:val="1C3A36"/>
                 <w:sz w:val="15"/>
               </w:rPr>
-              <w:t>79.99</w:t>
+              <w:t>80.14</w:t>
             </w:r>
           </w:p>
         </w:tc>
@@ -6406,7 +6406,7 @@
                 <w:color w:val="1C3A36"/>
                 <w:sz w:val="15"/>
               </w:rPr>
-              <w:t>88.11</w:t>
+              <w:t>88.25</w:t>
             </w:r>
           </w:p>
         </w:tc>
@@ -6443,7 +6443,7 @@
                 <w:color w:val="1C3A36"/>
                 <w:sz w:val="15"/>
               </w:rPr>
-              <w:t>58.05</w:t>
+              <w:t>58.17</w:t>
             </w:r>
           </w:p>
         </w:tc>
@@ -6461,7 +6461,7 @@
                 <w:color w:val="1C3A36"/>
                 <w:sz w:val="15"/>
               </w:rPr>
-              <w:t>60.59</w:t>
+              <w:t>60.70</w:t>
             </w:r>
           </w:p>
         </w:tc>
@@ -6479,7 +6479,7 @@
                 <w:color w:val="1C3A36"/>
                 <w:sz w:val="15"/>
               </w:rPr>
-              <w:t>63.66</w:t>
+              <w:t>63.77</w:t>
             </w:r>
           </w:p>
         </w:tc>
@@ -6497,7 +6497,7 @@
                 <w:color w:val="1C3A36"/>
                 <w:sz w:val="15"/>
               </w:rPr>
-              <w:t>67.48</w:t>
+              <w:t>67.60</w:t>
             </w:r>
           </w:p>
         </w:tc>
@@ -6515,7 +6515,7 @@
                 <w:color w:val="1C3A36"/>
                 <w:sz w:val="15"/>
               </w:rPr>
-              <w:t>72.43</w:t>
+              <w:t>72.54</w:t>
             </w:r>
           </w:p>
         </w:tc>
@@ -6537,7 +6537,7 @@
           <w:color w:val="6E7B77"/>
           <w:sz w:val="17"/>
         </w:rPr>
-        <w:t>Terminal cost of capital down the side, terminal growth across the top, both stepping around the adopted case. THE CENTRE CELL IS THE STUDY'S OWN ANSWER — EGP 87.76 — so the reader can locate the struck number on the grid and read the cost of being wrong in either direction from it. A one-point move in the terminal cost of capital is worth more than a one-point move in terminal growth, which is the usual shape when the terminal carries most of the value.</w:t>
+        <w:t>Terminal cost of capital down the side, terminal growth across the top, both stepping around the adopted case. THE CENTRE CELL IS THE STUDY'S OWN ANSWER — EGP 87.94 — so the reader can locate the struck number on the grid and read the cost of being wrong in either direction from it. A one-point move in the terminal cost of capital is worth more than a one-point move in terminal growth, which is the usual shape when the terminal carries most of the value.</w:t>
       </w:r>
     </w:p>
     <w:p>
@@ -6672,7 +6672,7 @@
                 <w:color w:val="1C3A36"/>
                 <w:sz w:val="16"/>
               </w:rPr>
-              <w:t>23,224</w:t>
+              <w:t>23,195</w:t>
             </w:r>
           </w:p>
         </w:tc>
@@ -6727,7 +6727,7 @@
                 <w:color w:val="1C3A36"/>
                 <w:sz w:val="16"/>
               </w:rPr>
-              <w:t>30,348</w:t>
+              <w:t>30,397</w:t>
             </w:r>
           </w:p>
         </w:tc>
@@ -6745,7 +6745,7 @@
                 <w:color w:val="1C3A36"/>
                 <w:sz w:val="16"/>
               </w:rPr>
-              <w:t>FY2030E NOPAT grown 9% × (1 − reinvestment rate 40.7%); the reinvestment rate is forced to g ÷ terminal return on capital (22.5%) so growth is paid for — this is why the terminal cash flow sits above year-5 FCFF, disclosed here rather than left implicit</w:t>
+              <w:t>FY2030E NOPAT grown 9% × (1 − reinvestment rate 40.7%); the reinvestment rate is forced to g ÷ terminal return on capital (22.4%) so growth is paid for — this is why the terminal cash flow sits above year-5 FCFF, disclosed here rather than left implicit</w:t>
             </w:r>
           </w:p>
         </w:tc>
@@ -6782,7 +6782,7 @@
                 <w:color w:val="1C3A36"/>
                 <w:sz w:val="16"/>
               </w:rPr>
-              <w:t>195,560</w:t>
+              <w:t>195,998</w:t>
             </w:r>
           </w:p>
         </w:tc>
@@ -6800,7 +6800,7 @@
                 <w:color w:val="1C3A36"/>
                 <w:sz w:val="16"/>
               </w:rPr>
-              <w:t>the terminal cash flow capitalised at 15.3% − 9% = 492,768, discounted at the year-5 factor 0.3969</w:t>
+              <w:t>the terminal cash flow capitalised at 15.3% − 9% = 493,872, discounted at the year-5 factor 0.3969</w:t>
             </w:r>
           </w:p>
         </w:tc>
@@ -6841,7 +6841,7 @@
                 <w:color w:val="1C3A36"/>
                 <w:sz w:val="16"/>
               </w:rPr>
-              <w:t>218,783</w:t>
+              <w:t>219,193</w:t>
             </w:r>
           </w:p>
         </w:tc>
@@ -7063,7 +7063,7 @@
                 <w:color w:val="1C3A36"/>
                 <w:sz w:val="16"/>
               </w:rPr>
-              <w:t>(19,832)</w:t>
+              <w:t>(19,872)</w:t>
             </w:r>
           </w:p>
         </w:tc>
@@ -7118,7 +7118,7 @@
                 <w:color w:val="1C3A36"/>
                 <w:sz w:val="16"/>
               </w:rPr>
-              <w:t>(22,575)</w:t>
+              <w:t>(22,620)</w:t>
             </w:r>
           </w:p>
         </w:tc>
@@ -7173,7 +7173,7 @@
                 <w:color w:val="1C3A36"/>
                 <w:sz w:val="16"/>
               </w:rPr>
-              <w:t>162,574</w:t>
+              <w:t>162,899</w:t>
             </w:r>
           </w:p>
         </w:tc>
@@ -7191,7 +7191,7 @@
                 <w:color w:val="1C3A36"/>
                 <w:sz w:val="16"/>
               </w:rPr>
-              <w:t>EGP 75.94 per share — dated at the audited balance-sheet date the bridge subtracts net debt at</w:t>
+              <w:t>EGP 76.09 per share — dated at the audited balance-sheet date the bridge subtracts net debt at</w:t>
             </w:r>
           </w:p>
         </w:tc>
@@ -7342,7 +7342,7 @@
                 <w:color w:val="1C3A36"/>
                 <w:sz w:val="16"/>
               </w:rPr>
-              <w:t>87.76</w:t>
+              <w:t>87.94</w:t>
             </w:r>
           </w:p>
         </w:tc>
@@ -7897,7 +7897,7 @@
                 <w:color w:val="1C3A36"/>
                 <w:sz w:val="17"/>
               </w:rPr>
-              <w:t>(-3,872)</w:t>
+              <w:t>(-3,106)</w:t>
             </w:r>
           </w:p>
         </w:tc>
@@ -7952,7 +7952,7 @@
                 <w:color w:val="1C3A36"/>
                 <w:sz w:val="17"/>
               </w:rPr>
-              <w:t>78.72</w:t>
+              <w:t>79.68</w:t>
             </w:r>
           </w:p>
         </w:tc>
@@ -7970,7 +7970,7 @@
                 <w:color w:val="1C3A36"/>
                 <w:sz w:val="17"/>
               </w:rPr>
-              <w:t>bear 65.64 at 5.5× / bull 98.35 at 8.0×; rolled to the anchor date on the same two lines as the cash-flow bridge</w:t>
+              <w:t>bear 66.40 at 5.5× / bull 99.61 at 8.0×; rolled to the anchor date on the same two lines as the cash-flow bridge</w:t>
             </w:r>
           </w:p>
         </w:tc>
@@ -7992,7 +7992,7 @@
           <w:color w:val="1C3A36"/>
           <w:sz w:val="21"/>
         </w:rPr>
-        <w:t>Two things about this lens should be read before its number is. First, applying a multiple to a forecast year gives an enterprise value AS AT that year; it has to be discounted back before it can be compared with today's price. Not doing so would have produced EGP 143.92 per share instead of 78.72 — a EGP 65.20 overstatement, which an earlier draft of this study contained. Second, the justified multiple is a judgement, not a peer-derived figure.</w:t>
+        <w:t>Two things about this lens should be read before its number is. First, applying a multiple to a forecast year gives an enterprise value AS AT that year; it has to be discounted back before it can be compared with today's price. Not doing so would have produced EGP 145.84 per share instead of 79.68 — a EGP 66.15 overstatement, which an earlier draft of this study contained. Second, the justified multiple is a judgement, not a peer-derived figure.</w:t>
       </w:r>
     </w:p>
     <w:p>
@@ -8034,7 +8034,7 @@
           <w:color w:val="1C3A36"/>
           <w:sz w:val="21"/>
         </w:rPr>
-        <w:t>The question this lens asks is what the group earns at its CURRENT scale in a year that is neither a currency windfall nor a margin trough. The mid-cycle EBITDA margin of 10.7% — the FY28E point of the forecast, comfortably below the FY2024 outturn of 13.6% and above the FY2025 trough of 10.1% — is applied to FY2026E revenue of EGP 370,194mn. An earlier revision applied the multiple to FY2028-SCALE earnings with no time value, injecting two years of undiscounted growth into a present-day lens; an external review flagged it correctly and the construction was restated, worth about EGP 4.9 per share on the cash-flow lens.</w:t>
+        <w:t>The question this lens asks is what the group earns at its CURRENT scale in a year that is neither a currency windfall nor a margin trough. The mid-cycle EBITDA margin of 10.6% — the FY28E point of the forecast, comfortably below the FY2024 outturn of 13.6% and above the FY2025 trough of 10.1% — is applied to FY2026E revenue of EGP 370,194mn. An earlier revision applied the multiple to FY2028-SCALE earnings with no time value, injecting two years of undiscounted growth into a present-day lens; an external review flagged it correctly and the construction was restated, worth about EGP 4.9 per share on the cash-flow lens.</w:t>
       </w:r>
     </w:p>
     <w:tbl>
@@ -8154,7 +8154,7 @@
                 <w:color w:val="1C3A36"/>
                 <w:sz w:val="17"/>
               </w:rPr>
-              <w:t>Mid-cycle EBITDA margin (FY28E) at 10.7%</w:t>
+              <w:t>Mid-cycle EBITDA margin (FY28E) at 10.6%</w:t>
             </w:r>
           </w:p>
         </w:tc>
@@ -8172,7 +8172,7 @@
                 <w:color w:val="1C3A36"/>
                 <w:sz w:val="17"/>
               </w:rPr>
-              <w:t>39,472</w:t>
+              <w:t>39,400</w:t>
             </w:r>
           </w:p>
         </w:tc>
@@ -8246,7 +8246,7 @@
                 <w:color w:val="1C3A36"/>
                 <w:sz w:val="17"/>
               </w:rPr>
-              <w:t>35,511</w:t>
+              <w:t>35,439</w:t>
             </w:r>
           </w:p>
         </w:tc>
@@ -8357,7 +8357,7 @@
                 <w:color w:val="1C3A36"/>
                 <w:sz w:val="17"/>
               </w:rPr>
-              <w:t>(14,227)</w:t>
+              <w:t>(14,198)</w:t>
             </w:r>
           </w:p>
         </w:tc>
@@ -8394,7 +8394,7 @@
                 <w:color w:val="1C3A36"/>
                 <w:sz w:val="17"/>
               </w:rPr>
-              <w:t>21,235</w:t>
+              <w:t>21,192</w:t>
             </w:r>
           </w:p>
         </w:tc>
@@ -8435,7 +8435,7 @@
                 <w:color w:val="1C3A36"/>
                 <w:sz w:val="17"/>
               </w:rPr>
-              <w:t>9.92</w:t>
+              <w:t>9.90</w:t>
             </w:r>
           </w:p>
         </w:tc>
@@ -8472,7 +8472,7 @@
                 <w:color w:val="1C3A36"/>
                 <w:sz w:val="17"/>
               </w:rPr>
-              <w:t>103.51</w:t>
+              <w:t>103.30</w:t>
             </w:r>
           </w:p>
         </w:tc>
@@ -8494,7 +8494,7 @@
           <w:color w:val="6E7B77"/>
           <w:sz w:val="17"/>
         </w:rPr>
-        <w:t>Bear 80.07 at 7.0× and bull 132.81 at 11.5×, both rolled to the anchor date like every other lens. Every input row is the figure the computation actually uses — the associate line is the FY2026E forecast, not the FY2025 actual. One disclosed conservatism: equity-method associate income is taxed at 24.5% inside this lens although it arrives already post-tax at the investee — worth about +0.4/share on the central if removed. The justified multiple is held well below what a comparable industrial franchise would attract in a developed market, because an Egyptian cost of equity near 28% mathematically compresses what any stream of earnings is worth.</w:t>
+        <w:t>Bear 79.91 at 7.0× and bull 132.54 at 11.5×, both rolled to the anchor date like every other lens. Every input row is the figure the computation actually uses — the associate line is the FY2026E forecast, not the FY2025 actual. One disclosed conservatism: equity-method associate income is taxed at 24.5% inside this lens although it arrives already post-tax at the investee — worth about +0.4/share on the central if removed. The justified multiple is held well below what a comparable industrial franchise would attract in a developed market, because an Egyptian cost of equity near 28% mathematically compresses what any stream of earnings is worth.</w:t>
       </w:r>
     </w:p>
     <w:p>
@@ -8743,7 +8743,7 @@
                 <w:color w:val="1C3A36"/>
                 <w:sz w:val="17"/>
               </w:rPr>
-              <w:t>28.56</w:t>
+              <w:t>28.57</w:t>
             </w:r>
           </w:p>
         </w:tc>
@@ -8761,7 +8761,7 @@
                 <w:color w:val="1C3A36"/>
                 <w:sz w:val="17"/>
               </w:rPr>
-              <w:t>87.76</w:t>
+              <w:t>87.94</w:t>
             </w:r>
           </w:p>
         </w:tc>
@@ -8779,7 +8779,7 @@
                 <w:color w:val="1C3A36"/>
                 <w:sz w:val="17"/>
               </w:rPr>
-              <w:t>137.73</w:t>
+              <w:t>138.18</w:t>
             </w:r>
           </w:p>
         </w:tc>
@@ -8852,7 +8852,7 @@
                 <w:color w:val="1C3A36"/>
                 <w:sz w:val="17"/>
               </w:rPr>
-              <w:t>65.64</w:t>
+              <w:t>66.40</w:t>
             </w:r>
           </w:p>
         </w:tc>
@@ -8870,7 +8870,7 @@
                 <w:color w:val="1C3A36"/>
                 <w:sz w:val="17"/>
               </w:rPr>
-              <w:t>78.72</w:t>
+              <w:t>79.68</w:t>
             </w:r>
           </w:p>
         </w:tc>
@@ -8888,7 +8888,7 @@
                 <w:color w:val="1C3A36"/>
                 <w:sz w:val="17"/>
               </w:rPr>
-              <w:t>98.35</w:t>
+              <w:t>99.61</w:t>
             </w:r>
           </w:p>
         </w:tc>
@@ -8961,7 +8961,7 @@
                 <w:color w:val="1C3A36"/>
                 <w:sz w:val="17"/>
               </w:rPr>
-              <w:t>80.07</w:t>
+              <w:t>79.91</w:t>
             </w:r>
           </w:p>
         </w:tc>
@@ -8979,7 +8979,7 @@
                 <w:color w:val="1C3A36"/>
                 <w:sz w:val="17"/>
               </w:rPr>
-              <w:t>103.51</w:t>
+              <w:t>103.30</w:t>
             </w:r>
           </w:p>
         </w:tc>
@@ -8997,7 +8997,7 @@
                 <w:color w:val="1C3A36"/>
                 <w:sz w:val="17"/>
               </w:rPr>
-              <w:t>132.81</w:t>
+              <w:t>132.54</w:t>
             </w:r>
           </w:p>
         </w:tc>
@@ -9033,7 +9033,7 @@
                 <w:color w:val="1C3A36"/>
                 <w:sz w:val="17"/>
               </w:rPr>
-              <w:t>-20%</w:t>
+              <w:t>-21%</w:t>
             </w:r>
           </w:p>
         </w:tc>
@@ -9183,7 +9183,7 @@
                 <w:color w:val="1C3A36"/>
                 <w:sz w:val="17"/>
               </w:rPr>
-              <w:t>28.56</w:t>
+              <w:t>28.57</w:t>
             </w:r>
           </w:p>
         </w:tc>
@@ -9203,7 +9203,7 @@
                 <w:color w:val="1C3A36"/>
                 <w:sz w:val="17"/>
               </w:rPr>
-              <w:t>87.76</w:t>
+              <w:t>87.94</w:t>
             </w:r>
           </w:p>
         </w:tc>
@@ -9223,7 +9223,7 @@
                 <w:color w:val="1C3A36"/>
                 <w:sz w:val="17"/>
               </w:rPr>
-              <w:t>137.73</w:t>
+              <w:t>138.18</w:t>
             </w:r>
           </w:p>
         </w:tc>
@@ -9317,7 +9317,7 @@
                 <w:color w:val="1C3A36"/>
                 <w:sz w:val="17"/>
               </w:rPr>
-              <w:t>85.93</w:t>
+              <w:t>86.16</w:t>
             </w:r>
           </w:p>
         </w:tc>
@@ -9392,7 +9392,7 @@
           <w:color w:val="1C3A36"/>
           <w:sz w:val="21"/>
         </w:rPr>
-        <w:t>The four lenses do not agree, and the disagreement is informative rather than embarrassing. The two lenses that look at earnings — relative multiples and normalised earnings power — land near or slightly above the market price. The two that discount cash or capital at an Egyptian cost of capital land well below it. This is the same disagreement in two forms: a multiple imported from a market with a low cost of capital implicitly assumes a low cost of capital, and a discounted model applied with an Egyptian one does not. THE CENTRAL DOES NOT SIT BETWEEN THEM: it is the cash-flow lens itself at EGP 87.76, and the market-anchored reads are published beside it at their own values so a reader can judge the disagreement rather than receive a number in which it has already been settled by a weight. An earlier edition did settle it that way and reported EGP 85.93, -34% against the price where this study holds -32%.</w:t>
+        <w:t>The four lenses do not agree, and the disagreement is informative rather than embarrassing. The two lenses that look at earnings — relative multiples and normalised earnings power — land near or slightly above the market price. The two that discount cash or capital at an Egyptian cost of capital land well below it. This is the same disagreement in two forms: a multiple imported from a market with a low cost of capital implicitly assumes a low cost of capital, and a discounted model applied with an Egyptian one does not. THE CENTRAL DOES NOT SIT BETWEEN THEM: it is the cash-flow lens itself at EGP 87.94, and the market-anchored reads are published beside it at their own values so a reader can judge the disagreement rather than receive a number in which it has already been settled by a weight. An earlier edition did settle it that way and reported EGP 86.16, -34% against the price where this study holds -32%.</w:t>
       </w:r>
     </w:p>
     <w:p>
@@ -10485,7 +10485,7 @@
                 <w:color w:val="1C3A36"/>
                 <w:sz w:val="16"/>
               </w:rPr>
-              <w:t>51.0</w:t>
+              <w:t>54.0</w:t>
             </w:r>
           </w:p>
         </w:tc>
@@ -10503,7 +10503,7 @@
                 <w:color w:val="1C3A36"/>
                 <w:sz w:val="16"/>
               </w:rPr>
-              <w:t>54.0</w:t>
+              <w:t>59.0</w:t>
             </w:r>
           </w:p>
         </w:tc>
@@ -10521,7 +10521,7 @@
                 <w:color w:val="1C3A36"/>
                 <w:sz w:val="16"/>
               </w:rPr>
-              <w:t>57.5</w:t>
+              <w:t>62.7</w:t>
             </w:r>
           </w:p>
         </w:tc>
@@ -10539,7 +10539,7 @@
                 <w:color w:val="1C3A36"/>
                 <w:sz w:val="16"/>
               </w:rPr>
-              <w:t>61.0</w:t>
+              <w:t>65.8</w:t>
             </w:r>
           </w:p>
         </w:tc>
@@ -10557,7 +10557,7 @@
                 <w:color w:val="1C3A36"/>
                 <w:sz w:val="16"/>
               </w:rPr>
-              <w:t>64.5</w:t>
+              <w:t>68.7</w:t>
             </w:r>
           </w:p>
         </w:tc>
@@ -12062,7 +12062,7 @@
                 <w:color w:val="1C3A36"/>
                 <w:sz w:val="16"/>
               </w:rPr>
-              <w:t>441,712</w:t>
+              <w:t>449,226</w:t>
             </w:r>
           </w:p>
         </w:tc>
@@ -12080,7 +12080,7 @@
                 <w:color w:val="1C3A36"/>
                 <w:sz w:val="16"/>
               </w:rPr>
-              <w:t>506,834</w:t>
+              <w:t>514,907</w:t>
             </w:r>
           </w:p>
         </w:tc>
@@ -12098,7 +12098,7 @@
                 <w:color w:val="1C3A36"/>
                 <w:sz w:val="16"/>
               </w:rPr>
-              <w:t>573,563</w:t>
+              <w:t>579,202</w:t>
             </w:r>
           </w:p>
         </w:tc>
@@ -12116,7 +12116,7 @@
                 <w:color w:val="1C3A36"/>
                 <w:sz w:val="16"/>
               </w:rPr>
-              <w:t>643,070</w:t>
+              <w:t>645,083</w:t>
             </w:r>
           </w:p>
         </w:tc>
@@ -12171,7 +12171,7 @@
                 <w:color w:val="1C3A36"/>
                 <w:sz w:val="16"/>
               </w:rPr>
-              <w:t>55,346</w:t>
+              <w:t>56,205</w:t>
             </w:r>
           </w:p>
         </w:tc>
@@ -12189,7 +12189,7 @@
                 <w:color w:val="1C3A36"/>
                 <w:sz w:val="16"/>
               </w:rPr>
-              <w:t>64,177</w:t>
+              <w:t>65,101</w:t>
             </w:r>
           </w:p>
         </w:tc>
@@ -12207,7 +12207,7 @@
                 <w:color w:val="1C3A36"/>
                 <w:sz w:val="16"/>
               </w:rPr>
-              <w:t>72,980</w:t>
+              <w:t>73,624</w:t>
             </w:r>
           </w:p>
         </w:tc>
@@ -12225,7 +12225,7 @@
                 <w:color w:val="1C3A36"/>
                 <w:sz w:val="16"/>
               </w:rPr>
-              <w:t>81,828</w:t>
+              <w:t>82,058</w:t>
             </w:r>
           </w:p>
         </w:tc>
@@ -12298,7 +12298,7 @@
                 <w:color w:val="1C3A36"/>
                 <w:sz w:val="16"/>
               </w:rPr>
-              <w:t>12.7%</w:t>
+              <w:t>12.6%</w:t>
             </w:r>
           </w:p>
         </w:tc>
@@ -12389,7 +12389,7 @@
                 <w:color w:val="1C3A36"/>
                 <w:sz w:val="16"/>
               </w:rPr>
-              <w:t>(13,561)</w:t>
+              <w:t>(13,791)</w:t>
             </w:r>
           </w:p>
         </w:tc>
@@ -12407,7 +12407,7 @@
                 <w:color w:val="1C3A36"/>
                 <w:sz w:val="16"/>
               </w:rPr>
-              <w:t>(15,560)</w:t>
+              <w:t>(15,808)</w:t>
             </w:r>
           </w:p>
         </w:tc>
@@ -12425,7 +12425,7 @@
                 <w:color w:val="1C3A36"/>
                 <w:sz w:val="16"/>
               </w:rPr>
-              <w:t>(17,608)</w:t>
+              <w:t>(17,781)</w:t>
             </w:r>
           </w:p>
         </w:tc>
@@ -12443,7 +12443,7 @@
                 <w:color w:val="1C3A36"/>
                 <w:sz w:val="16"/>
               </w:rPr>
-              <w:t>(19,742)</w:t>
+              <w:t>(19,804)</w:t>
             </w:r>
           </w:p>
         </w:tc>
@@ -12504,7 +12504,7 @@
                 <w:color w:val="1C3A36"/>
                 <w:sz w:val="16"/>
               </w:rPr>
-              <w:t>41,785</w:t>
+              <w:t>42,414</w:t>
             </w:r>
           </w:p>
         </w:tc>
@@ -12524,7 +12524,7 @@
                 <w:color w:val="1C3A36"/>
                 <w:sz w:val="16"/>
               </w:rPr>
-              <w:t>48,618</w:t>
+              <w:t>49,293</w:t>
             </w:r>
           </w:p>
         </w:tc>
@@ -12544,7 +12544,7 @@
                 <w:color w:val="1C3A36"/>
                 <w:sz w:val="16"/>
               </w:rPr>
-              <w:t>55,371</w:t>
+              <w:t>55,843</w:t>
             </w:r>
           </w:p>
         </w:tc>
@@ -12564,7 +12564,7 @@
                 <w:color w:val="1C3A36"/>
                 <w:sz w:val="16"/>
               </w:rPr>
-              <w:t>62,086</w:t>
+              <w:t>62,254</w:t>
             </w:r>
           </w:p>
         </w:tc>
@@ -12619,7 +12619,7 @@
                 <w:color w:val="1C3A36"/>
                 <w:sz w:val="16"/>
               </w:rPr>
-              <w:t>4,726</w:t>
+              <w:t>4,807</w:t>
             </w:r>
           </w:p>
         </w:tc>
@@ -12637,7 +12637,7 @@
                 <w:color w:val="1C3A36"/>
                 <w:sz w:val="16"/>
               </w:rPr>
-              <w:t>5,423</w:t>
+              <w:t>5,510</w:t>
             </w:r>
           </w:p>
         </w:tc>
@@ -12655,7 +12655,7 @@
                 <w:color w:val="1C3A36"/>
                 <w:sz w:val="16"/>
               </w:rPr>
-              <w:t>6,137</w:t>
+              <w:t>6,197</w:t>
             </w:r>
           </w:p>
         </w:tc>
@@ -12673,7 +12673,7 @@
                 <w:color w:val="1C3A36"/>
                 <w:sz w:val="16"/>
               </w:rPr>
-              <w:t>6,881</w:t>
+              <w:t>6,902</w:t>
             </w:r>
           </w:p>
         </w:tc>
@@ -12734,7 +12734,7 @@
                 <w:color w:val="1C3A36"/>
                 <w:sz w:val="16"/>
               </w:rPr>
-              <w:t>46,512</w:t>
+              <w:t>47,221</w:t>
             </w:r>
           </w:p>
         </w:tc>
@@ -12754,7 +12754,7 @@
                 <w:color w:val="1C3A36"/>
                 <w:sz w:val="16"/>
               </w:rPr>
-              <w:t>54,041</w:t>
+              <w:t>54,802</w:t>
             </w:r>
           </w:p>
         </w:tc>
@@ -12774,7 +12774,7 @@
                 <w:color w:val="1C3A36"/>
                 <w:sz w:val="16"/>
               </w:rPr>
-              <w:t>61,508</w:t>
+              <w:t>62,040</w:t>
             </w:r>
           </w:p>
         </w:tc>
@@ -12794,7 +12794,7 @@
                 <w:color w:val="1C3A36"/>
                 <w:sz w:val="16"/>
               </w:rPr>
-              <w:t>68,967</w:t>
+              <w:t>69,157</w:t>
             </w:r>
           </w:p>
         </w:tc>
@@ -12867,7 +12867,7 @@
                 <w:color w:val="1C3A36"/>
                 <w:sz w:val="16"/>
               </w:rPr>
-              <w:t>10.7%</w:t>
+              <w:t>10.6%</w:t>
             </w:r>
           </w:p>
         </w:tc>
@@ -13228,7 +13228,7 @@
                 <w:color w:val="1C3A36"/>
                 <w:sz w:val="16"/>
               </w:rPr>
-              <w:t>341,526</w:t>
+              <w:t>343,539</w:t>
             </w:r>
           </w:p>
         </w:tc>
@@ -13246,7 +13246,7 @@
                 <w:color w:val="1C3A36"/>
                 <w:sz w:val="16"/>
               </w:rPr>
-              <w:t>53.1%</w:t>
+              <w:t>53.3%</w:t>
             </w:r>
           </w:p>
         </w:tc>
@@ -13355,7 +13355,7 @@
                 <w:color w:val="1C3A36"/>
                 <w:sz w:val="16"/>
               </w:rPr>
-              <w:t>30.2%</w:t>
+              <w:t>30.1%</w:t>
             </w:r>
           </w:p>
         </w:tc>
@@ -13464,7 +13464,7 @@
                 <w:color w:val="1C3A36"/>
                 <w:sz w:val="16"/>
               </w:rPr>
-              <w:t>16.7%</w:t>
+              <w:t>16.6%</w:t>
             </w:r>
           </w:p>
         </w:tc>
@@ -13555,7 +13555,7 @@
                 <w:color w:val="1C3A36"/>
                 <w:sz w:val="16"/>
               </w:rPr>
-              <w:t>643,070</w:t>
+              <w:t>645,083</w:t>
             </w:r>
           </w:p>
         </w:tc>
@@ -13595,7 +13595,7 @@
           <w:color w:val="6E7B77"/>
           <w:sz w:val="17"/>
         </w:rPr>
-        <w:t>FY2025 figures are the audited Note 5-3 / Note 16 disclosures directly; nothing is apportioned or calibrated. By FY2030E Cables' share of revenue rises from 55.4% to 53.1% as it compounds on copper and FX; Constructions' share falls as its growth tapers fastest.</w:t>
+        <w:t>FY2025 figures are the audited Note 5-3 / Note 16 disclosures directly; nothing is apportioned or calibrated. By FY2030E Cables' share of revenue rises from 55.4% to 53.3% as it compounds on copper and FX; Constructions' share falls as its growth tapers fastest.</w:t>
       </w:r>
     </w:p>
     <w:p>
@@ -14276,7 +14276,7 @@
           <w:color w:val="1C3A36"/>
           <w:sz w:val="21"/>
         </w:rPr>
-        <w:t>The segment build makes a second point that a percentage-of-revenue model hides. Copper is passed through in Cables: a higher copper price raises revenue without raising the profit earned on it. But working capital scales with revenue, so a copper spike CONSUMES cash while adding almost no profit. That is visible in FY2026E, where revenue rises +32% — much of it copper and FX translation — and the resulting EGP 16,965mn working-capital build cuts free cash flow to the firm to just EGP -319mn, against EGP 6,419mn the following year once the step-up is absorbed. A rising copper price is not good news for this business in the year it happens.</w:t>
+        <w:t>The segment build makes a second point that a percentage-of-revenue model hides. Copper is passed through in Cables: a higher copper price raises revenue without raising the profit earned on it. But working capital scales with revenue, so a copper spike CONSUMES cash while adding almost no profit. That is visible in FY2026E, where revenue rises +32% — much of it copper and FX translation — and the resulting EGP 16,965mn working-capital build cuts free cash flow to the firm to just EGP -319mn, against EGP 5,227mn the following year once the step-up is absorbed. A rising copper price is not good news for this business in the year it happens.</w:t>
       </w:r>
     </w:p>
     <w:p>
@@ -14290,7 +14290,7 @@
           <w:color w:val="1C3A36"/>
           <w:sz w:val="21"/>
         </w:rPr>
-        <w:t>The model holds this ratio near 19.7% of revenue, the FY2025 disclosed level. That single assumption is worth a great deal: every percentage point of revenue added to or removed from working-capital intensity is worth roughly EGP 3.41-3.66 per share (the local slope at the base and the average across the tested 17-23% span). If the group converts working capital further — collecting faster, or pushing more of the funding onto suppliers and customers — the cash-flow model reprices sharply upward. If FY2025's improvement reverses, it reprices down just as fast.</w:t>
+        <w:t>The model holds this ratio near 19.7% of revenue, the FY2025 disclosed level. That single assumption is worth a great deal: every percentage point of revenue added to or removed from working-capital intensity is worth roughly EGP 3.43-3.67 per share (the local slope at the base and the average across the tested 17-23% span). If the group converts working capital further — collecting faster, or pushing more of the funding onto suppliers and customers — the cash-flow model reprices sharply upward. If FY2025's improvement reverses, it reprices down just as fast.</w:t>
       </w:r>
     </w:p>
     <w:p>
@@ -15591,7 +15591,7 @@
                 <w:color w:val="1C3A36"/>
                 <w:sz w:val="16"/>
               </w:rPr>
-              <w:t>EGP 33.64 (against 87.76)</w:t>
+              <w:t>EGP 33.67 (against 87.94)</w:t>
             </w:r>
           </w:p>
         </w:tc>
@@ -15609,7 +15609,7 @@
                 <w:color w:val="1C3A36"/>
                 <w:sz w:val="16"/>
               </w:rPr>
-              <w:t>Both are columns of the same published source. The market-observed basis is preferred to the agency-rating basis, which lags. This is the single largest open question in the cost of capital and the alternative is worth roughly 54.12 per share</w:t>
+              <w:t>Both are columns of the same published source. The market-observed basis is preferred to the agency-rating basis, which lags. This is the single largest open question in the cost of capital and the alternative is worth roughly 54.27 per share</w:t>
             </w:r>
           </w:p>
         </w:tc>
@@ -15664,7 +15664,7 @@
                 <w:color w:val="1C3A36"/>
                 <w:sz w:val="16"/>
               </w:rPr>
-              <w:t>EGP 99.13 (11.36)</w:t>
+              <w:t>EGP 99.33 (11.39)</w:t>
             </w:r>
           </w:p>
         </w:tc>
@@ -15792,7 +15792,7 @@
                 <w:color w:val="1C3A36"/>
                 <w:sz w:val="16"/>
               </w:rPr>
-              <w:t>EGP-equivalent (14.5%): the hard-currency legs loaded with the pound's own 6.2%/year forecast depreciation, under uncovered interest parity</w:t>
+              <w:t>EGP-equivalent (15.5%): the hard-currency legs loaded with the pound's own 7.6%/year forecast depreciation, under uncovered interest parity</w:t>
             </w:r>
           </w:p>
         </w:tc>
@@ -15810,7 +15810,7 @@
                 <w:color w:val="1C3A36"/>
                 <w:sz w:val="16"/>
               </w:rPr>
-              <w:t>EGP 87.32 (-0.45)</w:t>
+              <w:t>EGP 87.41 (-0.54)</w:t>
             </w:r>
           </w:p>
         </w:tc>
@@ -15828,7 +15828,7 @@
                 <w:color w:val="1C3A36"/>
                 <w:sz w:val="16"/>
               </w:rPr>
-              <w:t>Net debt carries only 6.9% of the capital structure, so even this 503-basis-point swing in Kd moves the fair value by well under 1% — smaller than it looks. CAUTION: keeping the currency-composition basis as primary means the hard-currency debt is carried at its coupon rate, not compensated for devaluation risk beyond what this forecast's own exchange-rate path already assumes</w:t>
+              <w:t>Net debt carries only 6.9% of the capital structure, so even this 604-basis-point swing in Kd moves the fair value by well under 1% — smaller than it looks. CAUTION: keeping the currency-composition basis as primary means the hard-currency debt is carried at its coupon rate, not compensated for devaluation risk beyond what this forecast's own exchange-rate path already assumes</w:t>
             </w:r>
           </w:p>
         </w:tc>
@@ -15996,7 +15996,7 @@
           <w:color w:val="6E7B77"/>
           <w:sz w:val="17"/>
         </w:rPr>
-        <w:t>The rating-basis column is the one most often raised against this study. It is not a correction to an error — both bases are published by the same source and both appear in this study's input register — but it is a material choice, and at EGP 33.64 the alternative sits well below the primary. A reader who prefers agency ratings to market spreads should use that number. (A July-2026 refresh of the same file reportedly lifts the rating-basis premium by roughly one point, making that alternative slightly more adverse still; the CDS-basis primary reproduces almost unchanged from the July parameters.)</w:t>
+        <w:t>The rating-basis column is the one most often raised against this study. It is not a correction to an error — both bases are published by the same source and both appear in this study's input register — but it is a material choice, and at EGP 33.67 the alternative sits well below the primary. A reader who prefers agency ratings to market spreads should use that number. (A July-2026 refresh of the same file reportedly lifts the rating-basis premium by roughly one point, making that alternative slightly more adverse still; the CDS-basis primary reproduces almost unchanged from the July parameters.)</w:t>
       </w:r>
     </w:p>
     <w:p>
@@ -16064,7 +16064,7 @@
           <w:color w:val="6E7B77"/>
           <w:sz w:val="17"/>
         </w:rPr>
-        <w:t>Figure 3 — discounted-cash-flow fair value per share across the terminal cost of capital and terminal growth. 4 of the 25 cells reach the market price of 130.00, all of them in the corner combining the lowest terminal cost of capital with the highest terminal growth; the grid tops out at 142.93. What it takes to get there is the point: a terminal rate 200bp below the adopted one at the same time as terminal growth at the top of the tested range.</w:t>
+        <w:t>Figure 3 — discounted-cash-flow fair value per share across the terminal cost of capital and terminal growth. 4 of the 25 cells reach the market price of 130.00, all of them in the corner combining the lowest terminal cost of capital with the highest terminal growth; the grid tops out at 143.24. What it takes to get there is the point: a terminal rate 200bp below the adopted one at the same time as terminal growth at the top of the tested range.</w:t>
       </w:r>
     </w:p>
     <w:p>
@@ -16259,7 +16259,7 @@
                 <w:color w:val="1C3A36"/>
                 <w:sz w:val="16"/>
               </w:rPr>
-              <w:t>142.93</w:t>
+              <w:t>143.24</w:t>
             </w:r>
           </w:p>
         </w:tc>
@@ -16277,7 +16277,7 @@
                 <w:color w:val="1C3A36"/>
                 <w:sz w:val="16"/>
               </w:rPr>
-              <w:t>138.85</w:t>
+              <w:t>139.16</w:t>
             </w:r>
           </w:p>
         </w:tc>
@@ -16295,7 +16295,7 @@
                 <w:color w:val="1C3A36"/>
                 <w:sz w:val="16"/>
               </w:rPr>
-              <w:t>134.93</w:t>
+              <w:t>135.22</w:t>
             </w:r>
           </w:p>
         </w:tc>
@@ -16313,7 +16313,7 @@
                 <w:color w:val="1C3A36"/>
                 <w:sz w:val="16"/>
               </w:rPr>
-              <w:t>131.13</w:t>
+              <w:t>131.42</w:t>
             </w:r>
           </w:p>
         </w:tc>
@@ -16331,7 +16331,7 @@
                 <w:color w:val="1C3A36"/>
                 <w:sz w:val="16"/>
               </w:rPr>
-              <w:t>127.48</w:t>
+              <w:t>127.75</w:t>
             </w:r>
           </w:p>
         </w:tc>
@@ -16368,7 +16368,7 @@
                 <w:color w:val="1C3A36"/>
                 <w:sz w:val="16"/>
               </w:rPr>
-              <w:t>113.20</w:t>
+              <w:t>113.45</w:t>
             </w:r>
           </w:p>
         </w:tc>
@@ -16386,7 +16386,7 @@
                 <w:color w:val="1C3A36"/>
                 <w:sz w:val="16"/>
               </w:rPr>
-              <w:t>109.94</w:t>
+              <w:t>110.18</w:t>
             </w:r>
           </w:p>
         </w:tc>
@@ -16404,7 +16404,7 @@
                 <w:color w:val="1C3A36"/>
                 <w:sz w:val="16"/>
               </w:rPr>
-              <w:t>106.80</w:t>
+              <w:t>107.03</w:t>
             </w:r>
           </w:p>
         </w:tc>
@@ -16422,7 +16422,7 @@
                 <w:color w:val="1C3A36"/>
                 <w:sz w:val="16"/>
               </w:rPr>
-              <w:t>103.77</w:t>
+              <w:t>103.98</w:t>
             </w:r>
           </w:p>
         </w:tc>
@@ -16440,7 +16440,7 @@
                 <w:color w:val="1C3A36"/>
                 <w:sz w:val="16"/>
               </w:rPr>
-              <w:t>100.84</w:t>
+              <w:t>101.05</w:t>
             </w:r>
           </w:p>
         </w:tc>
@@ -16477,7 +16477,7 @@
                 <w:color w:val="1C3A36"/>
                 <w:sz w:val="16"/>
               </w:rPr>
-              <w:t>93.09</w:t>
+              <w:t>93.28</w:t>
             </w:r>
           </w:p>
         </w:tc>
@@ -16495,7 +16495,7 @@
                 <w:color w:val="1C3A36"/>
                 <w:sz w:val="16"/>
               </w:rPr>
-              <w:t>90.38</w:t>
+              <w:t>90.56</w:t>
             </w:r>
           </w:p>
         </w:tc>
@@ -16513,7 +16513,7 @@
                 <w:color w:val="1C3A36"/>
                 <w:sz w:val="16"/>
               </w:rPr>
-              <w:t>87.76</w:t>
+              <w:t>87.94</w:t>
             </w:r>
           </w:p>
         </w:tc>
@@ -16531,7 +16531,7 @@
                 <w:color w:val="1C3A36"/>
                 <w:sz w:val="16"/>
               </w:rPr>
-              <w:t>85.24</w:t>
+              <w:t>85.41</w:t>
             </w:r>
           </w:p>
         </w:tc>
@@ -16549,7 +16549,7 @@
                 <w:color w:val="1C3A36"/>
                 <w:sz w:val="16"/>
               </w:rPr>
-              <w:t>82.80</w:t>
+              <w:t>82.97</w:t>
             </w:r>
           </w:p>
         </w:tc>
@@ -16586,7 +16586,7 @@
                 <w:color w:val="1C3A36"/>
                 <w:sz w:val="16"/>
               </w:rPr>
-              <w:t>78.57</w:t>
+              <w:t>78.73</w:t>
             </w:r>
           </w:p>
         </w:tc>
@@ -16604,7 +16604,7 @@
                 <w:color w:val="1C3A36"/>
                 <w:sz w:val="16"/>
               </w:rPr>
-              <w:t>76.26</w:t>
+              <w:t>76.41</w:t>
             </w:r>
           </w:p>
         </w:tc>
@@ -16622,7 +16622,7 @@
                 <w:color w:val="1C3A36"/>
                 <w:sz w:val="16"/>
               </w:rPr>
-              <w:t>74.03</w:t>
+              <w:t>74.17</w:t>
             </w:r>
           </w:p>
         </w:tc>
@@ -16640,7 +16640,7 @@
                 <w:color w:val="1C3A36"/>
                 <w:sz w:val="16"/>
               </w:rPr>
-              <w:t>71.88</w:t>
+              <w:t>72.01</w:t>
             </w:r>
           </w:p>
         </w:tc>
@@ -16658,7 +16658,7 @@
                 <w:color w:val="1C3A36"/>
                 <w:sz w:val="16"/>
               </w:rPr>
-              <w:t>69.80</w:t>
+              <w:t>69.93</w:t>
             </w:r>
           </w:p>
         </w:tc>
@@ -16695,7 +16695,7 @@
                 <w:color w:val="1C3A36"/>
                 <w:sz w:val="16"/>
               </w:rPr>
-              <w:t>67.62</w:t>
+              <w:t>67.74</w:t>
             </w:r>
           </w:p>
         </w:tc>
@@ -16713,7 +16713,7 @@
                 <w:color w:val="1C3A36"/>
                 <w:sz w:val="16"/>
               </w:rPr>
-              <w:t>65.60</w:t>
+              <w:t>65.72</w:t>
             </w:r>
           </w:p>
         </w:tc>
@@ -16731,7 +16731,7 @@
                 <w:color w:val="1C3A36"/>
                 <w:sz w:val="16"/>
               </w:rPr>
-              <w:t>63.66</w:t>
+              <w:t>63.77</w:t>
             </w:r>
           </w:p>
         </w:tc>
@@ -16749,7 +16749,7 @@
                 <w:color w:val="1C3A36"/>
                 <w:sz w:val="16"/>
               </w:rPr>
-              <w:t>61.78</w:t>
+              <w:t>61.89</w:t>
             </w:r>
           </w:p>
         </w:tc>
@@ -16767,7 +16767,7 @@
                 <w:color w:val="1C3A36"/>
                 <w:sz w:val="16"/>
               </w:rPr>
-              <w:t>59.97</w:t>
+              <w:t>60.08</w:t>
             </w:r>
           </w:p>
         </w:tc>
@@ -16948,7 +16948,7 @@
                 <w:color w:val="1C3A36"/>
                 <w:sz w:val="17"/>
               </w:rPr>
-              <w:t>87.26 – 92.12</w:t>
+              <w:t>87.44 – 92.31</w:t>
             </w:r>
           </w:p>
         </w:tc>
@@ -16966,7 +16966,7 @@
                 <w:color w:val="1C3A36"/>
                 <w:sz w:val="17"/>
               </w:rPr>
-              <w:t>4.86</w:t>
+              <w:t>4.87</w:t>
             </w:r>
           </w:p>
         </w:tc>
@@ -17021,7 +17021,7 @@
                 <w:color w:val="1C3A36"/>
                 <w:sz w:val="17"/>
               </w:rPr>
-              <w:t>84.85 – 108.12</w:t>
+              <w:t>85.02 – 108.43</w:t>
             </w:r>
           </w:p>
         </w:tc>
@@ -17039,7 +17039,7 @@
                 <w:color w:val="1C3A36"/>
                 <w:sz w:val="17"/>
               </w:rPr>
-              <w:t>23.27</w:t>
+              <w:t>23.41</w:t>
             </w:r>
           </w:p>
         </w:tc>
@@ -17094,7 +17094,7 @@
                 <w:color w:val="1C3A36"/>
                 <w:sz w:val="17"/>
               </w:rPr>
-              <w:t>50.91 – 124.61</w:t>
+              <w:t>50.94 – 124.94</w:t>
             </w:r>
           </w:p>
         </w:tc>
@@ -17112,7 +17112,7 @@
                 <w:color w:val="1C3A36"/>
                 <w:sz w:val="17"/>
               </w:rPr>
-              <w:t>73.70</w:t>
+              <w:t>74.00</w:t>
             </w:r>
           </w:p>
         </w:tc>
@@ -17167,7 +17167,7 @@
                 <w:color w:val="1C3A36"/>
                 <w:sz w:val="17"/>
               </w:rPr>
-              <w:t>83.40 – 92.13</w:t>
+              <w:t>83.55 – 92.33</w:t>
             </w:r>
           </w:p>
         </w:tc>
@@ -17185,7 +17185,7 @@
                 <w:color w:val="1C3A36"/>
                 <w:sz w:val="17"/>
               </w:rPr>
-              <w:t>8.73</w:t>
+              <w:t>8.78</w:t>
             </w:r>
           </w:p>
         </w:tc>
@@ -17240,7 +17240,7 @@
                 <w:color w:val="1C3A36"/>
                 <w:sz w:val="17"/>
               </w:rPr>
-              <w:t>75.59 – 97.53</w:t>
+              <w:t>75.71 – 97.75</w:t>
             </w:r>
           </w:p>
         </w:tc>
@@ -17258,7 +17258,7 @@
                 <w:color w:val="1C3A36"/>
                 <w:sz w:val="17"/>
               </w:rPr>
-              <w:t>21.94</w:t>
+              <w:t>22.04</w:t>
             </w:r>
           </w:p>
         </w:tc>
@@ -17313,7 +17313,7 @@
                 <w:color w:val="1C3A36"/>
                 <w:sz w:val="17"/>
               </w:rPr>
-              <w:t>66.47 – 116.18</w:t>
+              <w:t>66.63 – 116.48</w:t>
             </w:r>
           </w:p>
         </w:tc>
@@ -17331,7 +17331,7 @@
                 <w:color w:val="1C3A36"/>
                 <w:sz w:val="17"/>
               </w:rPr>
-              <w:t>49.71</w:t>
+              <w:t>49.85</w:t>
             </w:r>
           </w:p>
         </w:tc>
@@ -17386,7 +17386,7 @@
                 <w:color w:val="1C3A36"/>
                 <w:sz w:val="17"/>
               </w:rPr>
-              <w:t>75.36 – 111.26</w:t>
+              <w:t>75.53 – 111.45</w:t>
             </w:r>
           </w:p>
         </w:tc>
@@ -17404,7 +17404,7 @@
                 <w:color w:val="1C3A36"/>
                 <w:sz w:val="17"/>
               </w:rPr>
-              <w:t>35.90</w:t>
+              <w:t>35.92</w:t>
             </w:r>
           </w:p>
         </w:tc>
@@ -17426,7 +17426,7 @@
           <w:color w:val="6E7B77"/>
           <w:sz w:val="17"/>
         </w:rPr>
-        <w:t>Every row is a full re-run of the segment build, not a multiplier applied to a finished revenue line: a currency or copper move flows through Cables' revenue, the working capital and the segment profit exactly as it does in the base case. Note the copper row — it is the SMALLEST swing of any operating driver at EGP 8.73 a share across a ±15% move, and it runs upward throughout: a higher metal price raises Cables' revenue and its working capital together, and raises the profit earned on that revenue hardly at all. Ranked by single-row swing, the segment-margin row is the LARGEST at EGP 73.70 a share, ahead of the terminal return-on-capital row at EGP 49.71 — an earlier caption claimed the terminal assumptions dominated every operating driver, which this table itself contradicts (a review caught it); what remains true is that the two cost-of-capital grids jointly span the widest surface, and a ±15% margin shock is a far larger displacement of the base case than any one row's parameter step.</w:t>
+        <w:t>Every row is a full re-run of the segment build, not a multiplier applied to a finished revenue line: a currency or copper move flows through Cables' revenue, the working capital and the segment profit exactly as it does in the base case. Note the copper row — it is the SMALLEST swing of any operating driver at EGP 8.78 a share across a ±15% move, and it runs upward throughout: a higher metal price raises Cables' revenue and its working capital together, and raises the profit earned on that revenue hardly at all. Ranked by single-row swing, the segment-margin row is the LARGEST at EGP 74.00 a share, ahead of the terminal return-on-capital row at EGP 49.85 — an earlier caption claimed the terminal assumptions dominated every operating driver, which this table itself contradicts (a review caught it); what remains true is that the two cost-of-capital grids jointly span the widest surface, and a ±15% margin shock is a far larger displacement of the base case than any one row's parameter step.</w:t>
       </w:r>
     </w:p>
     <w:p>
@@ -17440,7 +17440,7 @@
           <w:color w:val="1C3A36"/>
           <w:sz w:val="21"/>
         </w:rPr>
-        <w:t>Every grid above is produced by the SAME valuation function as the headline, and it is asserted to reproduce it: at the adopted rates, growth and beta the function returns EGP 87.76 against the published central of 87.76. Until this edition the grids ran through a second function that re-implemented the terminal on a construction the study had already retired and omitted the employees' statutory share of profit that the bridge charges, so the surface was centred at EGP 49.71 rather than on the answer it was supposed to be testing. Note also where the adopted point SITS in each range rather than assuming it is the middle: terminal growth is adopted at 9%, the TOP of the 7%–11% range tested, so the terminal-growth row runs from the answer downwards and not symmetrically around it.</w:t>
+        <w:t>Every grid above is produced by the SAME valuation function as the headline, and it is asserted to reproduce it: at the adopted rates, growth and beta the function returns EGP 87.94 against the published central of 87.94. Until this edition the grids ran through a second function that re-implemented the terminal on a construction the study had already retired and omitted the employees' statutory share of profit that the bridge charges, so the surface was centred at EGP 49.71 rather than on the answer it was supposed to be testing. Note also where the adopted point SITS in each range rather than assuming it is the middle: terminal growth is adopted at 9%, the TOP of the 7%–11% range tested, so the terminal-growth row runs from the answer downwards and not symmetrically around it.</w:t>
       </w:r>
     </w:p>
     <w:p>
@@ -18247,7 +18247,7 @@
           <w:color w:val="6E7B77"/>
           <w:sz w:val="17"/>
         </w:rPr>
-        <w:t>Figure 5 — the forward price cone to three months. The dashed brass line is the fundamental central estimate of 87.76; the dotted line is the spot of 130.00.</w:t>
+        <w:t>Figure 5 — the forward price cone to three months. The dashed brass line is the fundamental central estimate of 87.94; the dotted line is the spot of 130.00.</w:t>
       </w:r>
     </w:p>
     <w:p>
@@ -19270,7 +19270,7 @@
                 <w:color w:val="1C3A36"/>
                 <w:sz w:val="17"/>
               </w:rPr>
-              <w:t>EGP 87.76 central, -32% against the market</w:t>
+              <w:t>EGP 87.94 central, -32% against the market</w:t>
             </w:r>
           </w:p>
         </w:tc>
@@ -19325,7 +19325,7 @@
                 <w:color w:val="1C3A36"/>
                 <w:sz w:val="17"/>
               </w:rPr>
-              <w:t>EGP 87.76, -32%</w:t>
+              <w:t>EGP 87.94, -32%</w:t>
             </w:r>
           </w:p>
         </w:tc>
@@ -19380,7 +19380,7 @@
                 <w:color w:val="1C3A36"/>
                 <w:sz w:val="17"/>
               </w:rPr>
-              <w:t>EGP 81.68, -37%</w:t>
+              <w:t>EGP 79.09, -39%</w:t>
             </w:r>
           </w:p>
         </w:tc>
@@ -19435,7 +19435,7 @@
                 <w:color w:val="1C3A36"/>
                 <w:sz w:val="17"/>
               </w:rPr>
-              <w:t>EGP 78.72, -39%</w:t>
+              <w:t>EGP 79.68, -39%</w:t>
             </w:r>
           </w:p>
         </w:tc>
@@ -19599,7 +19599,7 @@
           <w:color w:val="1C3A36"/>
           <w:sz w:val="21"/>
         </w:rPr>
-        <w:t>Our own weighting sits closer to the conservative end because the shares are bought and sold in Egyptian pounds on an Egyptian exchange, the dividends are paid in Egyptian pounds, and the ability of a foreign shareholder to realise value depends on Egyptian capital-account conditions. That is a real risk and it belongs in the discount rate. But a reader who believes that convertibility is not the binding constraint, and that the hard-currency earnings should be valued as hard-currency earnings, will reach a materially higher number using the same cash-flow forecasts — EGP 81.68 on the alternative shown. Neither reader is being unreasonable, and this study declines to hide that behind a single figure.</w:t>
+        <w:t>Our own weighting sits closer to the conservative end because the shares are bought and sold in Egyptian pounds on an Egyptian exchange, the dividends are paid in Egyptian pounds, and the ability of a foreign shareholder to realise value depends on Egyptian capital-account conditions. That is a real risk and it belongs in the discount rate. But a reader who believes that convertibility is not the binding constraint, and that the hard-currency earnings should be valued as hard-currency earnings, will reach a materially higher number using the same cash-flow forecasts — EGP 79.09 on the alternative shown. Neither reader is being unreasonable, and this study declines to hide that behind a single figure.</w:t>
       </w:r>
     </w:p>
     <w:p>
@@ -20473,7 +20473,7 @@
                 <w:color w:val="1C3A36"/>
                 <w:sz w:val="17"/>
               </w:rPr>
-              <w:t>87.76</w:t>
+              <w:t>87.94</w:t>
             </w:r>
           </w:p>
         </w:tc>
@@ -20688,7 +20688,7 @@
                 <w:color w:val="1C3A36"/>
                 <w:sz w:val="17"/>
               </w:rPr>
-              <w:t>274,686</w:t>
+              <w:t>279,062</w:t>
             </w:r>
           </w:p>
         </w:tc>
@@ -20706,7 +20706,7 @@
                 <w:color w:val="1C3A36"/>
                 <w:sz w:val="17"/>
               </w:rPr>
-              <w:t>506,834</w:t>
+              <w:t>514,907</w:t>
             </w:r>
           </w:p>
         </w:tc>
@@ -20724,7 +20724,7 @@
                 <w:color w:val="1C3A36"/>
                 <w:sz w:val="17"/>
               </w:rPr>
-              <w:t>1,315,774</w:t>
+              <w:t>1,336,734</w:t>
             </w:r>
           </w:p>
         </w:tc>
@@ -20779,7 +20779,7 @@
                 <w:color w:val="1C3A36"/>
                 <w:sz w:val="17"/>
               </w:rPr>
-              <w:t>205,743</w:t>
+              <w:t>207,766</w:t>
             </w:r>
           </w:p>
         </w:tc>
@@ -20797,7 +20797,7 @@
                 <w:color w:val="1C3A36"/>
                 <w:sz w:val="17"/>
               </w:rPr>
-              <w:t>573,563</w:t>
+              <w:t>579,202</w:t>
             </w:r>
           </w:p>
         </w:tc>
@@ -20815,7 +20815,7 @@
                 <w:color w:val="1C3A36"/>
                 <w:sz w:val="17"/>
               </w:rPr>
-              <w:t>1,945,120</w:t>
+              <w:t>1,964,242</w:t>
             </w:r>
           </w:p>
         </w:tc>
@@ -20870,7 +20870,7 @@
                 <w:color w:val="1C3A36"/>
                 <w:sz w:val="17"/>
               </w:rPr>
-              <w:t>225,975</w:t>
+              <w:t>226,682</w:t>
             </w:r>
           </w:p>
         </w:tc>
@@ -20888,7 +20888,7 @@
                 <w:color w:val="1C3A36"/>
                 <w:sz w:val="17"/>
               </w:rPr>
-              <w:t>643,070</w:t>
+              <w:t>645,083</w:t>
             </w:r>
           </w:p>
         </w:tc>
@@ -20906,7 +20906,7 @@
                 <w:color w:val="1C3A36"/>
                 <w:sz w:val="17"/>
               </w:rPr>
-              <w:t>2,343,880</w:t>
+              <w:t>2,351,216</w:t>
             </w:r>
           </w:p>
         </w:tc>
@@ -20961,7 +20961,7 @@
                 <w:color w:val="1C3A36"/>
                 <w:sz w:val="17"/>
               </w:rPr>
-              <w:t>29,684</w:t>
+              <w:t>30,111</w:t>
             </w:r>
           </w:p>
         </w:tc>
@@ -20979,7 +20979,7 @@
                 <w:color w:val="1C3A36"/>
                 <w:sz w:val="17"/>
               </w:rPr>
-              <w:t>64,177</w:t>
+              <w:t>65,101</w:t>
             </w:r>
           </w:p>
         </w:tc>
@@ -20997,7 +20997,7 @@
                 <w:color w:val="1C3A36"/>
                 <w:sz w:val="17"/>
               </w:rPr>
-              <w:t>183,828</w:t>
+              <w:t>186,472</w:t>
             </w:r>
           </w:p>
         </w:tc>
@@ -21052,7 +21052,7 @@
                 <w:color w:val="1C3A36"/>
                 <w:sz w:val="17"/>
               </w:rPr>
-              <w:t>28,258</w:t>
+              <w:t>28,508</w:t>
             </w:r>
           </w:p>
         </w:tc>
@@ -21070,7 +21070,7 @@
                 <w:color w:val="1C3A36"/>
                 <w:sz w:val="17"/>
               </w:rPr>
-              <w:t>72,980</w:t>
+              <w:t>73,624</w:t>
             </w:r>
           </w:p>
         </w:tc>
@@ -21088,7 +21088,7 @@
                 <w:color w:val="1C3A36"/>
                 <w:sz w:val="17"/>
               </w:rPr>
-              <w:t>309,139</w:t>
+              <w:t>311,870</w:t>
             </w:r>
           </w:p>
         </w:tc>
@@ -21143,7 +21143,7 @@
                 <w:color w:val="1C3A36"/>
                 <w:sz w:val="17"/>
               </w:rPr>
-              <w:t>41,940</w:t>
+              <w:t>42,058</w:t>
             </w:r>
           </w:p>
         </w:tc>
@@ -21161,7 +21161,7 @@
                 <w:color w:val="1C3A36"/>
                 <w:sz w:val="17"/>
               </w:rPr>
-              <w:t>81,828</w:t>
+              <w:t>82,058</w:t>
             </w:r>
           </w:p>
         </w:tc>
@@ -21179,7 +21179,7 @@
                 <w:color w:val="1C3A36"/>
                 <w:sz w:val="17"/>
               </w:rPr>
-              <w:t>283,520</w:t>
+              <w:t>284,317</w:t>
             </w:r>
           </w:p>
         </w:tc>
@@ -21261,7 +21261,7 @@
           <w:color w:val="1C3A36"/>
           <w:sz w:val="21"/>
         </w:rPr>
-        <w:t>The cash-flow model is constructed at 31 December 2025 (the audited balance-sheet date); every lens value is rolled 246/365 of a year to the 3-Sep-2026 anchor at the 28.1% cost of equity less the EGP 1.85 dividend paid in the window — worth about +13.67 gross on the primary lens. An earlier revision omitted this roll and compared a 31-Dec-2025 value directly to the August price; an external review flagged it, correctly.</w:t>
+        <w:t>The cash-flow model is constructed at 31 December 2025 (the audited balance-sheet date); every lens value is rolled 246/365 of a year to the 3-Sep-2026 anchor at the 28.1% cost of equity less the EGP 1.85 dividend paid in the window — worth about +13.70 gross on the primary lens. An earlier revision omitted this roll and compared a 31-Dec-2025 value directly to the August price; an external review flagged it, correctly.</w:t>
       </w:r>
     </w:p>
     <w:p>
@@ -21324,7 +21324,7 @@
           <w:color w:val="1C3A36"/>
           <w:sz w:val="21"/>
         </w:rPr>
-        <w:t>Our primary construction charges the full Egyptian equity risk premium to a company earning just over half its money on a hard-currency-linked basis. The alternative construction gives EGP 81.68. We have chosen the conservative reading and shown the other in full rather than splitting the difference silently.</w:t>
+        <w:t>Our primary construction charges the full Egyptian equity risk premium to a company earning just over half its money on a hard-currency-linked basis. The alternative construction gives EGP 79.09. We have chosen the conservative reading and shown the other in full rather than splitting the difference silently.</w:t>
       </w:r>
     </w:p>
     <w:p>
@@ -21366,7 +21366,7 @@
           <w:color w:val="1C3A36"/>
           <w:sz w:val="21"/>
         </w:rPr>
-        <w:t>Minorities take 9.7% of group profit but only 7.1% of book equity. Charging them the profit share removes EGP 19,832mn (9.26 per share) from the equity value — EGP 6.87 per share MORE than deducting the audited book value of 5,119mn would (an earlier wording conflated the total charge with the excess; this states both). It is also the internally consistent choice: this study values the group's equity at 1.9× book, so valuing the minorities' stake at 1.0× book while valuing everyone else's above it would apply two different standards to the same subsidiaries.</w:t>
+        <w:t>Minorities take 9.7% of group profit but only 7.1% of book equity. Charging them the profit share removes EGP 19,872mn (9.28 per share) from the equity value — EGP 6.89 per share MORE than deducting the audited book value of 5,119mn would (an earlier wording conflated the total charge with the excess; this states both). It is also the internally consistent choice: this study values the group's equity at 1.9× book, so valuing the minorities' stake at 1.0× book while valuing everyone else's above it would apply two different standards to the same subsidiaries.</w:t>
       </w:r>
     </w:p>
     <w:p>
@@ -21783,7 +21783,7 @@
                 <w:color w:val="1C3A36"/>
                 <w:sz w:val="15"/>
               </w:rPr>
-              <w:t>441,712</w:t>
+              <w:t>449,226</w:t>
             </w:r>
           </w:p>
         </w:tc>
@@ -21801,7 +21801,7 @@
                 <w:color w:val="1C3A36"/>
                 <w:sz w:val="15"/>
               </w:rPr>
-              <w:t>506,834</w:t>
+              <w:t>514,907</w:t>
             </w:r>
           </w:p>
         </w:tc>
@@ -21819,7 +21819,7 @@
                 <w:color w:val="1C3A36"/>
                 <w:sz w:val="15"/>
               </w:rPr>
-              <w:t>573,563</w:t>
+              <w:t>579,202</w:t>
             </w:r>
           </w:p>
         </w:tc>
@@ -21837,7 +21837,7 @@
                 <w:color w:val="1C3A36"/>
                 <w:sz w:val="15"/>
               </w:rPr>
-              <w:t>643,070</w:t>
+              <w:t>645,083</w:t>
             </w:r>
           </w:p>
         </w:tc>
@@ -22121,7 +22121,7 @@
                 <w:color w:val="1C3A36"/>
                 <w:sz w:val="15"/>
               </w:rPr>
-              <w:t>55,346</w:t>
+              <w:t>56,205</w:t>
             </w:r>
           </w:p>
         </w:tc>
@@ -22141,7 +22141,7 @@
                 <w:color w:val="1C3A36"/>
                 <w:sz w:val="15"/>
               </w:rPr>
-              <w:t>64,177</w:t>
+              <w:t>65,101</w:t>
             </w:r>
           </w:p>
         </w:tc>
@@ -22161,7 +22161,7 @@
                 <w:color w:val="1C3A36"/>
                 <w:sz w:val="15"/>
               </w:rPr>
-              <w:t>72,980</w:t>
+              <w:t>73,624</w:t>
             </w:r>
           </w:p>
         </w:tc>
@@ -22181,7 +22181,7 @@
                 <w:color w:val="1C3A36"/>
                 <w:sz w:val="15"/>
               </w:rPr>
-              <w:t>81,828</w:t>
+              <w:t>82,058</w:t>
             </w:r>
           </w:p>
         </w:tc>
@@ -22290,7 +22290,7 @@
                 <w:color w:val="1C3A36"/>
                 <w:sz w:val="15"/>
               </w:rPr>
-              <w:t>46,512</w:t>
+              <w:t>47,221</w:t>
             </w:r>
           </w:p>
         </w:tc>
@@ -22308,7 +22308,7 @@
                 <w:color w:val="1C3A36"/>
                 <w:sz w:val="15"/>
               </w:rPr>
-              <w:t>54,041</w:t>
+              <w:t>54,802</w:t>
             </w:r>
           </w:p>
         </w:tc>
@@ -22326,7 +22326,7 @@
                 <w:color w:val="1C3A36"/>
                 <w:sz w:val="15"/>
               </w:rPr>
-              <w:t>61,508</w:t>
+              <w:t>62,040</w:t>
             </w:r>
           </w:p>
         </w:tc>
@@ -22344,7 +22344,7 @@
                 <w:color w:val="1C3A36"/>
                 <w:sz w:val="15"/>
               </w:rPr>
-              <w:t>68,967</w:t>
+              <w:t>69,157</w:t>
             </w:r>
           </w:p>
         </w:tc>
@@ -22471,7 +22471,7 @@
                 <w:color w:val="1C3A36"/>
                 <w:sz w:val="15"/>
               </w:rPr>
-              <w:t>10.7%</w:t>
+              <w:t>10.6%</w:t>
             </w:r>
           </w:p>
         </w:tc>
@@ -22628,7 +22628,7 @@
                 <w:color w:val="1C3A36"/>
                 <w:sz w:val="15"/>
               </w:rPr>
-              <w:t>(4,726)</w:t>
+              <w:t>(4,807)</w:t>
             </w:r>
           </w:p>
         </w:tc>
@@ -22648,7 +22648,7 @@
                 <w:color w:val="1C3A36"/>
                 <w:sz w:val="15"/>
               </w:rPr>
-              <w:t>(5,423)</w:t>
+              <w:t>(5,510)</w:t>
             </w:r>
           </w:p>
         </w:tc>
@@ -22668,7 +22668,7 @@
                 <w:color w:val="1C3A36"/>
                 <w:sz w:val="15"/>
               </w:rPr>
-              <w:t>(6,137)</w:t>
+              <w:t>(6,197)</w:t>
             </w:r>
           </w:p>
         </w:tc>
@@ -22688,7 +22688,7 @@
                 <w:color w:val="1C3A36"/>
                 <w:sz w:val="15"/>
               </w:rPr>
-              <w:t>(6,881)</w:t>
+              <w:t>(6,902)</w:t>
             </w:r>
           </w:p>
         </w:tc>
@@ -22797,7 +22797,7 @@
                 <w:color w:val="1C3A36"/>
                 <w:sz w:val="15"/>
               </w:rPr>
-              <w:t>41,785</w:t>
+              <w:t>42,414</w:t>
             </w:r>
           </w:p>
         </w:tc>
@@ -22815,7 +22815,7 @@
                 <w:color w:val="1C3A36"/>
                 <w:sz w:val="15"/>
               </w:rPr>
-              <w:t>48,618</w:t>
+              <w:t>49,293</w:t>
             </w:r>
           </w:p>
         </w:tc>
@@ -22833,7 +22833,7 @@
                 <w:color w:val="1C3A36"/>
                 <w:sz w:val="15"/>
               </w:rPr>
-              <w:t>55,371</w:t>
+              <w:t>55,843</w:t>
             </w:r>
           </w:p>
         </w:tc>
@@ -22851,7 +22851,7 @@
                 <w:color w:val="1C3A36"/>
                 <w:sz w:val="15"/>
               </w:rPr>
-              <w:t>62,086</w:t>
+              <w:t>62,254</w:t>
             </w:r>
           </w:p>
         </w:tc>
@@ -22978,7 +22978,7 @@
                 <w:color w:val="1C3A36"/>
                 <w:sz w:val="15"/>
               </w:rPr>
-              <w:t>(2,029)</w:t>
+              <w:t>(2,159)</w:t>
             </w:r>
           </w:p>
         </w:tc>
@@ -22996,7 +22996,7 @@
                 <w:color w:val="1C3A36"/>
                 <w:sz w:val="15"/>
               </w:rPr>
-              <w:t>(1,640)</w:t>
+              <w:t>(1,769)</w:t>
             </w:r>
           </w:p>
         </w:tc>
@@ -23014,7 +23014,7 @@
                 <w:color w:val="1C3A36"/>
                 <w:sz w:val="15"/>
               </w:rPr>
-              <w:t>(1,097)</w:t>
+              <w:t>(1,172)</w:t>
             </w:r>
           </w:p>
         </w:tc>
@@ -23286,7 +23286,7 @@
                 <w:color w:val="1C3A36"/>
                 <w:sz w:val="15"/>
               </w:rPr>
-              <w:t>41,499</w:t>
+              <w:t>42,127</w:t>
             </w:r>
           </w:p>
         </w:tc>
@@ -23304,7 +23304,7 @@
                 <w:color w:val="1C3A36"/>
                 <w:sz w:val="15"/>
               </w:rPr>
-              <w:t>48,565</w:t>
+              <w:t>49,110</w:t>
             </w:r>
           </w:p>
         </w:tc>
@@ -23322,7 +23322,7 @@
                 <w:color w:val="1C3A36"/>
                 <w:sz w:val="15"/>
               </w:rPr>
-              <w:t>55,866</w:t>
+              <w:t>56,208</w:t>
             </w:r>
           </w:p>
         </w:tc>
@@ -23340,7 +23340,7 @@
                 <w:color w:val="1C3A36"/>
                 <w:sz w:val="15"/>
               </w:rPr>
-              <w:t>63,294</w:t>
+              <w:t>63,387</w:t>
             </w:r>
           </w:p>
         </w:tc>
@@ -23449,7 +23449,7 @@
                 <w:color w:val="1C3A36"/>
                 <w:sz w:val="15"/>
               </w:rPr>
-              <w:t>(10,167)</w:t>
+              <w:t>(10,321)</w:t>
             </w:r>
           </w:p>
         </w:tc>
@@ -23467,7 +23467,7 @@
                 <w:color w:val="1C3A36"/>
                 <w:sz w:val="15"/>
               </w:rPr>
-              <w:t>(11,898)</w:t>
+              <w:t>(12,032)</w:t>
             </w:r>
           </w:p>
         </w:tc>
@@ -23485,7 +23485,7 @@
                 <w:color w:val="1C3A36"/>
                 <w:sz w:val="15"/>
               </w:rPr>
-              <w:t>(13,687)</w:t>
+              <w:t>(13,771)</w:t>
             </w:r>
           </w:p>
         </w:tc>
@@ -23503,7 +23503,7 @@
                 <w:color w:val="1C3A36"/>
                 <w:sz w:val="15"/>
               </w:rPr>
-              <w:t>(15,507)</w:t>
+              <w:t>(15,530)</w:t>
             </w:r>
           </w:p>
         </w:tc>
@@ -23612,7 +23612,7 @@
                 <w:color w:val="1C3A36"/>
                 <w:sz w:val="15"/>
               </w:rPr>
-              <w:t>31,332</w:t>
+              <w:t>31,806</w:t>
             </w:r>
           </w:p>
         </w:tc>
@@ -23630,7 +23630,7 @@
                 <w:color w:val="1C3A36"/>
                 <w:sz w:val="15"/>
               </w:rPr>
-              <w:t>36,666</w:t>
+              <w:t>37,078</w:t>
             </w:r>
           </w:p>
         </w:tc>
@@ -23648,7 +23648,7 @@
                 <w:color w:val="1C3A36"/>
                 <w:sz w:val="15"/>
               </w:rPr>
-              <w:t>42,179</w:t>
+              <w:t>42,437</w:t>
             </w:r>
           </w:p>
         </w:tc>
@@ -23666,7 +23666,7 @@
                 <w:color w:val="1C3A36"/>
                 <w:sz w:val="15"/>
               </w:rPr>
-              <w:t>47,787</w:t>
+              <w:t>47,857</w:t>
             </w:r>
           </w:p>
         </w:tc>
@@ -23787,7 +23787,7 @@
                 <w:color w:val="1C3A36"/>
                 <w:sz w:val="15"/>
               </w:rPr>
-              <w:t>(3,031)</w:t>
+              <w:t>(3,077)</w:t>
             </w:r>
           </w:p>
         </w:tc>
@@ -23807,7 +23807,7 @@
                 <w:color w:val="1C3A36"/>
                 <w:sz w:val="15"/>
               </w:rPr>
-              <w:t>(3,547)</w:t>
+              <w:t>(3,587)</w:t>
             </w:r>
           </w:p>
         </w:tc>
@@ -23827,7 +23827,7 @@
                 <w:color w:val="1C3A36"/>
                 <w:sz w:val="15"/>
               </w:rPr>
-              <w:t>(4,081)</w:t>
+              <w:t>(4,106)</w:t>
             </w:r>
           </w:p>
         </w:tc>
@@ -23847,7 +23847,7 @@
                 <w:color w:val="1C3A36"/>
                 <w:sz w:val="15"/>
               </w:rPr>
-              <w:t>(4,623)</w:t>
+              <w:t>(4,630)</w:t>
             </w:r>
           </w:p>
         </w:tc>
@@ -23956,7 +23956,7 @@
                 <w:color w:val="1C3A36"/>
                 <w:sz w:val="15"/>
               </w:rPr>
-              <w:t>28,300</w:t>
+              <w:t>28,729</w:t>
             </w:r>
           </w:p>
         </w:tc>
@@ -23974,7 +23974,7 @@
                 <w:color w:val="1C3A36"/>
                 <w:sz w:val="15"/>
               </w:rPr>
-              <w:t>33,119</w:t>
+              <w:t>33,491</w:t>
             </w:r>
           </w:p>
         </w:tc>
@@ -23992,7 +23992,7 @@
                 <w:color w:val="1C3A36"/>
                 <w:sz w:val="15"/>
               </w:rPr>
-              <w:t>38,098</w:t>
+              <w:t>38,331</w:t>
             </w:r>
           </w:p>
         </w:tc>
@@ -24010,7 +24010,7 @@
                 <w:color w:val="1C3A36"/>
                 <w:sz w:val="15"/>
               </w:rPr>
-              <w:t>43,164</w:t>
+              <w:t>43,227</w:t>
             </w:r>
           </w:p>
         </w:tc>
@@ -24119,7 +24119,7 @@
                 <w:color w:val="1C3A36"/>
                 <w:sz w:val="15"/>
               </w:rPr>
-              <w:t>13.22</w:t>
+              <w:t>13.42</w:t>
             </w:r>
           </w:p>
         </w:tc>
@@ -24137,7 +24137,7 @@
                 <w:color w:val="1C3A36"/>
                 <w:sz w:val="15"/>
               </w:rPr>
-              <w:t>15.47</w:t>
+              <w:t>15.64</w:t>
             </w:r>
           </w:p>
         </w:tc>
@@ -24155,7 +24155,7 @@
                 <w:color w:val="1C3A36"/>
                 <w:sz w:val="15"/>
               </w:rPr>
-              <w:t>17.80</w:t>
+              <w:t>17.91</w:t>
             </w:r>
           </w:p>
         </w:tc>
@@ -24173,7 +24173,7 @@
                 <w:color w:val="1C3A36"/>
                 <w:sz w:val="15"/>
               </w:rPr>
-              <w:t>20.16</w:t>
+              <w:t>20.19</w:t>
             </w:r>
           </w:p>
         </w:tc>
@@ -25667,7 +25667,7 @@
                 <w:color w:val="1C3A36"/>
                 <w:sz w:val="16"/>
               </w:rPr>
-              <w:t>86,885</w:t>
+              <w:t>88,363</w:t>
             </w:r>
           </w:p>
         </w:tc>
@@ -25685,7 +25685,7 @@
                 <w:color w:val="1C3A36"/>
                 <w:sz w:val="16"/>
               </w:rPr>
-              <w:t>99,694</w:t>
+              <w:t>101,282</w:t>
             </w:r>
           </w:p>
         </w:tc>
@@ -25703,7 +25703,7 @@
                 <w:color w:val="1C3A36"/>
                 <w:sz w:val="16"/>
               </w:rPr>
-              <w:t>112,820</w:t>
+              <w:t>113,929</w:t>
             </w:r>
           </w:p>
         </w:tc>
@@ -25721,7 +25721,7 @@
                 <w:color w:val="1C3A36"/>
                 <w:sz w:val="16"/>
               </w:rPr>
-              <w:t>126,492</w:t>
+              <w:t>126,888</w:t>
             </w:r>
           </w:p>
         </w:tc>
@@ -25776,7 +25776,7 @@
                 <w:color w:val="1C3A36"/>
                 <w:sz w:val="16"/>
               </w:rPr>
-              <w:t>56,293</w:t>
+              <w:t>56,481</w:t>
             </w:r>
           </w:p>
         </w:tc>
@@ -25794,7 +25794,7 @@
                 <w:color w:val="1C3A36"/>
                 <w:sz w:val="16"/>
               </w:rPr>
-              <w:t>68,985</w:t>
+              <w:t>69,376</w:t>
             </w:r>
           </w:p>
         </w:tc>
@@ -25812,7 +25812,7 @@
                 <w:color w:val="1C3A36"/>
                 <w:sz w:val="16"/>
               </w:rPr>
-              <w:t>83,349</w:t>
+              <w:t>83,880</w:t>
             </w:r>
           </w:p>
         </w:tc>
@@ -25830,7 +25830,7 @@
                 <w:color w:val="1C3A36"/>
                 <w:sz w:val="16"/>
               </w:rPr>
-              <w:t>99,453</w:t>
+              <w:t>100,035</w:t>
             </w:r>
           </w:p>
         </w:tc>
@@ -25994,7 +25994,7 @@
                 <w:color w:val="1C3A36"/>
                 <w:sz w:val="16"/>
               </w:rPr>
-              <w:t>144,927</w:t>
+              <w:t>146,593</w:t>
             </w:r>
           </w:p>
         </w:tc>
@@ -26012,7 +26012,7 @@
                 <w:color w:val="1C3A36"/>
                 <w:sz w:val="16"/>
               </w:rPr>
-              <w:t>170,428</w:t>
+              <w:t>172,407</w:t>
             </w:r>
           </w:p>
         </w:tc>
@@ -26030,7 +26030,7 @@
                 <w:color w:val="1C3A36"/>
                 <w:sz w:val="16"/>
               </w:rPr>
-              <w:t>197,917</w:t>
+              <w:t>199,558</w:t>
             </w:r>
           </w:p>
         </w:tc>
@@ -26048,7 +26048,7 @@
                 <w:color w:val="1C3A36"/>
                 <w:sz w:val="16"/>
               </w:rPr>
-              <w:t>227,693</w:t>
+              <w:t>228,671</w:t>
             </w:r>
           </w:p>
         </w:tc>
@@ -26121,7 +26121,7 @@
                 <w:color w:val="1C3A36"/>
                 <w:sz w:val="16"/>
               </w:rPr>
-              <w:t>21.5%</w:t>
+              <w:t>21.6%</w:t>
             </w:r>
           </w:p>
         </w:tc>
@@ -26212,7 +26212,7 @@
                 <w:color w:val="1C3A36"/>
                 <w:sz w:val="16"/>
               </w:rPr>
-              <w:t>(15,788)</w:t>
+              <w:t>(16,056)</w:t>
             </w:r>
           </w:p>
         </w:tc>
@@ -26230,7 +26230,7 @@
                 <w:color w:val="1C3A36"/>
                 <w:sz w:val="16"/>
               </w:rPr>
-              <w:t>(18,115)</w:t>
+              <w:t>(18,404)</w:t>
             </w:r>
           </w:p>
         </w:tc>
@@ -26248,7 +26248,7 @@
                 <w:color w:val="1C3A36"/>
                 <w:sz w:val="16"/>
               </w:rPr>
-              <w:t>(20,500)</w:t>
+              <w:t>(20,702)</w:t>
             </w:r>
           </w:p>
         </w:tc>
@@ -26266,7 +26266,7 @@
                 <w:color w:val="1C3A36"/>
                 <w:sz w:val="16"/>
               </w:rPr>
-              <w:t>(22,985)</w:t>
+              <w:t>(23,057)</w:t>
             </w:r>
           </w:p>
         </w:tc>
@@ -26327,7 +26327,7 @@
                 <w:color w:val="1C3A36"/>
                 <w:sz w:val="16"/>
               </w:rPr>
-              <w:t>(14,068)</w:t>
+              <w:t>(15,546)</w:t>
             </w:r>
           </w:p>
         </w:tc>
@@ -26347,7 +26347,7 @@
                 <w:color w:val="1C3A36"/>
                 <w:sz w:val="16"/>
               </w:rPr>
-              <w:t>(12,809)</w:t>
+              <w:t>(12,920)</w:t>
             </w:r>
           </w:p>
         </w:tc>
@@ -26367,7 +26367,7 @@
                 <w:color w:val="1C3A36"/>
                 <w:sz w:val="16"/>
               </w:rPr>
-              <w:t>(13,126)</w:t>
+              <w:t>(12,647)</w:t>
             </w:r>
           </w:p>
         </w:tc>
@@ -26387,7 +26387,7 @@
                 <w:color w:val="1C3A36"/>
                 <w:sz w:val="16"/>
               </w:rPr>
-              <w:t>(13,672)</w:t>
+              <w:t>(12,959)</w:t>
             </w:r>
           </w:p>
         </w:tc>
@@ -26442,7 +26442,7 @@
                 <w:color w:val="1C3A36"/>
                 <w:sz w:val="16"/>
               </w:rPr>
-              <w:t>6,419</w:t>
+              <w:t>5,227</w:t>
             </w:r>
           </w:p>
         </w:tc>
@@ -26460,7 +26460,7 @@
                 <w:color w:val="1C3A36"/>
                 <w:sz w:val="16"/>
               </w:rPr>
-              <w:t>11,205</w:t>
+              <w:t>11,402</w:t>
             </w:r>
           </w:p>
         </w:tc>
@@ -26478,7 +26478,7 @@
                 <w:color w:val="1C3A36"/>
                 <w:sz w:val="16"/>
               </w:rPr>
-              <w:t>14,316</w:t>
+              <w:t>15,010</w:t>
             </w:r>
           </w:p>
         </w:tc>
@@ -26496,7 +26496,7 @@
                 <w:color w:val="1C3A36"/>
                 <w:sz w:val="16"/>
               </w:rPr>
-              <w:t>17,099</w:t>
+              <w:t>17,889</w:t>
             </w:r>
           </w:p>
         </w:tc>
@@ -26551,7 +26551,7 @@
                 <w:color w:val="1C3A36"/>
                 <w:sz w:val="16"/>
               </w:rPr>
-              <w:t>105,627</w:t>
+              <w:t>105,949</w:t>
             </w:r>
           </w:p>
         </w:tc>
@@ -26569,7 +26569,7 @@
                 <w:color w:val="1C3A36"/>
                 <w:sz w:val="16"/>
               </w:rPr>
-              <w:t>130,466</w:t>
+              <w:t>131,067</w:t>
             </w:r>
           </w:p>
         </w:tc>
@@ -26587,7 +26587,7 @@
                 <w:color w:val="1C3A36"/>
                 <w:sz w:val="16"/>
               </w:rPr>
-              <w:t>159,040</w:t>
+              <w:t>159,815</w:t>
             </w:r>
           </w:p>
         </w:tc>
@@ -26605,7 +26605,7 @@
                 <w:color w:val="1C3A36"/>
                 <w:sz w:val="16"/>
               </w:rPr>
-              <w:t>191,413</w:t>
+              <w:t>192,236</w:t>
             </w:r>
           </w:p>
         </w:tc>
@@ -26660,7 +26660,7 @@
                 <w:color w:val="1C3A36"/>
                 <w:sz w:val="16"/>
               </w:rPr>
-              <w:t>30,294</w:t>
+              <w:t>31,592</w:t>
             </w:r>
           </w:p>
         </w:tc>
@@ -26678,7 +26678,7 @@
                 <w:color w:val="1C3A36"/>
                 <w:sz w:val="16"/>
               </w:rPr>
-              <w:t>28,901</w:t>
+              <w:t>30,193</w:t>
             </w:r>
           </w:p>
         </w:tc>
@@ -26696,7 +26696,7 @@
                 <w:color w:val="1C3A36"/>
                 <w:sz w:val="16"/>
               </w:rPr>
-              <w:t>25,347</w:t>
+              <w:t>26,102</w:t>
             </w:r>
           </w:p>
         </w:tc>
@@ -26714,7 +26714,7 @@
                 <w:color w:val="1C3A36"/>
                 <w:sz w:val="16"/>
               </w:rPr>
-              <w:t>19,867</w:t>
+              <w:t>19,905</w:t>
             </w:r>
           </w:p>
         </w:tc>
@@ -27335,7 +27335,7 @@
                 <w:color w:val="1C3A36"/>
                 <w:sz w:val="16"/>
               </w:rPr>
-              <w:t>the exchange-rate sensitivity spans 23.27 per share</w:t>
+              <w:t>the exchange-rate sensitivity spans 23.41 per share</w:t>
             </w:r>
           </w:p>
         </w:tc>
@@ -27390,7 +27390,7 @@
                 <w:color w:val="1C3A36"/>
                 <w:sz w:val="16"/>
               </w:rPr>
-              <w:t>the explicit-against-terminal grid spans 82.95 per share</w:t>
+              <w:t>the explicit-against-terminal grid spans 83.16 per share</w:t>
             </w:r>
           </w:p>
         </w:tc>
@@ -27445,7 +27445,7 @@
                 <w:color w:val="1C3A36"/>
                 <w:sz w:val="16"/>
               </w:rPr>
-              <w:t>21.94 per share across the tested range</w:t>
+              <w:t>22.04 per share across the tested range</w:t>
             </w:r>
           </w:p>
         </w:tc>
@@ -27500,7 +27500,7 @@
                 <w:color w:val="1C3A36"/>
                 <w:sz w:val="16"/>
               </w:rPr>
-              <w:t>73.70 per share across ±2 percentage points</w:t>
+              <w:t>74.00 per share across ±2 percentage points</w:t>
             </w:r>
           </w:p>
         </w:tc>
@@ -27555,7 +27555,7 @@
                 <w:color w:val="1C3A36"/>
                 <w:sz w:val="16"/>
               </w:rPr>
-              <w:t>49.71 per share across the tested range</w:t>
+              <w:t>49.85 per share across the tested range</w:t>
             </w:r>
           </w:p>
         </w:tc>
@@ -27839,7 +27839,7 @@
           <w:color w:val="1C3A36"/>
           <w:sz w:val="21"/>
         </w:rPr>
-        <w:t>Three valuation approaches are run against the same disclosed facts by three notional experts, each committed to a different method and each required to state what would prove them wrong. They are not asked to agree, and they do not. Two dating and independence notes, stated up front: every panel figure is rolled to the 2026-09-03 anchor exactly as the four lenses are; and Expert 1 deliberately runs the SAME kind of earnings-power question as section 1.4 with different persona choices — FY2028-scale earnings at 9.5× against the lens's current-scale earnings at 9.0× — which is why the two land 173.71 and 103.51 respectively. The divergence is the persona doing what it says (no time-value discipline), it is disclosed, and only the section-1.4 construction enters the central.</w:t>
+        <w:t>Three valuation approaches are run against the same disclosed facts by three notional experts, each committed to a different method and each required to state what would prove them wrong. They are not asked to agree, and they do not. Two dating and independence notes, stated up front: every panel figure is rolled to the 2026-09-03 anchor exactly as the four lenses are; and Expert 1 deliberately runs the SAME kind of earnings-power question as section 1.4 with different persona choices — FY2028-scale earnings at 9.5× against the lens's current-scale earnings at 9.0× — which is why the two land 176.13 and 103.30 respectively. The divergence is the persona doing what it says (no time-value discipline), it is disclosed, and only the section-1.4 construction enters the central.</w:t>
       </w:r>
     </w:p>
     <w:p>
@@ -27982,7 +27982,7 @@
                 <w:color w:val="1C3A36"/>
                 <w:sz w:val="17"/>
               </w:rPr>
-              <w:t>506,834</w:t>
+              <w:t>514,907</w:t>
             </w:r>
           </w:p>
         </w:tc>
@@ -28019,7 +28019,7 @@
                 <w:color w:val="1C3A36"/>
                 <w:sz w:val="17"/>
               </w:rPr>
-              <w:t>10.7%</w:t>
+              <w:t>10.6%</w:t>
             </w:r>
           </w:p>
         </w:tc>
@@ -28056,7 +28056,7 @@
                 <w:color w:val="1C3A36"/>
                 <w:sz w:val="17"/>
               </w:rPr>
-              <w:t>48,618</w:t>
+              <w:t>49,293</w:t>
             </w:r>
           </w:p>
         </w:tc>
@@ -28130,7 +28130,7 @@
                 <w:color w:val="1C3A36"/>
                 <w:sz w:val="17"/>
               </w:rPr>
-              <w:t>15.65</w:t>
+              <w:t>15.87</w:t>
             </w:r>
           </w:p>
         </w:tc>
@@ -28204,7 +28204,7 @@
                 <w:color w:val="1C3A36"/>
                 <w:sz w:val="17"/>
               </w:rPr>
-              <w:t>173.71</w:t>
+              <w:t>176.13</w:t>
             </w:r>
           </w:p>
         </w:tc>
@@ -28245,7 +28245,7 @@
                 <w:color w:val="1C3A36"/>
                 <w:sz w:val="17"/>
               </w:rPr>
-              <w:t>127.48 – 219.94</w:t>
+              <w:t>129.26 – 222.99</w:t>
             </w:r>
           </w:p>
         </w:tc>
@@ -28267,7 +28267,7 @@
           <w:color w:val="1C3A36"/>
           <w:sz w:val="21"/>
         </w:rPr>
-        <w:t>Named sensitivity: each one-turn change in the multiple is worth EGP 15.65 per share, and each percentage point of mid-cycle EBITDA margin is worth roughly EGP 1.47 per share.</w:t>
+        <w:t>Named sensitivity: each one-turn change in the multiple is worth EGP 15.87 per share, and each percentage point of mid-cycle EBITDA margin is worth roughly EGP 1.49 per share.</w:t>
       </w:r>
     </w:p>
     <w:p>
@@ -28424,7 +28424,7 @@
                 <w:color w:val="1C3A36"/>
                 <w:sz w:val="17"/>
               </w:rPr>
-              <w:t>14,207</w:t>
+              <w:t>14,767</w:t>
             </w:r>
           </w:p>
         </w:tc>
@@ -28498,7 +28498,7 @@
                 <w:color w:val="1C3A36"/>
                 <w:sz w:val="17"/>
               </w:rPr>
-              <w:t>(1,316)</w:t>
+              <w:t>(1,370)</w:t>
             </w:r>
           </w:p>
         </w:tc>
@@ -28535,7 +28535,7 @@
                 <w:color w:val="1C3A36"/>
                 <w:sz w:val="17"/>
               </w:rPr>
-              <w:t>12,283</w:t>
+              <w:t>12,789</w:t>
             </w:r>
           </w:p>
         </w:tc>
@@ -28609,7 +28609,7 @@
                 <w:color w:val="1C3A36"/>
                 <w:sz w:val="17"/>
               </w:rPr>
-              <w:t>93.77</w:t>
+              <w:t>97.72</w:t>
             </w:r>
           </w:p>
         </w:tc>
@@ -28650,7 +28650,7 @@
                 <w:color w:val="1C3A36"/>
                 <w:sz w:val="17"/>
               </w:rPr>
-              <w:t>67.00 – 154.52</w:t>
+              <w:t>69.84 – 160.97</w:t>
             </w:r>
           </w:p>
         </w:tc>
@@ -28672,7 +28672,7 @@
           <w:color w:val="1C3A36"/>
           <w:sz w:val="21"/>
         </w:rPr>
-        <w:t>This is the harshest of the three readings, at EGP 93.77, and the reason is specific and defensible: it takes the FY2025 evidence — EGP 28,363mn of EBITDA converting to EGP 12,766mn of operating cash — as a statement about the business model rather than about one unusual year.</w:t>
+        <w:t>This is the harshest of the three readings, at EGP 97.72, and the reason is specific and defensible: it takes the FY2025 evidence — EGP 28,363mn of EBITDA converting to EGP 12,766mn of operating cash — as a statement about the business model rather than about one unusual year.</w:t>
       </w:r>
     </w:p>
     <w:p>
@@ -28880,7 +28880,7 @@
                 <w:color w:val="1C3A36"/>
                 <w:sz w:val="17"/>
               </w:rPr>
-              <w:t>20,024</w:t>
+              <w:t>20,383</w:t>
             </w:r>
           </w:p>
         </w:tc>
@@ -28917,7 +28917,7 @@
                 <w:color w:val="1C3A36"/>
                 <w:sz w:val="17"/>
               </w:rPr>
-              <w:t>83,357</w:t>
+              <w:t>83,197</w:t>
             </w:r>
           </w:p>
         </w:tc>
@@ -28954,7 +28954,7 @@
                 <w:color w:val="1C3A36"/>
                 <w:sz w:val="17"/>
               </w:rPr>
-              <w:t>196,943</w:t>
+              <w:t>197,142</w:t>
             </w:r>
           </w:p>
         </w:tc>
@@ -28991,7 +28991,7 @@
                 <w:color w:val="1C3A36"/>
                 <w:sz w:val="17"/>
               </w:rPr>
-              <w:t>89.33</w:t>
+              <w:t>89.43</w:t>
             </w:r>
           </w:p>
         </w:tc>
@@ -29032,7 +29032,7 @@
                 <w:color w:val="1C3A36"/>
                 <w:sz w:val="17"/>
               </w:rPr>
-              <w:t>66.64 – 112.03</w:t>
+              <w:t>66.70 – 112.16</w:t>
             </w:r>
           </w:p>
         </w:tc>
@@ -29257,7 +29257,7 @@
                 <w:color w:val="1C3A36"/>
                 <w:sz w:val="16"/>
               </w:rPr>
-              <w:t>21.5%</w:t>
+              <w:t>21.6%</w:t>
             </w:r>
           </w:p>
         </w:tc>
@@ -29457,7 +29457,7 @@
                 <w:color w:val="1C3A36"/>
                 <w:sz w:val="16"/>
               </w:rPr>
-              <w:t>-1.1pp</w:t>
+              <w:t>-1.0pp</w:t>
             </w:r>
           </w:p>
         </w:tc>
@@ -29572,7 +29572,7 @@
                 <w:color w:val="1C3A36"/>
                 <w:sz w:val="16"/>
               </w:rPr>
-              <w:t>4,136</w:t>
+              <w:t>4,611</w:t>
             </w:r>
           </w:p>
         </w:tc>
@@ -29592,7 +29592,7 @@
                 <w:color w:val="1C3A36"/>
                 <w:sz w:val="16"/>
               </w:rPr>
-              <w:t>8,097</w:t>
+              <w:t>8,278</w:t>
             </w:r>
           </w:p>
         </w:tc>
@@ -29612,7 +29612,7 @@
                 <w:color w:val="1C3A36"/>
                 <w:sz w:val="16"/>
               </w:rPr>
-              <w:t>12,444</w:t>
+              <w:t>12,459</w:t>
             </w:r>
           </w:p>
         </w:tc>
@@ -29632,7 +29632,7 @@
                 <w:color w:val="1C3A36"/>
                 <w:sz w:val="16"/>
               </w:rPr>
-              <w:t>16,507</w:t>
+              <w:t>16,383</w:t>
             </w:r>
           </w:p>
         </w:tc>
@@ -29654,7 +29654,7 @@
           <w:color w:val="6E7B77"/>
           <w:sz w:val="17"/>
         </w:rPr>
-        <w:t>Two conventions sit in this table and are named so they cannot be confused: the ROIC row divides by CLOSING capital (matching Appendix A.3), while economic profit charges the cost of capital on OPENING capital — the capital actually employed through the year. So spread × closing capital will not reproduce the economic-profit row; the identity holds on opening capital. Note also that this leg's enterprise value (196,943) and the DCF's (218,783) differ by 21,840: economic-profit and FCFF valuations are algebraically identical on identical assumptions, and the gap here is exactly the different terminal treatment (a fading economic-profit perpetuity versus the reinvestment-rate terminal value). Expert 3 is therefore a RESTATEMENT of the DCF under a different terminal discipline, not an independent confirmation, and is read as such.</w:t>
+        <w:t>Two conventions sit in this table and are named so they cannot be confused: the ROIC row divides by CLOSING capital (matching Appendix A.3), while economic profit charges the cost of capital on OPENING capital — the capital actually employed through the year. So spread × closing capital will not reproduce the economic-profit row; the identity holds on opening capital. Note also that this leg's enterprise value (197,142) and the DCF's (219,193) differ by 22,051: economic-profit and FCFF valuations are algebraically identical on identical assumptions, and the gap here is exactly the different terminal treatment (a fading economic-profit perpetuity versus the reinvestment-rate terminal value). Expert 3 is therefore a RESTATEMENT of the DCF under a different terminal discipline, not an independent confirmation, and is read as such.</w:t>
       </w:r>
     </w:p>
     <w:p>
@@ -30090,7 +30090,7 @@
           <w:color w:val="6E7B77"/>
           <w:sz w:val="17"/>
         </w:rPr>
-        <w:t>Figure 8 — the three experts' ranges. The gold band is the panel centre of 93.77; the vertical line is the market price of 130.00.</w:t>
+        <w:t>Figure 8 — the three experts' ranges. The gold band is the panel centre of 97.72; the vertical line is the market price of 130.00.</w:t>
       </w:r>
     </w:p>
     <w:p>
@@ -30104,7 +30104,7 @@
           <w:color w:val="1C3A36"/>
           <w:sz w:val="21"/>
         </w:rPr>
-        <w:t>The panel spans EGP 89.33 to 173.71 — a factor of 1.9 between the most and least generous reading. That is a wide disagreement and it is not noise. Expert 1 values earnings and lands near the market price. Expert 2 values cash and lands well below it. Expert 3 values the spread between returns and the cost of capital and finds that the answer depends entirely on which cost of capital applies. The panel median of 93.77 sits -28% against the market price and +7% against the study's own central of 87.76 — a real gap, stated at its size rather than smoothed, and driven by the panel's harsher cash and returns legs outvoting its generous earnings leg.</w:t>
+        <w:t>The panel spans EGP 89.43 to 176.13 — a factor of 2.0 between the most and least generous reading. That is a wide disagreement and it is not noise. Expert 1 values earnings and lands near the market price. Expert 2 values cash and lands well below it. Expert 3 values the spread between returns and the cost of capital and finds that the answer depends entirely on which cost of capital applies. The panel median of 97.72 sits -25% against the market price and +11% against the study's own central of 87.94 — a real gap, stated at its size rather than smoothed, and driven by the panel's harsher cash and returns legs outvoting its generous earnings leg.</w:t>
       </w:r>
     </w:p>
     <w:p>

--- a/engine/swdy_study/SWDY_Valuation_Study_10-09-2026_public.docx
+++ b/engine/swdy_study/SWDY_Valuation_Study_10-09-2026_public.docx
@@ -7283,7 +7283,7 @@
                 <w:color w:val="1C3A36"/>
                 <w:sz w:val="16"/>
               </w:rPr>
-              <w:t>(1.85/sh)</w:t>
+              <w:t>(1.97/sh)</w:t>
             </w:r>
           </w:p>
         </w:tc>
@@ -7301,7 +7301,7 @@
                 <w:color w:val="1C3A36"/>
                 <w:sz w:val="16"/>
               </w:rPr>
-              <w:t>EGP 1.85, ex 1 June 2026 — value that left the share before the anchor date</w:t>
+              <w:t>EGP 1.85 went ex on 4 June 2026 — value that left the share before the anchor. It is deducted AT THE ANCHOR, not at its ex-date: carried forward the 91 days to 2026-09-03 at the 28.1% cost of equity the rest of the roll uses, it is EGP 1.97. Deducting the raw 1.85 against a value rolled the whole way would credit the share with earning a return on money it had already paid out</w:t>
             </w:r>
           </w:p>
         </w:tc>
@@ -7992,7 +7992,7 @@
           <w:color w:val="1C3A36"/>
           <w:sz w:val="21"/>
         </w:rPr>
-        <w:t>Two things about this lens should be read before its number is. First, applying a multiple to a forecast year gives an enterprise value AS AT that year; it has to be discounted back before it can be compared with today's price. Not doing so would have produced EGP 145.84 per share instead of 79.68 — a EGP 66.15 overstatement, which an earlier draft of this study contained. Second, the justified multiple is a judgement, not a peer-derived figure.</w:t>
+        <w:t>Two things about this lens should be read before its number is. First, applying a multiple to a forecast year gives an enterprise value AS AT that year; it has to be discounted back before it can be compared with today's price. Not doing so would have produced EGP 145.72 per share instead of 79.68 — a EGP 66.03 overstatement, which an earlier draft of this study contained. Second, the justified multiple is a judgement, not a peer-derived figure.</w:t>
       </w:r>
     </w:p>
     <w:p>
@@ -9420,7 +9420,7 @@
           <w:color w:val="1C3A36"/>
           <w:sz w:val="21"/>
         </w:rPr>
-        <w:t>Revenue is not forecast as a single growth rate applied to a revenue line. The company discloses exactly three reportable segments — Cables and its accessories, Constructions and infrastructure, and Electrical products and digital solutions — with revenue by segment (Note 5-3) that reconciles EXACTLY to consolidated revenue in every one of the three audited years, and segment profit (Note 16) that reconciles to consolidated operating profit through an explicit corporate cost load. None of the three audited filings, including the Q1-2026 interim, discloses a tonnage, unit-volume or order-book figure for any segment, so the forecast is built as a taper on each segment's own recent revenue growth and margin path rather than a reconstructed unit model. Margins are therefore outputs of the build, not inputs to it.</w:t>
+        <w:t>Revenue is not forecast as a single growth rate applied to a revenue line. The company discloses exactly three reportable segments — Cables and its accessories, Constructions and infrastructure, and Electrical products and digital solutions — with revenue by segment (Note 5-3) that reconciles EXACTLY to consolidated revenue in every one of the three audited years, and segment profit (Note 16) that reconciles to consolidated operating profit through an explicit corporate cost load. None of the three audited filings, including the Q1-2026 interim, discloses a tonnage, unit-volume or order-book figure for any segment. The company's own quarterly earnings releases DO, and they are read: Cables is built as a unit model on the disclosed tonnage series times a copper and currency pass-through measured out of that segment's own audited revenue per tonne — 55.4% of FY2025 revenue. Constructions and Electrical products have no unit in any source, so they taper on their own recent revenue growth and margin path. Margins are outputs of the build in all three, not inputs to it.</w:t>
       </w:r>
     </w:p>
     <w:p>
@@ -16064,7 +16064,7 @@
           <w:color w:val="6E7B77"/>
           <w:sz w:val="17"/>
         </w:rPr>
-        <w:t>Figure 3 — discounted-cash-flow fair value per share across the terminal cost of capital and terminal growth. 4 of the 25 cells reach the market price of 130.00, all of them in the corner combining the lowest terminal cost of capital with the highest terminal growth; the grid tops out at 143.24. What it takes to get there is the point: a terminal rate 200bp below the adopted one at the same time as terminal growth at the top of the tested range.</w:t>
+        <w:t>Figure 3 — discounted-cash-flow fair value per share across the terminal cost of capital and terminal growth. 4 of the 25 cells reach the market price of 130.00, all of them in the corner combining the lowest terminal cost of capital with the highest terminal growth; the grid tops out at 221.10. What it takes to get there is the point: a terminal cost of capital 200bp below the adopted one at the same time as terminal growth at the top of the tested range — the two most favourable assumptions in the grid, together.</w:t>
       </w:r>
     </w:p>
     <w:p>
@@ -17936,7 +17936,7 @@
                 <w:color w:val="1C3A36"/>
                 <w:sz w:val="17"/>
               </w:rPr>
-              <w:t>+0.0% from the high — the high IS the +14.1% print of 4 August 2026, one session before the anchor</w:t>
+              <w:t>the high IS this study's own anchor close of 130.00 on 2026-09-03 — the share is AT its 52-week closing high, which is worth stating plainly rather than as a distance from it</w:t>
             </w:r>
           </w:p>
         </w:tc>
@@ -18179,7 +18179,7 @@
           <w:color w:val="1C3A36"/>
           <w:sz w:val="21"/>
         </w:rPr>
-        <w:t>The widths below are calibrated rather than assumed. Tested by walk-forward simulation over nearly five years — 19 independent non-overlapping quarterly windows with origins from 2021-10-05 to 2026-04-12 (the final window runs three months past its origin), each one forecast using only data available before it — outcomes fell inside the stated bands at close to the advertised rate (42% inside the 50% band, 79% inside the 80%, 84% inside the 90%, over those 19 windows). Close is tested rather than asserted: a two-sided exact binomial against each band's own rate returns p = 0.65, 1.00 and 0.43, so on this sample none of the three departs from its stated rate by more than chance would produce — which is a statement about the sample's size as much as about the calibration, and is worth reading that way. And the outcomes were spread evenly across the distribution rather than bunching at one end — a uniformity test returns p = 0.86, comfortably consistent with a well-calibrated forecast. Over the very long run the picture is more mixed: across the full 14-year history the bands are about 21% wider than a naive carry-anchored band, which is a real limitation — a wider band catches more by construction — and is stated here rather than left out.</w:t>
+        <w:t>The widths below are calibrated rather than assumed. Tested by walk-forward simulation over nearly five years — 19 independent non-overlapping quarterly windows with origins from 2021-10-05 to 2026-04-12 (the final window runs three months past its origin), each one forecast using only data available before it — outcomes fell inside the stated bands at close to the advertised rate (42% inside the 50% band, 79% inside the 80%, 84% inside the 90%, over those 19 windows). Close is tested rather than asserted: a two-sided exact binomial against each band's own rate returns p = 0.65, 1.00 and 0.43, so on this sample none of the three departs from its stated rate by more than chance would produce — which is a statement about the sample's size as much as about the calibration, and is worth reading that way. And the outcomes were spread evenly across the distribution rather than bunching at one end — a uniformity test returns p = 0.86, comfortably consistent with a well-calibrated forecast. Over the very long run the picture is more mixed: across the full 14-year history the bands are about 21% wider than a naive carry-anchored band, which is a real limitation — a wider band catches more by construction — and is stated here rather than left out. THE FULL-HISTORY FIGURES ARE DIFFERENT AND BOTH ARE PUBLISHED: over all 57 windows the 90% band caught 91% against the 84% on the five-year window above, and the 50% band 46% against 42%. That is one method measured over two samples and not two answers to one question — the longer window is the better-covered of the two, and a reader comparing this page against a coverage figure quoted elsewhere for this name should check which window it is on before concluding anything from the difference.</w:t>
       </w:r>
     </w:p>
     <w:p>
@@ -19585,7 +19585,7 @@
           <w:color w:val="1C3A36"/>
           <w:sz w:val="21"/>
         </w:rPr>
-        <w:t>The reading we take from this is that the disagreement between the market and the cash-flow model is almost entirely a disagreement about the discount rate, and that this is a genuinely open question rather than a mistake by one side. A company that earns just over half its money on a hard-currency-linked basis, borrows roughly 72% of its book in hard currency at 5.3%, and holds assets in fifteen countries is only partly an Egyptian risk. Charging it the full Egyptian equity risk premium — which is what our primary construction does — is the conservative choice, not the obviously correct one. Charging it none of that premium, which is roughly what the market price implies, is the aggressive one.</w:t>
+        <w:t>The reading we take from this is that the disagreement between the market and the cash-flow model is almost entirely a disagreement about the discount rate, and that this is a genuinely open question rather than a mistake by one side. A company that earns just over half its money on a hard-currency-linked basis, borrows roughly 72% of its book in hard currency at 5.3%, and holds assets in fifteen countries is only partly an Egyptian risk. Charging it a country premium of 3.98% — weighted at 0.5928 for the Egyptian share of operations, and levied FLAT rather than multiplied by beta, which is what our primary construction does — is the conservative choice, not the obviously correct one. Charging it none of that premium, which is roughly what the market price implies, is the aggressive one. Charging the whole 5.17% home premium unweighted, which an earlier construction did and this study retired, would be more conservative still.</w:t>
       </w:r>
     </w:p>
     <w:p>
@@ -21324,7 +21324,7 @@
           <w:color w:val="1C3A36"/>
           <w:sz w:val="21"/>
         </w:rPr>
-        <w:t>Our primary construction charges the full Egyptian equity risk premium to a company earning just over half its money on a hard-currency-linked basis. The alternative construction gives EGP 79.09. We have chosen the conservative reading and shown the other in full rather than splitting the difference silently.</w:t>
+        <w:t>Our primary construction charges beta against a mature-market premium of 4.24% and an Egyptian country premium of 3.98% FLAT beside it [R-COC-03], to a company earning just over half its money on a hard-currency-linked basis. The country charge is weighted at 0.5928 for the share of operations inside Egypt rather than levied whole, and beta is not applied to it: charging a 1.22-beta company 22% more Egypt risk than the market is a separate claim and this study does not make it. The alternative construction gives EGP 79.09. We have chosen the conservative reading and shown the other in full rather than splitting the difference silently.</w:t>
       </w:r>
     </w:p>
     <w:p>
@@ -21338,14 +21338,14 @@
           <w:color w:val="1C3A36"/>
           <w:sz w:val="21"/>
         </w:rPr>
-        <w:t xml:space="preserve">Terminal growth of 9% is EXACTLY zero in real terms. </w:t>
+        <w:t xml:space="preserve">Terminal growth of 9.14% is 2.0% in real terms. </w:t>
       </w:r>
       <w:r>
         <w:rPr>
           <w:color w:val="1C3A36"/>
           <w:sz w:val="21"/>
         </w:rPr>
-        <w:t>The terminal rate embeds 7% inflation and the terminal growth rate is DERIVED from it and a stated real growth of zero, so it is not a nominal figure somebody typed beside an inflation assumption. A 9% nominal terminal growth rate assumes the company stops growing in real terms forever. For a business with a growing hard-currency export franchise that is a conservative assumption, and the 6% and 7% columns of the growth grid are not aggressive.</w:t>
+        <w:t>The terminal rate embeds 7% inflation and the terminal growth rate is DERIVED from it and a STATED real growth of 2.0%: (1+7%)(1+2.0%)-1 = 9.14%, so it is not a nominal figure somebody typed beside an inflation assumption. What that assumes is that the company grows 2.0% a year faster than prices for ever, and that is a CLAIM rather than a neutral choice — it is held below Egypt's long-run real growth, so the company is assumed to cede share of the economy, but it is not zero and this study does not pretend it is. The growth grid runs 7.14% to 11.14%; at its bottom, which is 0.14% real, the cash-flow lens gives EGP 75.53.</w:t>
       </w:r>
     </w:p>
     <w:p>
@@ -27702,7 +27702,7 @@
                 <w:color w:val="1C3A36"/>
                 <w:sz w:val="16"/>
               </w:rPr>
-              <w:t>the forecast tapers on segment revenue growth rather than a reconstructed unit or backlog-burn model</w:t>
+              <w:t>the forecast tapers on segment revenue growth. Cables is the exception and it is the largest segment: it is built as a unit model on the tonnage the company discloses in its own quarterly releases. The backlog is read and not burnt down, because no source discloses the burn profile that would take</w:t>
             </w:r>
           </w:p>
         </w:tc>

--- a/engine/swdy_study/SWDY_Valuation_Study_10-09-2026_public.docx
+++ b/engine/swdy_study/SWDY_Valuation_Study_10-09-2026_public.docx
@@ -7426,7 +7426,7 @@
           <w:color w:val="1C3A36"/>
           <w:sz w:val="21"/>
         </w:rPr>
-        <w:t>A justified price-to-book multiple is (return on equity − growth) ÷ (cost of equity − growth). It is priced at the PERPETUAL (terminal) cost of equity of 16.9% — a steady-state multiple takes a steady-state rate, not a five-year transitional one. (An earlier wording called this figure an 'average' of the two windows, which it never was; the actual average, 22.5%, is the construction behind this lens's published bear bound of 36.88.) That gives 1.9× book, or EGP 66.61 per share at the anchor. This is the weakest of the four lenses for this company and carries the lowest weight, for a specific reason: three years of currency translation have moved reported book value in ways that have little to do with the earning power of the assets, and a group whose value sits in an order book and a brand is poorly described by its balance sheet. It is retained because it is the lens that disagrees most, and a lens that only ever agrees is not doing any work.</w:t>
+        <w:t>A justified price-to-book multiple is (return on equity − growth) ÷ (cost of equity − growth). It is priced at the PERPETUAL (terminal) cost of equity of 16.9% — a steady-state multiple takes a steady-state rate, not a five-year transitional one. (An earlier wording called this figure an 'average' of the two windows, which it never was; the actual average, 22.5%, is the construction behind this lens's published bear bound of 36.88.) That gives 1.9× book, or EGP 66.61 per share at the anchor. This is the weakest of the four lenses for this company — it is published as a disclosed FLOOR and is never weighted, because nothing here is weighted — for a specific reason: three years of currency translation have moved reported book value in ways that have little to do with the earning power of the assets, and a group whose value sits in an order book and a brand is poorly described by its balance sheet. It is retained because it is the lens that disagrees most, and a lens that only ever agrees is not doing any work.</w:t>
       </w:r>
     </w:p>
     <w:p>
@@ -9015,7 +9015,7 @@
                 <w:color w:val="1C3A36"/>
                 <w:sz w:val="17"/>
               </w:rPr>
-              <w:t>not published for this class</w:t>
+              <w:t>RETIRED for this class — computed and shown, never weighted</w:t>
             </w:r>
           </w:p>
         </w:tc>
@@ -21324,7 +21324,7 @@
           <w:color w:val="1C3A36"/>
           <w:sz w:val="21"/>
         </w:rPr>
-        <w:t>Our primary construction charges beta against a mature-market premium of 4.24% and an Egyptian country premium of 3.98% FLAT beside it [R-COC-03], to a company earning just over half its money on a hard-currency-linked basis. The country charge is weighted at 0.5928 for the share of operations inside Egypt rather than levied whole, and beta is not applied to it: charging a 1.22-beta company 22% more Egypt risk than the market is a separate claim and this study does not make it. The alternative construction gives EGP 79.09. We have chosen the conservative reading and shown the other in full rather than splitting the difference silently.</w:t>
+        <w:t>Our primary construction charges beta against a mature-market premium of 4.24% and an Egyptian country premium of 3.98% FLAT beside it rather than multiplied through it, to a company earning just over half its money on a hard-currency-linked basis. The country charge is weighted at 0.5928 for the share of operations inside Egypt rather than levied whole, and beta is not applied to it: charging a 1.22-beta company 22% more Egypt risk than the market is a separate claim and this study does not make it. The alternative construction gives EGP 79.09. We have chosen the conservative reading and shown the other in full rather than splitting the difference silently.</w:t>
       </w:r>
     </w:p>
     <w:p>
@@ -27182,7 +27182,7 @@
           <w:color w:val="1C3A36"/>
           <w:sz w:val="21"/>
         </w:rPr>
-        <w:t>The absence of a clean comparable is itself a finding. This is a diversified industrial group with a manufacturing business, a contracting business and an infrastructure portfolio, listed in a frontier market, earning just over half its revenue on a hard-currency-linked basis. Any single peer multiple applied to it imports assumptions about country risk that the cash-flow model tests explicitly. That is why the relative lens carries a fifth of the weight and not more.</w:t>
+        <w:t>The absence of a clean comparable is itself a finding. This is a diversified industrial group with a manufacturing business, a contracting business and an infrastructure portfolio, listed in a frontier market, earning just over half its revenue on a hard-currency-linked basis. Any single peer multiple applied to it imports assumptions about country risk that the cash-flow model tests explicitly. That is why the relative lens is published BESIDE the central at its own value rather than averaged into it: it carries no weight, because there is no weighting. A reader who thinks the imported multiple is the better guide can read it off the page unmixed, which is the point of showing it.</w:t>
       </w:r>
     </w:p>
     <w:p>
